--- a/backend/templates/GSSG-HR_300-010B_Employee_Job_Description.docx
+++ b/backend/templates/GSSG-HR_300-010B_Employee_Job_Description.docx
@@ -4,318 +4,5250 @@
   <w:body>
     <w:p>
       <w:pPr>
-        <w:jc w:val="center"/>
+        <w:autoSpaceDN w:val="0"/>
+        <w:autoSpaceDE w:val="0"/>
+        <w:widowControl/>
+        <w:spacing w:line="220" w:lineRule="exact" w:before="0" w:after="80"/>
+        <w:ind w:left="0" w:right="0"/>
       </w:pPr>
-      <w:r>
-        <w:rPr>
-          <w:b/>
-          <w:sz w:val="28"/>
-        </w:rPr>
-        <w:t>Global Security Services Group</w:t>
-        <w:br/>
-        <w:t>Employee Job Description</w:t>
-        <w:br/>
-        <w:t>GSSG-HR 300-010</w:t>
-      </w:r>
-    </w:p>
-    <w:p>
-      <w:r>
-        <w:rPr>
-          <w:i/>
-        </w:rPr>
-        <w:t>Proposed template — awaiting review. Source issue date 21-09-2026. Generated from the GSSG-HR PDF intake for in-app tokenized filling.</w:t>
-      </w:r>
     </w:p>
     <w:tbl>
       <w:tblPr>
-        <w:tblStyle w:val="TableGrid"/>
         <w:tblW w:type="auto" w:w="0"/>
+        <w:tblLayout w:type="fixed"/>
         <w:tblLook w:firstColumn="1" w:firstRow="1" w:lastColumn="0" w:lastRow="0" w:noHBand="0" w:noVBand="1" w:val="04A0"/>
+        <w:tblInd w:w="400.0" w:type="dxa"/>
       </w:tblPr>
       <w:tblGrid>
-        <w:gridCol w:w="4320"/>
-        <w:gridCol w:w="4320"/>
+        <w:gridCol w:w="2256"/>
+        <w:gridCol w:w="2256"/>
+        <w:gridCol w:w="2256"/>
+        <w:gridCol w:w="2256"/>
       </w:tblGrid>
       <w:tr>
+        <w:trPr>
+          <w:trHeight w:hRule="exact" w:val="260"/>
+        </w:trPr>
         <w:tc>
           <w:tcPr>
-            <w:tcW w:type="dxa" w:w="4320"/>
+            <w:tcW w:type="dxa" w:w="3380"/>
+            <w:vMerge w:val="restart"/>
+            <w:tcBorders/>
+            <w:tcMar>
+              <w:start w:w="0" w:type="dxa"/>
+              <w:end w:w="0" w:type="dxa"/>
+            </w:tcMar>
+            <w:tcMar>
+              <w:start w:w="0" w:type="dxa"/>
+              <w:end w:w="0" w:type="dxa"/>
+            </w:tcMar>
+            <w:tcMar>
+              <w:start w:w="0" w:type="dxa"/>
+              <w:end w:w="0" w:type="dxa"/>
+            </w:tcMar>
+            <w:tcMar>
+              <w:start w:w="0" w:type="dxa"/>
+              <w:end w:w="0" w:type="dxa"/>
+            </w:tcMar>
           </w:tcPr>
           <w:p>
+            <w:pPr>
+              <w:autoSpaceDN w:val="0"/>
+              <w:autoSpaceDE w:val="0"/>
+              <w:widowControl/>
+              <w:spacing w:line="240" w:lineRule="auto" w:before="40" w:after="0"/>
+              <w:ind w:left="400" w:right="0" w:firstLine="0"/>
+              <w:jc w:val="left"/>
+            </w:pPr>
             <w:r>
-              <w:t xml:space="preserve">Name / </w:t>
+              <w:drawing>
+                <wp:inline xmlns:a="http://schemas.openxmlformats.org/drawingml/2006/main" xmlns:pic="http://schemas.openxmlformats.org/drawingml/2006/picture">
+                  <wp:extent cx="1727200" cy="571500"/>
+                  <wp:docPr id="1" name="Picture 1"/>
+                  <wp:cNvGraphicFramePr>
+                    <a:graphicFrameLocks noChangeAspect="1"/>
+                  </wp:cNvGraphicFramePr>
+                  <a:graphic>
+                    <a:graphicData uri="http://schemas.openxmlformats.org/drawingml/2006/picture">
+                      <pic:pic>
+                        <pic:nvPicPr>
+                          <pic:cNvPr id="0" name="image.png"/>
+                          <pic:cNvPicPr/>
+                        </pic:nvPicPr>
+                        <pic:blipFill>
+                          <a:blip r:embed="rId9"/>
+                          <a:stretch>
+                            <a:fillRect/>
+                          </a:stretch>
+                        </pic:blipFill>
+                        <pic:spPr>
+                          <a:xfrm>
+                            <a:off x="0" y="0"/>
+                            <a:ext cx="1727200" cy="571500"/>
+                          </a:xfrm>
+                          <a:prstGeom prst="rect"/>
+                        </pic:spPr>
+                      </pic:pic>
+                    </a:graphicData>
+                  </a:graphic>
+                </wp:inline>
+              </w:drawing>
             </w:r>
           </w:p>
         </w:tc>
         <w:tc>
           <w:tcPr>
-            <w:tcW w:type="dxa" w:w="4320"/>
+            <w:tcW w:type="dxa" w:w="4240"/>
+            <w:vMerge w:val="restart"/>
+            <w:tcBorders/>
+            <w:tcMar>
+              <w:start w:w="0" w:type="dxa"/>
+              <w:end w:w="0" w:type="dxa"/>
+            </w:tcMar>
+            <w:tcMar>
+              <w:start w:w="0" w:type="dxa"/>
+              <w:end w:w="0" w:type="dxa"/>
+            </w:tcMar>
           </w:tcPr>
           <w:p>
+            <w:pPr>
+              <w:autoSpaceDN w:val="0"/>
+              <w:autoSpaceDE w:val="0"/>
+              <w:widowControl/>
+              <w:spacing w:line="230" w:lineRule="auto" w:before="0" w:after="0"/>
+              <w:ind w:left="0" w:right="0" w:firstLine="0"/>
+              <w:jc w:val="center"/>
+            </w:pPr>
             <w:r>
               <w:rPr>
-                <w:sz w:val="20"/>
+                <w:rFonts w:ascii="Univers" w:hAnsi="Univers" w:eastAsia="Univers"/>
+                <w:b/>
+                <w:i w:val="0"/>
+                <w:color w:val="000000"/>
+                <w:sz w:val="24"/>
               </w:rPr>
-              <w:t>{{ name }}</w:t>
+              <w:t xml:space="preserve">Global Security Services Group </w:t>
+            </w:r>
+          </w:p>
+        </w:tc>
+        <w:tc>
+          <w:tcPr>
+            <w:tcW w:type="dxa" w:w="1920"/>
+            <w:vMerge w:val="restart"/>
+            <w:tcBorders/>
+            <w:tcMar>
+              <w:start w:w="0" w:type="dxa"/>
+              <w:end w:w="0" w:type="dxa"/>
+            </w:tcMar>
+            <w:tcMar>
+              <w:start w:w="0" w:type="dxa"/>
+              <w:end w:w="0" w:type="dxa"/>
+            </w:tcMar>
+          </w:tcPr>
+          <w:p>
+            <w:pPr>
+              <w:autoSpaceDN w:val="0"/>
+              <w:autoSpaceDE w:val="0"/>
+              <w:widowControl/>
+              <w:spacing w:line="197" w:lineRule="auto" w:before="48" w:after="0"/>
+              <w:ind w:left="336" w:right="0" w:firstLine="0"/>
+              <w:jc w:val="left"/>
+            </w:pPr>
+            <w:r>
+              <w:rPr>
+                <w:rFonts w:ascii="Calibri" w:hAnsi="Calibri" w:eastAsia="Calibri"/>
+                <w:b/>
+                <w:i w:val="0"/>
+                <w:color w:val="000000"/>
+                <w:sz w:val="24"/>
+              </w:rPr>
+              <w:t xml:space="preserve">Date of Issue </w:t>
+            </w:r>
+          </w:p>
+        </w:tc>
+        <w:tc>
+          <w:tcPr>
+            <w:tcW w:type="dxa" w:w="1660"/>
+            <w:tcBorders/>
+            <w:tcMar>
+              <w:start w:w="0" w:type="dxa"/>
+              <w:end w:w="0" w:type="dxa"/>
+            </w:tcMar>
+          </w:tcPr>
+          <w:p>
+            <w:pPr>
+              <w:autoSpaceDN w:val="0"/>
+              <w:autoSpaceDE w:val="0"/>
+              <w:widowControl/>
+              <w:spacing w:line="197" w:lineRule="auto" w:before="40" w:after="0"/>
+              <w:ind w:left="0" w:right="0" w:firstLine="0"/>
+              <w:jc w:val="center"/>
+            </w:pPr>
+            <w:r>
+              <w:rPr>
+                <w:rFonts w:ascii="Calibri" w:hAnsi="Calibri" w:eastAsia="Calibri"/>
+                <w:b w:val="0"/>
+                <w:i w:val="0"/>
+                <w:color w:val="000000"/>
+                <w:sz w:val="22"/>
+              </w:rPr>
+              <w:t xml:space="preserve">21-09-2026 </w:t>
             </w:r>
           </w:p>
         </w:tc>
       </w:tr>
       <w:tr>
+        <w:trPr>
+          <w:trHeight w:hRule="exact" w:val="83"/>
+        </w:trPr>
         <w:tc>
           <w:tcPr>
-            <w:tcW w:type="dxa" w:w="4320"/>
+            <w:tcW w:type="dxa" w:w="2256"/>
+            <w:vMerge/>
+            <w:tcBorders/>
+          </w:tcPr>
+          <w:p/>
+        </w:tc>
+        <w:tc>
+          <w:tcPr>
+            <w:tcW w:type="dxa" w:w="2256"/>
+            <w:vMerge/>
+            <w:tcBorders/>
+          </w:tcPr>
+          <w:p/>
+        </w:tc>
+        <w:tc>
+          <w:tcPr>
+            <w:tcW w:type="dxa" w:w="2256"/>
+            <w:vMerge/>
+            <w:tcBorders/>
+          </w:tcPr>
+          <w:p/>
+        </w:tc>
+        <w:tc>
+          <w:tcPr>
+            <w:tcW w:type="dxa" w:w="1660"/>
+            <w:vMerge w:val="restart"/>
+            <w:tcBorders/>
+            <w:tcMar>
+              <w:start w:w="0" w:type="dxa"/>
+              <w:end w:w="0" w:type="dxa"/>
+            </w:tcMar>
+            <w:tcMar>
+              <w:start w:w="0" w:type="dxa"/>
+              <w:end w:w="0" w:type="dxa"/>
+            </w:tcMar>
           </w:tcPr>
           <w:p>
+            <w:pPr>
+              <w:autoSpaceDN w:val="0"/>
+              <w:autoSpaceDE w:val="0"/>
+              <w:widowControl/>
+              <w:spacing w:line="197" w:lineRule="auto" w:before="136" w:after="0"/>
+              <w:ind w:left="276" w:right="0" w:firstLine="0"/>
+              <w:jc w:val="left"/>
+            </w:pPr>
             <w:r>
-              <w:t xml:space="preserve">Employee Id / </w:t>
+              <w:rPr>
+                <w:rFonts w:ascii="Calibri" w:hAnsi="Calibri" w:eastAsia="Calibri"/>
+                <w:b w:val="0"/>
+                <w:i w:val="0"/>
+                <w:color w:val="000000"/>
+                <w:sz w:val="22"/>
+              </w:rPr>
+              <w:t xml:space="preserve">02 </w:t>
+            </w:r>
+          </w:p>
+        </w:tc>
+      </w:tr>
+      <w:tr>
+        <w:trPr>
+          <w:trHeight w:hRule="exact" w:val="277"/>
+        </w:trPr>
+        <w:tc>
+          <w:tcPr>
+            <w:tcW w:type="dxa" w:w="2256"/>
+            <w:vMerge/>
+            <w:tcBorders/>
+          </w:tcPr>
+          <w:p/>
+        </w:tc>
+        <w:tc>
+          <w:tcPr>
+            <w:tcW w:type="dxa" w:w="4240"/>
+            <w:tcBorders/>
+            <w:tcMar>
+              <w:start w:w="0" w:type="dxa"/>
+              <w:end w:w="0" w:type="dxa"/>
+            </w:tcMar>
+          </w:tcPr>
+          <w:p>
+            <w:pPr>
+              <w:autoSpaceDN w:val="0"/>
+              <w:autoSpaceDE w:val="0"/>
+              <w:widowControl/>
+              <w:spacing w:line="197" w:lineRule="auto" w:before="36" w:after="0"/>
+              <w:ind w:left="286" w:right="0" w:firstLine="0"/>
+              <w:jc w:val="left"/>
+            </w:pPr>
+            <w:r>
+              <w:rPr>
+                <w:rFonts w:ascii="Calibri" w:hAnsi="Calibri" w:eastAsia="Calibri"/>
+                <w:b/>
+                <w:i w:val="0"/>
+                <w:color w:val="000000"/>
+                <w:sz w:val="24"/>
+              </w:rPr>
+              <w:t xml:space="preserve">Employee Job Description </w:t>
             </w:r>
           </w:p>
         </w:tc>
         <w:tc>
           <w:tcPr>
-            <w:tcW w:type="dxa" w:w="4320"/>
+            <w:tcW w:type="dxa" w:w="1920"/>
+            <w:tcBorders/>
+            <w:tcMar>
+              <w:start w:w="0" w:type="dxa"/>
+              <w:end w:w="0" w:type="dxa"/>
+            </w:tcMar>
+          </w:tcPr>
+          <w:p>
+            <w:pPr>
+              <w:autoSpaceDN w:val="0"/>
+              <w:autoSpaceDE w:val="0"/>
+              <w:widowControl/>
+              <w:spacing w:line="197" w:lineRule="auto" w:before="36" w:after="0"/>
+              <w:ind w:left="336" w:right="0" w:firstLine="0"/>
+              <w:jc w:val="left"/>
+            </w:pPr>
+            <w:r>
+              <w:rPr>
+                <w:rFonts w:ascii="Calibri" w:hAnsi="Calibri" w:eastAsia="Calibri"/>
+                <w:b/>
+                <w:i w:val="0"/>
+                <w:color w:val="000000"/>
+                <w:sz w:val="24"/>
+              </w:rPr>
+              <w:t xml:space="preserve">Issue No </w:t>
+            </w:r>
+          </w:p>
+        </w:tc>
+        <w:tc>
+          <w:tcPr>
+            <w:tcW w:type="dxa" w:w="2256"/>
+            <w:vMerge/>
+            <w:tcBorders/>
+          </w:tcPr>
+          <w:p/>
+        </w:tc>
+      </w:tr>
+      <w:tr>
+        <w:trPr>
+          <w:trHeight w:hRule="exact" w:val="426"/>
+        </w:trPr>
+        <w:tc>
+          <w:tcPr>
+            <w:tcW w:type="dxa" w:w="2256"/>
+            <w:vMerge/>
+            <w:tcBorders/>
+          </w:tcPr>
+          <w:p/>
+        </w:tc>
+        <w:tc>
+          <w:tcPr>
+            <w:tcW w:type="dxa" w:w="4240"/>
+            <w:tcBorders/>
+            <w:tcMar>
+              <w:start w:w="0" w:type="dxa"/>
+              <w:end w:w="0" w:type="dxa"/>
+            </w:tcMar>
+          </w:tcPr>
+          <w:p>
+            <w:pPr>
+              <w:autoSpaceDN w:val="0"/>
+              <w:autoSpaceDE w:val="0"/>
+              <w:widowControl/>
+              <w:spacing w:line="197" w:lineRule="auto" w:before="126" w:after="0"/>
+              <w:ind w:left="286" w:right="0" w:firstLine="0"/>
+              <w:jc w:val="left"/>
+            </w:pPr>
+            <w:r>
+              <w:rPr>
+                <w:rFonts w:ascii="Calibri" w:hAnsi="Calibri" w:eastAsia="Calibri"/>
+                <w:b/>
+                <w:i w:val="0"/>
+                <w:color w:val="000000"/>
+                <w:sz w:val="24"/>
+              </w:rPr>
+              <w:t xml:space="preserve">GSSG-HR 300-010 </w:t>
+            </w:r>
+          </w:p>
+        </w:tc>
+        <w:tc>
+          <w:tcPr>
+            <w:tcW w:type="dxa" w:w="1920"/>
+            <w:tcBorders/>
+            <w:tcMar>
+              <w:start w:w="0" w:type="dxa"/>
+              <w:end w:w="0" w:type="dxa"/>
+            </w:tcMar>
+          </w:tcPr>
+          <w:p>
+            <w:pPr>
+              <w:autoSpaceDN w:val="0"/>
+              <w:autoSpaceDE w:val="0"/>
+              <w:widowControl/>
+              <w:spacing w:line="197" w:lineRule="auto" w:before="126" w:after="0"/>
+              <w:ind w:left="336" w:right="0" w:firstLine="0"/>
+              <w:jc w:val="left"/>
+            </w:pPr>
+            <w:r>
+              <w:rPr>
+                <w:rFonts w:ascii="Calibri" w:hAnsi="Calibri" w:eastAsia="Calibri"/>
+                <w:b/>
+                <w:i w:val="0"/>
+                <w:color w:val="000000"/>
+                <w:sz w:val="24"/>
+              </w:rPr>
+              <w:t xml:space="preserve">Revision: </w:t>
+            </w:r>
+          </w:p>
+        </w:tc>
+        <w:tc>
+          <w:tcPr>
+            <w:tcW w:type="dxa" w:w="1660"/>
+            <w:tcBorders/>
+            <w:tcMar>
+              <w:start w:w="0" w:type="dxa"/>
+              <w:end w:w="0" w:type="dxa"/>
+            </w:tcMar>
+          </w:tcPr>
+          <w:p>
+            <w:pPr>
+              <w:autoSpaceDN w:val="0"/>
+              <w:autoSpaceDE w:val="0"/>
+              <w:widowControl/>
+              <w:spacing w:line="197" w:lineRule="auto" w:before="122" w:after="0"/>
+              <w:ind w:left="276" w:right="0" w:firstLine="0"/>
+              <w:jc w:val="left"/>
+            </w:pPr>
+            <w:r>
+              <w:rPr>
+                <w:rFonts w:ascii="Calibri" w:hAnsi="Calibri" w:eastAsia="Calibri"/>
+                <w:b w:val="0"/>
+                <w:i w:val="0"/>
+                <w:color w:val="000000"/>
+                <w:sz w:val="22"/>
+              </w:rPr>
+              <w:t xml:space="preserve">01 </w:t>
+            </w:r>
+          </w:p>
+        </w:tc>
+      </w:tr>
+    </w:tbl>
+    <w:p>
+      <w:pPr>
+        <w:autoSpaceDN w:val="0"/>
+        <w:autoSpaceDE w:val="0"/>
+        <w:widowControl/>
+        <w:spacing w:line="240" w:lineRule="auto" w:before="294" w:after="116"/>
+        <w:ind w:left="1420" w:right="0" w:firstLine="0"/>
+        <w:jc w:val="left"/>
+      </w:pPr>
+      <w:r>
+        <w:drawing>
+          <wp:inline xmlns:a="http://schemas.openxmlformats.org/drawingml/2006/main" xmlns:pic="http://schemas.openxmlformats.org/drawingml/2006/picture">
+            <wp:extent cx="6654800" cy="215900"/>
+            <wp:docPr id="2" name="Picture 2"/>
+            <wp:cNvGraphicFramePr>
+              <a:graphicFrameLocks noChangeAspect="1"/>
+            </wp:cNvGraphicFramePr>
+            <a:graphic>
+              <a:graphicData uri="http://schemas.openxmlformats.org/drawingml/2006/picture">
+                <pic:pic>
+                  <pic:nvPicPr>
+                    <pic:cNvPr id="0" name="image.png"/>
+                    <pic:cNvPicPr/>
+                  </pic:nvPicPr>
+                  <pic:blipFill>
+                    <a:blip r:embed="rId10"/>
+                    <a:stretch>
+                      <a:fillRect/>
+                    </a:stretch>
+                  </pic:blipFill>
+                  <pic:spPr>
+                    <a:xfrm>
+                      <a:off x="0" y="0"/>
+                      <a:ext cx="6654800" cy="215900"/>
+                    </a:xfrm>
+                    <a:prstGeom prst="rect"/>
+                  </pic:spPr>
+                </pic:pic>
+              </a:graphicData>
+            </a:graphic>
+          </wp:inline>
+        </w:drawing>
+      </w:r>
+    </w:p>
+    <w:tbl>
+      <w:tblPr>
+        <w:tblW w:type="auto" w:w="0"/>
+        <w:tblLayout w:type="fixed"/>
+        <w:tblLook w:firstColumn="1" w:firstRow="1" w:lastColumn="0" w:lastRow="0" w:noHBand="0" w:noVBand="1" w:val="04A0"/>
+        <w:tblInd w:w="816.0" w:type="dxa"/>
+      </w:tblPr>
+      <w:tblGrid>
+        <w:gridCol w:w="2256"/>
+        <w:gridCol w:w="2256"/>
+        <w:gridCol w:w="2256"/>
+        <w:gridCol w:w="2256"/>
+      </w:tblGrid>
+      <w:tr>
+        <w:trPr>
+          <w:trHeight w:hRule="exact" w:val="442"/>
+        </w:trPr>
+        <w:tc>
+          <w:tcPr>
+            <w:tcW w:type="dxa" w:w="1910"/>
+            <w:tcBorders>
+              <w:start w:sz="3.1999999999999886" w:val="single" w:color="#000000"/>
+              <w:top w:sz="4.0" w:val="single" w:color="#000000"/>
+              <w:end w:sz="4.0" w:val="single" w:color="#000000"/>
+              <w:bottom w:sz="3.2000000000000455" w:val="single" w:color="#000000"/>
+            </w:tcBorders>
+            <w:shd w:fill="f1f2f1"/>
+            <w:tcMar>
+              <w:start w:w="0" w:type="dxa"/>
+              <w:end w:w="0" w:type="dxa"/>
+            </w:tcMar>
+          </w:tcPr>
+          <w:p>
+            <w:pPr>
+              <w:autoSpaceDN w:val="0"/>
+              <w:autoSpaceDE w:val="0"/>
+              <w:widowControl/>
+              <w:spacing w:line="194" w:lineRule="auto" w:before="138" w:after="0"/>
+              <w:ind w:left="104" w:right="0" w:firstLine="0"/>
+              <w:jc w:val="left"/>
+            </w:pPr>
+            <w:r>
+              <w:rPr>
+                <w:rFonts w:ascii="Calibri" w:hAnsi="Calibri" w:eastAsia="Calibri"/>
+                <w:b/>
+                <w:i w:val="0"/>
+                <w:color w:val="000000"/>
+                <w:sz w:val="20"/>
+              </w:rPr>
+              <w:t xml:space="preserve">Employee Name </w:t>
+            </w:r>
+          </w:p>
+        </w:tc>
+        <w:tc>
+          <w:tcPr>
+            <w:tcW w:type="dxa" w:w="3474"/>
+            <w:tcBorders>
+              <w:start w:sz="4.0" w:val="single" w:color="#000000"/>
+              <w:top w:sz="4.0" w:val="single" w:color="#000000"/>
+              <w:end w:sz="3.199999999999818" w:val="single" w:color="#000000"/>
+              <w:bottom w:sz="3.2000000000000455" w:val="single" w:color="#000000"/>
+            </w:tcBorders>
+            <w:tcMar>
+              <w:start w:w="0" w:type="dxa"/>
+              <w:end w:w="0" w:type="dxa"/>
+            </w:tcMar>
           </w:tcPr>
           <w:p>
             <w:r>
+              <w:t>{{ name }}</w:t>
+            </w:r>
+          </w:p>
+        </w:tc>
+        <w:tc>
+          <w:tcPr>
+            <w:tcW w:type="dxa" w:w="1700"/>
+            <w:tcBorders>
+              <w:start w:sz="3.199999999999818" w:val="single" w:color="#000000"/>
+              <w:top w:sz="4.0" w:val="single" w:color="#000000"/>
+              <w:end w:sz="3.199999999999818" w:val="single" w:color="#000000"/>
+              <w:bottom w:sz="3.2000000000000455" w:val="single" w:color="#000000"/>
+            </w:tcBorders>
+            <w:shd w:fill="f1f2f1"/>
+            <w:tcMar>
+              <w:start w:w="0" w:type="dxa"/>
+              <w:end w:w="0" w:type="dxa"/>
+            </w:tcMar>
+          </w:tcPr>
+          <w:p>
+            <w:pPr>
+              <w:autoSpaceDN w:val="0"/>
+              <w:autoSpaceDE w:val="0"/>
+              <w:widowControl/>
+              <w:spacing w:line="194" w:lineRule="auto" w:before="138" w:after="0"/>
+              <w:ind w:left="102" w:right="0" w:firstLine="0"/>
+              <w:jc w:val="left"/>
+            </w:pPr>
+            <w:r>
               <w:rPr>
+                <w:rFonts w:ascii="Calibri" w:hAnsi="Calibri" w:eastAsia="Calibri"/>
+                <w:b/>
+                <w:i w:val="0"/>
+                <w:color w:val="000000"/>
                 <w:sz w:val="20"/>
               </w:rPr>
+              <w:t xml:space="preserve">Employee ID </w:t>
+            </w:r>
+          </w:p>
+        </w:tc>
+        <w:tc>
+          <w:tcPr>
+            <w:tcW w:type="dxa" w:w="3460"/>
+            <w:tcBorders>
+              <w:start w:sz="3.199999999999818" w:val="single" w:color="#000000"/>
+              <w:top w:sz="4.0" w:val="single" w:color="#000000"/>
+              <w:end w:sz="4.0" w:val="single" w:color="#000000"/>
+              <w:bottom w:sz="3.2000000000000455" w:val="single" w:color="#000000"/>
+            </w:tcBorders>
+            <w:tcMar>
+              <w:start w:w="0" w:type="dxa"/>
+              <w:end w:w="0" w:type="dxa"/>
+            </w:tcMar>
+          </w:tcPr>
+          <w:p>
+            <w:r>
               <w:t>{{ employee_id }}</w:t>
             </w:r>
           </w:p>
         </w:tc>
       </w:tr>
       <w:tr>
+        <w:trPr>
+          <w:trHeight w:hRule="exact" w:val="442"/>
+        </w:trPr>
         <w:tc>
           <w:tcPr>
-            <w:tcW w:type="dxa" w:w="4320"/>
+            <w:tcW w:type="dxa" w:w="1910"/>
+            <w:tcBorders>
+              <w:start w:sz="3.1999999999999886" w:val="single" w:color="#000000"/>
+              <w:top w:sz="3.2000000000000455" w:val="single" w:color="#000000"/>
+              <w:end w:sz="4.0" w:val="single" w:color="#000000"/>
+              <w:bottom w:sz="4.0" w:val="single" w:color="#000000"/>
+            </w:tcBorders>
+            <w:shd w:fill="f1f2f1"/>
+            <w:tcMar>
+              <w:start w:w="0" w:type="dxa"/>
+              <w:end w:w="0" w:type="dxa"/>
+            </w:tcMar>
           </w:tcPr>
           <w:p>
+            <w:pPr>
+              <w:autoSpaceDN w:val="0"/>
+              <w:autoSpaceDE w:val="0"/>
+              <w:widowControl/>
+              <w:spacing w:line="197" w:lineRule="auto" w:before="136" w:after="0"/>
+              <w:ind w:left="104" w:right="0" w:firstLine="0"/>
+              <w:jc w:val="left"/>
+            </w:pPr>
             <w:r>
-              <w:t xml:space="preserve">Designation / </w:t>
+              <w:rPr>
+                <w:rFonts w:ascii="Calibri" w:hAnsi="Calibri" w:eastAsia="Calibri"/>
+                <w:b/>
+                <w:i w:val="0"/>
+                <w:color w:val="000000"/>
+                <w:sz w:val="20"/>
+              </w:rPr>
+              <w:t xml:space="preserve">Designation </w:t>
             </w:r>
           </w:p>
         </w:tc>
         <w:tc>
           <w:tcPr>
-            <w:tcW w:type="dxa" w:w="4320"/>
+            <w:tcW w:type="dxa" w:w="3474"/>
+            <w:tcBorders>
+              <w:start w:sz="4.0" w:val="single" w:color="#000000"/>
+              <w:top w:sz="3.2000000000000455" w:val="single" w:color="#000000"/>
+              <w:end w:sz="3.199999999999818" w:val="single" w:color="#000000"/>
+              <w:bottom w:sz="4.0" w:val="single" w:color="#000000"/>
+            </w:tcBorders>
+            <w:tcMar>
+              <w:start w:w="0" w:type="dxa"/>
+              <w:end w:w="0" w:type="dxa"/>
+            </w:tcMar>
           </w:tcPr>
           <w:p>
             <w:r>
-              <w:rPr>
-                <w:sz w:val="20"/>
-              </w:rPr>
               <w:t>{{ designation }}</w:t>
-            </w:r>
-          </w:p>
-        </w:tc>
-      </w:tr>
-      <w:tr>
-        <w:tc>
-          <w:tcPr>
-            <w:tcW w:type="dxa" w:w="4320"/>
-          </w:tcPr>
-          <w:p>
-            <w:r>
-              <w:t xml:space="preserve">Location / </w:t>
             </w:r>
           </w:p>
         </w:tc>
         <w:tc>
           <w:tcPr>
-            <w:tcW w:type="dxa" w:w="4320"/>
+            <w:tcW w:type="dxa" w:w="1700"/>
+            <w:tcBorders>
+              <w:start w:sz="3.199999999999818" w:val="single" w:color="#000000"/>
+              <w:top w:sz="3.2000000000000455" w:val="single" w:color="#000000"/>
+              <w:end w:sz="3.199999999999818" w:val="single" w:color="#000000"/>
+              <w:bottom w:sz="4.0" w:val="single" w:color="#000000"/>
+            </w:tcBorders>
+            <w:shd w:fill="f1f2f1"/>
+            <w:tcMar>
+              <w:start w:w="0" w:type="dxa"/>
+              <w:end w:w="0" w:type="dxa"/>
+            </w:tcMar>
+          </w:tcPr>
+          <w:p>
+            <w:pPr>
+              <w:autoSpaceDN w:val="0"/>
+              <w:autoSpaceDE w:val="0"/>
+              <w:widowControl/>
+              <w:spacing w:line="197" w:lineRule="auto" w:before="136" w:after="0"/>
+              <w:ind w:left="102" w:right="0" w:firstLine="0"/>
+              <w:jc w:val="left"/>
+            </w:pPr>
+            <w:r>
+              <w:rPr>
+                <w:rFonts w:ascii="Calibri" w:hAnsi="Calibri" w:eastAsia="Calibri"/>
+                <w:b/>
+                <w:i w:val="0"/>
+                <w:color w:val="000000"/>
+                <w:sz w:val="20"/>
+              </w:rPr>
+              <w:t xml:space="preserve">Location </w:t>
+            </w:r>
+          </w:p>
+        </w:tc>
+        <w:tc>
+          <w:tcPr>
+            <w:tcW w:type="dxa" w:w="3460"/>
+            <w:tcBorders>
+              <w:start w:sz="3.199999999999818" w:val="single" w:color="#000000"/>
+              <w:top w:sz="3.2000000000000455" w:val="single" w:color="#000000"/>
+              <w:end w:sz="4.0" w:val="single" w:color="#000000"/>
+              <w:bottom w:sz="4.0" w:val="single" w:color="#000000"/>
+            </w:tcBorders>
+            <w:tcMar>
+              <w:start w:w="0" w:type="dxa"/>
+              <w:end w:w="0" w:type="dxa"/>
+            </w:tcMar>
           </w:tcPr>
           <w:p>
             <w:r>
-              <w:rPr>
-                <w:sz w:val="20"/>
-              </w:rPr>
               <w:t>{{ location }}</w:t>
             </w:r>
           </w:p>
         </w:tc>
       </w:tr>
       <w:tr>
+        <w:trPr>
+          <w:trHeight w:hRule="exact" w:val="440"/>
+        </w:trPr>
         <w:tc>
           <w:tcPr>
-            <w:tcW w:type="dxa" w:w="4320"/>
+            <w:tcW w:type="dxa" w:w="1910"/>
+            <w:tcBorders>
+              <w:start w:sz="3.1999999999999886" w:val="single" w:color="#000000"/>
+              <w:top w:sz="4.0" w:val="single" w:color="#000000"/>
+              <w:end w:sz="4.0" w:val="single" w:color="#000000"/>
+              <w:bottom w:sz="4.0" w:val="single" w:color="#000000"/>
+            </w:tcBorders>
+            <w:shd w:fill="f1f2f1"/>
+            <w:tcMar>
+              <w:start w:w="0" w:type="dxa"/>
+              <w:end w:w="0" w:type="dxa"/>
+            </w:tcMar>
           </w:tcPr>
           <w:p>
+            <w:pPr>
+              <w:autoSpaceDN w:val="0"/>
+              <w:autoSpaceDE w:val="0"/>
+              <w:widowControl/>
+              <w:spacing w:line="197" w:lineRule="auto" w:before="136" w:after="0"/>
+              <w:ind w:left="104" w:right="0" w:firstLine="0"/>
+              <w:jc w:val="left"/>
+            </w:pPr>
             <w:r>
-              <w:t xml:space="preserve">Department / </w:t>
+              <w:rPr>
+                <w:rFonts w:ascii="Calibri" w:hAnsi="Calibri" w:eastAsia="Calibri"/>
+                <w:b/>
+                <w:i w:val="0"/>
+                <w:color w:val="000000"/>
+                <w:sz w:val="20"/>
+              </w:rPr>
+              <w:t xml:space="preserve">Department </w:t>
             </w:r>
           </w:p>
         </w:tc>
         <w:tc>
           <w:tcPr>
-            <w:tcW w:type="dxa" w:w="4320"/>
+            <w:tcW w:type="dxa" w:w="3474"/>
+            <w:tcBorders>
+              <w:start w:sz="4.0" w:val="single" w:color="#000000"/>
+              <w:top w:sz="4.0" w:val="single" w:color="#000000"/>
+              <w:end w:sz="3.199999999999818" w:val="single" w:color="#000000"/>
+              <w:bottom w:sz="4.0" w:val="single" w:color="#000000"/>
+            </w:tcBorders>
+            <w:tcMar>
+              <w:start w:w="0" w:type="dxa"/>
+              <w:end w:w="0" w:type="dxa"/>
+            </w:tcMar>
           </w:tcPr>
           <w:p>
             <w:r>
+              <w:t>{{ department }}</w:t>
+            </w:r>
+          </w:p>
+        </w:tc>
+        <w:tc>
+          <w:tcPr>
+            <w:tcW w:type="dxa" w:w="1700"/>
+            <w:tcBorders>
+              <w:start w:sz="3.199999999999818" w:val="single" w:color="#000000"/>
+              <w:top w:sz="4.0" w:val="single" w:color="#000000"/>
+              <w:end w:sz="3.199999999999818" w:val="single" w:color="#000000"/>
+              <w:bottom w:sz="4.0" w:val="single" w:color="#000000"/>
+            </w:tcBorders>
+            <w:shd w:fill="f1f2f1"/>
+            <w:tcMar>
+              <w:start w:w="0" w:type="dxa"/>
+              <w:end w:w="0" w:type="dxa"/>
+            </w:tcMar>
+          </w:tcPr>
+          <w:p>
+            <w:pPr>
+              <w:autoSpaceDN w:val="0"/>
+              <w:autoSpaceDE w:val="0"/>
+              <w:widowControl/>
+              <w:spacing w:line="197" w:lineRule="auto" w:before="136" w:after="0"/>
+              <w:ind w:left="102" w:right="0" w:firstLine="0"/>
+              <w:jc w:val="left"/>
+            </w:pPr>
+            <w:r>
               <w:rPr>
+                <w:rFonts w:ascii="Calibri" w:hAnsi="Calibri" w:eastAsia="Calibri"/>
+                <w:b/>
+                <w:i w:val="0"/>
+                <w:color w:val="000000"/>
                 <w:sz w:val="20"/>
               </w:rPr>
-              <w:t>{{ department }}</w:t>
+              <w:t xml:space="preserve">Reporting Line </w:t>
+            </w:r>
+          </w:p>
+        </w:tc>
+        <w:tc>
+          <w:tcPr>
+            <w:tcW w:type="dxa" w:w="3460"/>
+            <w:tcBorders>
+              <w:start w:sz="3.199999999999818" w:val="single" w:color="#000000"/>
+              <w:top w:sz="4.0" w:val="single" w:color="#000000"/>
+              <w:end w:sz="4.0" w:val="single" w:color="#000000"/>
+              <w:bottom w:sz="4.0" w:val="single" w:color="#000000"/>
+            </w:tcBorders>
+            <w:tcMar>
+              <w:start w:w="0" w:type="dxa"/>
+              <w:end w:w="0" w:type="dxa"/>
+            </w:tcMar>
+          </w:tcPr>
+          <w:p>
+            <w:r>
+              <w:t>{{ reporting_line }}</w:t>
+            </w:r>
+          </w:p>
+        </w:tc>
+      </w:tr>
+    </w:tbl>
+    <w:p>
+      <w:pPr>
+        <w:autoSpaceDN w:val="0"/>
+        <w:autoSpaceDE w:val="0"/>
+        <w:widowControl/>
+        <w:spacing w:line="244" w:lineRule="exact" w:before="0" w:after="0"/>
+        <w:ind w:left="0" w:right="0"/>
+      </w:pPr>
+    </w:p>
+    <w:tbl>
+      <w:tblPr>
+        <w:tblW w:type="auto" w:w="0"/>
+        <w:tblLayout w:type="fixed"/>
+        <w:tblLook w:firstColumn="1" w:firstRow="1" w:lastColumn="0" w:lastRow="0" w:noHBand="0" w:noVBand="1" w:val="04A0"/>
+        <w:tblInd w:w="810.0" w:type="dxa"/>
+      </w:tblPr>
+      <w:tblGrid>
+        <w:gridCol w:w="9026"/>
+      </w:tblGrid>
+      <w:tr>
+        <w:trPr>
+          <w:trHeight w:hRule="exact" w:val="358"/>
+        </w:trPr>
+        <w:tc>
+          <w:tcPr>
+            <w:tcW w:type="dxa" w:w="10566"/>
+            <w:tcBorders>
+              <w:start w:sz="4.0" w:val="single" w:color="#000000"/>
+              <w:top w:sz="4.0" w:val="single" w:color="#000000"/>
+              <w:end w:sz="3.199999999999818" w:val="single" w:color="#000000"/>
+              <w:bottom w:sz="4.0" w:val="single" w:color="#000000"/>
+            </w:tcBorders>
+            <w:shd w:fill="c00000"/>
+            <w:tcMar>
+              <w:start w:w="0" w:type="dxa"/>
+              <w:end w:w="0" w:type="dxa"/>
+            </w:tcMar>
+          </w:tcPr>
+          <w:p>
+            <w:pPr>
+              <w:autoSpaceDN w:val="0"/>
+              <w:autoSpaceDE w:val="0"/>
+              <w:widowControl/>
+              <w:spacing w:line="194" w:lineRule="auto" w:before="94" w:after="0"/>
+              <w:ind w:left="100" w:right="0" w:firstLine="0"/>
+              <w:jc w:val="left"/>
+            </w:pPr>
+            <w:r>
+              <w:rPr>
+                <w:rFonts w:ascii="Calibri" w:hAnsi="Calibri" w:eastAsia="Calibri"/>
+                <w:b/>
+                <w:i w:val="0"/>
+                <w:color w:val="FFFFFF"/>
+                <w:sz w:val="20"/>
+              </w:rPr>
+              <w:t xml:space="preserve">Job Summary </w:t>
             </w:r>
           </w:p>
         </w:tc>
       </w:tr>
       <w:tr>
+        <w:trPr>
+          <w:trHeight w:hRule="exact" w:val="540"/>
+        </w:trPr>
         <w:tc>
           <w:tcPr>
-            <w:tcW w:type="dxa" w:w="4320"/>
+            <w:tcW w:type="dxa" w:w="10566"/>
+            <w:tcBorders>
+              <w:start w:sz="4.0" w:val="single" w:color="#000000"/>
+              <w:top w:sz="4.0" w:val="single" w:color="#000000"/>
+              <w:end w:sz="3.199999999999818" w:val="single" w:color="#000000"/>
+              <w:bottom w:sz="4.0" w:val="single" w:color="#000000"/>
+            </w:tcBorders>
+            <w:tcMar>
+              <w:start w:w="0" w:type="dxa"/>
+              <w:end w:w="0" w:type="dxa"/>
+            </w:tcMar>
           </w:tcPr>
           <w:p>
             <w:r>
-              <w:t>Reporting Line / التسلسل الإداري</w:t>
+              <w:t>{{ job_summary }}</w:t>
+            </w:r>
+          </w:p>
+        </w:tc>
+      </w:tr>
+    </w:tbl>
+    <w:p>
+      <w:pPr>
+        <w:autoSpaceDN w:val="0"/>
+        <w:autoSpaceDE w:val="0"/>
+        <w:widowControl/>
+        <w:spacing w:line="240" w:lineRule="exact" w:before="0" w:after="0"/>
+        <w:ind w:left="0" w:right="0"/>
+      </w:pPr>
+    </w:p>
+    <w:tbl>
+      <w:tblPr>
+        <w:tblW w:type="auto" w:w="0"/>
+        <w:tblLayout w:type="fixed"/>
+        <w:tblLook w:firstColumn="1" w:firstRow="1" w:lastColumn="0" w:lastRow="0" w:noHBand="0" w:noVBand="1" w:val="04A0"/>
+        <w:tblInd w:w="810.0" w:type="dxa"/>
+      </w:tblPr>
+      <w:tblGrid>
+        <w:gridCol w:w="4513"/>
+        <w:gridCol w:w="4513"/>
+      </w:tblGrid>
+      <w:tr>
+        <w:trPr>
+          <w:trHeight w:hRule="exact" w:val="354"/>
+        </w:trPr>
+        <w:tc>
+          <w:tcPr>
+            <w:tcW w:type="dxa" w:w="10566"/>
+            <w:gridSpan w:val="2"/>
+            <w:tcBorders>
+              <w:start w:sz="4.0" w:val="single" w:color="#000000"/>
+              <w:top w:sz="4.0" w:val="single" w:color="#000000"/>
+              <w:end w:sz="3.199999999999818" w:val="single" w:color="#000000"/>
+              <w:bottom w:sz="4.0" w:val="single" w:color="#000000"/>
+            </w:tcBorders>
+            <w:shd w:fill="c00000"/>
+            <w:tcMar>
+              <w:start w:w="0" w:type="dxa"/>
+              <w:end w:w="0" w:type="dxa"/>
+            </w:tcMar>
+            <w:tcMar>
+              <w:start w:w="0" w:type="dxa"/>
+              <w:end w:w="0" w:type="dxa"/>
+            </w:tcMar>
+          </w:tcPr>
+          <w:p>
+            <w:pPr>
+              <w:autoSpaceDN w:val="0"/>
+              <w:autoSpaceDE w:val="0"/>
+              <w:widowControl/>
+              <w:spacing w:line="194" w:lineRule="auto" w:before="96" w:after="0"/>
+              <w:ind w:left="100" w:right="0" w:firstLine="0"/>
+              <w:jc w:val="left"/>
+            </w:pPr>
+            <w:r>
+              <w:rPr>
+                <w:rFonts w:ascii="Calibri" w:hAnsi="Calibri" w:eastAsia="Calibri"/>
+                <w:b/>
+                <w:i w:val="0"/>
+                <w:color w:val="FFFFFF"/>
+                <w:sz w:val="20"/>
+              </w:rPr>
+              <w:t xml:space="preserve">Operational Key Performance Areas (KPAs) </w:t>
+            </w:r>
+          </w:p>
+        </w:tc>
+      </w:tr>
+      <w:tr>
+        <w:trPr>
+          <w:trHeight w:hRule="exact" w:val="330"/>
+        </w:trPr>
+        <w:tc>
+          <w:tcPr>
+            <w:tcW w:type="dxa" w:w="634"/>
+            <w:tcBorders>
+              <w:start w:sz="4.0" w:val="single" w:color="#000000"/>
+              <w:top w:sz="4.0" w:val="single" w:color="#000000"/>
+              <w:end w:sz="4.0" w:val="single" w:color="#000000"/>
+              <w:bottom w:sz="4.0" w:val="single" w:color="#000000"/>
+            </w:tcBorders>
+            <w:tcMar>
+              <w:start w:w="0" w:type="dxa"/>
+              <w:end w:w="0" w:type="dxa"/>
+            </w:tcMar>
+          </w:tcPr>
+          <w:p>
+            <w:pPr>
+              <w:autoSpaceDN w:val="0"/>
+              <w:autoSpaceDE w:val="0"/>
+              <w:widowControl/>
+              <w:spacing w:line="197" w:lineRule="auto" w:before="80" w:after="0"/>
+              <w:ind w:left="0" w:right="0" w:firstLine="0"/>
+              <w:jc w:val="center"/>
+            </w:pPr>
+            <w:r>
+              <w:rPr>
+                <w:rFonts w:ascii="Calibri" w:hAnsi="Calibri" w:eastAsia="Calibri"/>
+                <w:b w:val="0"/>
+                <w:i w:val="0"/>
+                <w:color w:val="000000"/>
+                <w:sz w:val="20"/>
+              </w:rPr>
+              <w:t xml:space="preserve">1 </w:t>
             </w:r>
           </w:p>
         </w:tc>
         <w:tc>
           <w:tcPr>
-            <w:tcW w:type="dxa" w:w="4320"/>
+            <w:tcW w:type="dxa" w:w="9932"/>
+            <w:tcBorders>
+              <w:start w:sz="4.0" w:val="single" w:color="#000000"/>
+              <w:top w:sz="4.0" w:val="single" w:color="#000000"/>
+              <w:end w:sz="3.199999999999818" w:val="single" w:color="#000000"/>
+              <w:bottom w:sz="4.0" w:val="single" w:color="#000000"/>
+            </w:tcBorders>
+            <w:tcMar>
+              <w:start w:w="0" w:type="dxa"/>
+              <w:end w:w="0" w:type="dxa"/>
+            </w:tcMar>
           </w:tcPr>
           <w:p>
             <w:r>
-              <w:rPr>
-                <w:sz w:val="20"/>
-              </w:rPr>
-              <w:t>{{ reporting_line }}</w:t>
-            </w:r>
-          </w:p>
-        </w:tc>
-      </w:tr>
-      <w:tr>
-        <w:tc>
-          <w:tcPr>
-            <w:tcW w:type="dxa" w:w="4320"/>
-          </w:tcPr>
-          <w:p>
-            <w:r>
-              <w:t>Job Summary / ملخص الوظيفة</w:t>
-            </w:r>
-          </w:p>
-        </w:tc>
-        <w:tc>
-          <w:tcPr>
-            <w:tcW w:type="dxa" w:w="4320"/>
-          </w:tcPr>
-          <w:p>
-            <w:r>
-              <w:rPr>
-                <w:sz w:val="20"/>
-              </w:rPr>
-              <w:t>{{ job_summary }}</w:t>
-            </w:r>
-          </w:p>
-        </w:tc>
-      </w:tr>
-      <w:tr>
-        <w:tc>
-          <w:tcPr>
-            <w:tcW w:type="dxa" w:w="4320"/>
-          </w:tcPr>
-          <w:p>
-            <w:r>
-              <w:t>Operational Key Performance Areas (KPAs) / مجالات الأداء الرئيسية التشغيلية</w:t>
-            </w:r>
-          </w:p>
-        </w:tc>
-        <w:tc>
-          <w:tcPr>
-            <w:tcW w:type="dxa" w:w="4320"/>
-          </w:tcPr>
-          <w:p>
-            <w:r>
-              <w:rPr>
-                <w:sz w:val="20"/>
-              </w:rPr>
               <w:t>{{ operational_kpas }}</w:t>
             </w:r>
           </w:p>
         </w:tc>
       </w:tr>
       <w:tr>
+        <w:trPr>
+          <w:trHeight w:hRule="exact" w:val="330"/>
+        </w:trPr>
         <w:tc>
           <w:tcPr>
-            <w:tcW w:type="dxa" w:w="4320"/>
+            <w:tcW w:type="dxa" w:w="634"/>
+            <w:tcBorders>
+              <w:start w:sz="4.0" w:val="single" w:color="#000000"/>
+              <w:top w:sz="4.0" w:val="single" w:color="#000000"/>
+              <w:end w:sz="4.0" w:val="single" w:color="#000000"/>
+              <w:bottom w:sz="4.0" w:val="single" w:color="#000000"/>
+            </w:tcBorders>
+            <w:tcMar>
+              <w:start w:w="0" w:type="dxa"/>
+              <w:end w:w="0" w:type="dxa"/>
+            </w:tcMar>
           </w:tcPr>
           <w:p>
+            <w:pPr>
+              <w:autoSpaceDN w:val="0"/>
+              <w:autoSpaceDE w:val="0"/>
+              <w:widowControl/>
+              <w:spacing w:line="194" w:lineRule="auto" w:before="82" w:after="0"/>
+              <w:ind w:left="0" w:right="0" w:firstLine="0"/>
+              <w:jc w:val="center"/>
+            </w:pPr>
             <w:r>
-              <w:t>Key Performance Indicators (KPIs) / مؤشرات الأداء الرئيسية</w:t>
+              <w:rPr>
+                <w:rFonts w:ascii="Calibri" w:hAnsi="Calibri" w:eastAsia="Calibri"/>
+                <w:b w:val="0"/>
+                <w:i w:val="0"/>
+                <w:color w:val="000000"/>
+                <w:sz w:val="20"/>
+              </w:rPr>
+              <w:t xml:space="preserve">2 </w:t>
             </w:r>
           </w:p>
         </w:tc>
         <w:tc>
           <w:tcPr>
-            <w:tcW w:type="dxa" w:w="4320"/>
+            <w:tcW w:type="dxa" w:w="9932"/>
+            <w:tcBorders>
+              <w:start w:sz="4.0" w:val="single" w:color="#000000"/>
+              <w:top w:sz="4.0" w:val="single" w:color="#000000"/>
+              <w:end w:sz="3.199999999999818" w:val="single" w:color="#000000"/>
+              <w:bottom w:sz="4.0" w:val="single" w:color="#000000"/>
+            </w:tcBorders>
+            <w:tcMar>
+              <w:start w:w="0" w:type="dxa"/>
+              <w:end w:w="0" w:type="dxa"/>
+            </w:tcMar>
+          </w:tcPr>
+          <w:p/>
+        </w:tc>
+      </w:tr>
+      <w:tr>
+        <w:trPr>
+          <w:trHeight w:hRule="exact" w:val="330"/>
+        </w:trPr>
+        <w:tc>
+          <w:tcPr>
+            <w:tcW w:type="dxa" w:w="634"/>
+            <w:tcBorders>
+              <w:start w:sz="4.0" w:val="single" w:color="#000000"/>
+              <w:top w:sz="4.0" w:val="single" w:color="#000000"/>
+              <w:end w:sz="4.0" w:val="single" w:color="#000000"/>
+              <w:bottom w:sz="4.0" w:val="single" w:color="#000000"/>
+            </w:tcBorders>
+            <w:tcMar>
+              <w:start w:w="0" w:type="dxa"/>
+              <w:end w:w="0" w:type="dxa"/>
+            </w:tcMar>
+          </w:tcPr>
+          <w:p>
+            <w:pPr>
+              <w:autoSpaceDN w:val="0"/>
+              <w:autoSpaceDE w:val="0"/>
+              <w:widowControl/>
+              <w:spacing w:line="197" w:lineRule="auto" w:before="80" w:after="0"/>
+              <w:ind w:left="0" w:right="0" w:firstLine="0"/>
+              <w:jc w:val="center"/>
+            </w:pPr>
+            <w:r>
+              <w:rPr>
+                <w:rFonts w:ascii="Calibri" w:hAnsi="Calibri" w:eastAsia="Calibri"/>
+                <w:b w:val="0"/>
+                <w:i w:val="0"/>
+                <w:color w:val="000000"/>
+                <w:sz w:val="20"/>
+              </w:rPr>
+              <w:t xml:space="preserve">3 </w:t>
+            </w:r>
+          </w:p>
+        </w:tc>
+        <w:tc>
+          <w:tcPr>
+            <w:tcW w:type="dxa" w:w="9932"/>
+            <w:tcBorders>
+              <w:start w:sz="4.0" w:val="single" w:color="#000000"/>
+              <w:top w:sz="4.0" w:val="single" w:color="#000000"/>
+              <w:end w:sz="3.199999999999818" w:val="single" w:color="#000000"/>
+              <w:bottom w:sz="4.0" w:val="single" w:color="#000000"/>
+            </w:tcBorders>
+            <w:tcMar>
+              <w:start w:w="0" w:type="dxa"/>
+              <w:end w:w="0" w:type="dxa"/>
+            </w:tcMar>
+          </w:tcPr>
+          <w:p/>
+        </w:tc>
+      </w:tr>
+      <w:tr>
+        <w:trPr>
+          <w:trHeight w:hRule="exact" w:val="330"/>
+        </w:trPr>
+        <w:tc>
+          <w:tcPr>
+            <w:tcW w:type="dxa" w:w="634"/>
+            <w:tcBorders>
+              <w:start w:sz="4.0" w:val="single" w:color="#000000"/>
+              <w:top w:sz="4.0" w:val="single" w:color="#000000"/>
+              <w:end w:sz="4.0" w:val="single" w:color="#000000"/>
+              <w:bottom w:sz="4.0" w:val="single" w:color="#000000"/>
+            </w:tcBorders>
+            <w:tcMar>
+              <w:start w:w="0" w:type="dxa"/>
+              <w:end w:w="0" w:type="dxa"/>
+            </w:tcMar>
+          </w:tcPr>
+          <w:p>
+            <w:pPr>
+              <w:autoSpaceDN w:val="0"/>
+              <w:autoSpaceDE w:val="0"/>
+              <w:widowControl/>
+              <w:spacing w:line="194" w:lineRule="auto" w:before="82" w:after="0"/>
+              <w:ind w:left="0" w:right="0" w:firstLine="0"/>
+              <w:jc w:val="center"/>
+            </w:pPr>
+            <w:r>
+              <w:rPr>
+                <w:rFonts w:ascii="Calibri" w:hAnsi="Calibri" w:eastAsia="Calibri"/>
+                <w:b w:val="0"/>
+                <w:i w:val="0"/>
+                <w:color w:val="000000"/>
+                <w:sz w:val="20"/>
+              </w:rPr>
+              <w:t xml:space="preserve">4 </w:t>
+            </w:r>
+          </w:p>
+        </w:tc>
+        <w:tc>
+          <w:tcPr>
+            <w:tcW w:type="dxa" w:w="9932"/>
+            <w:tcBorders>
+              <w:start w:sz="4.0" w:val="single" w:color="#000000"/>
+              <w:top w:sz="4.0" w:val="single" w:color="#000000"/>
+              <w:end w:sz="3.199999999999818" w:val="single" w:color="#000000"/>
+              <w:bottom w:sz="4.0" w:val="single" w:color="#000000"/>
+            </w:tcBorders>
+            <w:tcMar>
+              <w:start w:w="0" w:type="dxa"/>
+              <w:end w:w="0" w:type="dxa"/>
+            </w:tcMar>
+          </w:tcPr>
+          <w:p/>
+        </w:tc>
+      </w:tr>
+      <w:tr>
+        <w:trPr>
+          <w:trHeight w:hRule="exact" w:val="330"/>
+        </w:trPr>
+        <w:tc>
+          <w:tcPr>
+            <w:tcW w:type="dxa" w:w="634"/>
+            <w:tcBorders>
+              <w:start w:sz="4.0" w:val="single" w:color="#000000"/>
+              <w:top w:sz="4.0" w:val="single" w:color="#000000"/>
+              <w:end w:sz="4.0" w:val="single" w:color="#000000"/>
+              <w:bottom w:sz="4.0" w:val="single" w:color="#000000"/>
+            </w:tcBorders>
+            <w:tcMar>
+              <w:start w:w="0" w:type="dxa"/>
+              <w:end w:w="0" w:type="dxa"/>
+            </w:tcMar>
+          </w:tcPr>
+          <w:p>
+            <w:pPr>
+              <w:autoSpaceDN w:val="0"/>
+              <w:autoSpaceDE w:val="0"/>
+              <w:widowControl/>
+              <w:spacing w:line="197" w:lineRule="auto" w:before="80" w:after="0"/>
+              <w:ind w:left="0" w:right="0" w:firstLine="0"/>
+              <w:jc w:val="center"/>
+            </w:pPr>
+            <w:r>
+              <w:rPr>
+                <w:rFonts w:ascii="Calibri" w:hAnsi="Calibri" w:eastAsia="Calibri"/>
+                <w:b w:val="0"/>
+                <w:i w:val="0"/>
+                <w:color w:val="000000"/>
+                <w:sz w:val="20"/>
+              </w:rPr>
+              <w:t xml:space="preserve">5 </w:t>
+            </w:r>
+          </w:p>
+        </w:tc>
+        <w:tc>
+          <w:tcPr>
+            <w:tcW w:type="dxa" w:w="9932"/>
+            <w:tcBorders>
+              <w:start w:sz="4.0" w:val="single" w:color="#000000"/>
+              <w:top w:sz="4.0" w:val="single" w:color="#000000"/>
+              <w:end w:sz="3.199999999999818" w:val="single" w:color="#000000"/>
+              <w:bottom w:sz="4.0" w:val="single" w:color="#000000"/>
+            </w:tcBorders>
+            <w:tcMar>
+              <w:start w:w="0" w:type="dxa"/>
+              <w:end w:w="0" w:type="dxa"/>
+            </w:tcMar>
+          </w:tcPr>
+          <w:p/>
+        </w:tc>
+      </w:tr>
+      <w:tr>
+        <w:trPr>
+          <w:trHeight w:hRule="exact" w:val="330"/>
+        </w:trPr>
+        <w:tc>
+          <w:tcPr>
+            <w:tcW w:type="dxa" w:w="634"/>
+            <w:tcBorders>
+              <w:start w:sz="4.0" w:val="single" w:color="#000000"/>
+              <w:top w:sz="4.0" w:val="single" w:color="#000000"/>
+              <w:end w:sz="4.0" w:val="single" w:color="#000000"/>
+              <w:bottom w:sz="4.0" w:val="single" w:color="#000000"/>
+            </w:tcBorders>
+            <w:tcMar>
+              <w:start w:w="0" w:type="dxa"/>
+              <w:end w:w="0" w:type="dxa"/>
+            </w:tcMar>
+          </w:tcPr>
+          <w:p>
+            <w:pPr>
+              <w:autoSpaceDN w:val="0"/>
+              <w:autoSpaceDE w:val="0"/>
+              <w:widowControl/>
+              <w:spacing w:line="194" w:lineRule="auto" w:before="82" w:after="0"/>
+              <w:ind w:left="0" w:right="0" w:firstLine="0"/>
+              <w:jc w:val="center"/>
+            </w:pPr>
+            <w:r>
+              <w:rPr>
+                <w:rFonts w:ascii="Calibri" w:hAnsi="Calibri" w:eastAsia="Calibri"/>
+                <w:b w:val="0"/>
+                <w:i w:val="0"/>
+                <w:color w:val="000000"/>
+                <w:sz w:val="20"/>
+              </w:rPr>
+              <w:t xml:space="preserve">6 </w:t>
+            </w:r>
+          </w:p>
+        </w:tc>
+        <w:tc>
+          <w:tcPr>
+            <w:tcW w:type="dxa" w:w="9932"/>
+            <w:tcBorders>
+              <w:start w:sz="4.0" w:val="single" w:color="#000000"/>
+              <w:top w:sz="4.0" w:val="single" w:color="#000000"/>
+              <w:end w:sz="3.199999999999818" w:val="single" w:color="#000000"/>
+              <w:bottom w:sz="4.0" w:val="single" w:color="#000000"/>
+            </w:tcBorders>
+            <w:tcMar>
+              <w:start w:w="0" w:type="dxa"/>
+              <w:end w:w="0" w:type="dxa"/>
+            </w:tcMar>
+          </w:tcPr>
+          <w:p/>
+        </w:tc>
+      </w:tr>
+      <w:tr>
+        <w:trPr>
+          <w:trHeight w:hRule="exact" w:val="330"/>
+        </w:trPr>
+        <w:tc>
+          <w:tcPr>
+            <w:tcW w:type="dxa" w:w="634"/>
+            <w:tcBorders>
+              <w:start w:sz="4.0" w:val="single" w:color="#000000"/>
+              <w:top w:sz="4.0" w:val="single" w:color="#000000"/>
+              <w:end w:sz="4.0" w:val="single" w:color="#000000"/>
+              <w:bottom w:sz="4.0" w:val="single" w:color="#000000"/>
+            </w:tcBorders>
+            <w:tcMar>
+              <w:start w:w="0" w:type="dxa"/>
+              <w:end w:w="0" w:type="dxa"/>
+            </w:tcMar>
+          </w:tcPr>
+          <w:p>
+            <w:pPr>
+              <w:autoSpaceDN w:val="0"/>
+              <w:autoSpaceDE w:val="0"/>
+              <w:widowControl/>
+              <w:spacing w:line="197" w:lineRule="auto" w:before="80" w:after="0"/>
+              <w:ind w:left="0" w:right="0" w:firstLine="0"/>
+              <w:jc w:val="center"/>
+            </w:pPr>
+            <w:r>
+              <w:rPr>
+                <w:rFonts w:ascii="Calibri" w:hAnsi="Calibri" w:eastAsia="Calibri"/>
+                <w:b w:val="0"/>
+                <w:i w:val="0"/>
+                <w:color w:val="000000"/>
+                <w:sz w:val="20"/>
+              </w:rPr>
+              <w:t xml:space="preserve">7 </w:t>
+            </w:r>
+          </w:p>
+        </w:tc>
+        <w:tc>
+          <w:tcPr>
+            <w:tcW w:type="dxa" w:w="9932"/>
+            <w:tcBorders>
+              <w:start w:sz="4.0" w:val="single" w:color="#000000"/>
+              <w:top w:sz="4.0" w:val="single" w:color="#000000"/>
+              <w:end w:sz="3.199999999999818" w:val="single" w:color="#000000"/>
+              <w:bottom w:sz="4.0" w:val="single" w:color="#000000"/>
+            </w:tcBorders>
+            <w:tcMar>
+              <w:start w:w="0" w:type="dxa"/>
+              <w:end w:w="0" w:type="dxa"/>
+            </w:tcMar>
+          </w:tcPr>
+          <w:p/>
+        </w:tc>
+      </w:tr>
+      <w:tr>
+        <w:trPr>
+          <w:trHeight w:hRule="exact" w:val="330"/>
+        </w:trPr>
+        <w:tc>
+          <w:tcPr>
+            <w:tcW w:type="dxa" w:w="634"/>
+            <w:tcBorders>
+              <w:start w:sz="4.0" w:val="single" w:color="#000000"/>
+              <w:top w:sz="4.0" w:val="single" w:color="#000000"/>
+              <w:end w:sz="4.0" w:val="single" w:color="#000000"/>
+              <w:bottom w:sz="4.0" w:val="single" w:color="#000000"/>
+            </w:tcBorders>
+            <w:tcMar>
+              <w:start w:w="0" w:type="dxa"/>
+              <w:end w:w="0" w:type="dxa"/>
+            </w:tcMar>
+          </w:tcPr>
+          <w:p>
+            <w:pPr>
+              <w:autoSpaceDN w:val="0"/>
+              <w:autoSpaceDE w:val="0"/>
+              <w:widowControl/>
+              <w:spacing w:line="194" w:lineRule="auto" w:before="82" w:after="0"/>
+              <w:ind w:left="0" w:right="0" w:firstLine="0"/>
+              <w:jc w:val="center"/>
+            </w:pPr>
+            <w:r>
+              <w:rPr>
+                <w:rFonts w:ascii="Calibri" w:hAnsi="Calibri" w:eastAsia="Calibri"/>
+                <w:b w:val="0"/>
+                <w:i w:val="0"/>
+                <w:color w:val="000000"/>
+                <w:sz w:val="20"/>
+              </w:rPr>
+              <w:t xml:space="preserve">8 </w:t>
+            </w:r>
+          </w:p>
+        </w:tc>
+        <w:tc>
+          <w:tcPr>
+            <w:tcW w:type="dxa" w:w="9932"/>
+            <w:tcBorders>
+              <w:start w:sz="4.0" w:val="single" w:color="#000000"/>
+              <w:top w:sz="4.0" w:val="single" w:color="#000000"/>
+              <w:end w:sz="3.199999999999818" w:val="single" w:color="#000000"/>
+              <w:bottom w:sz="4.0" w:val="single" w:color="#000000"/>
+            </w:tcBorders>
+            <w:tcMar>
+              <w:start w:w="0" w:type="dxa"/>
+              <w:end w:w="0" w:type="dxa"/>
+            </w:tcMar>
+          </w:tcPr>
+          <w:p/>
+        </w:tc>
+      </w:tr>
+      <w:tr>
+        <w:trPr>
+          <w:trHeight w:hRule="exact" w:val="332"/>
+        </w:trPr>
+        <w:tc>
+          <w:tcPr>
+            <w:tcW w:type="dxa" w:w="634"/>
+            <w:tcBorders>
+              <w:start w:sz="4.0" w:val="single" w:color="#000000"/>
+              <w:top w:sz="4.0" w:val="single" w:color="#000000"/>
+              <w:end w:sz="4.0" w:val="single" w:color="#000000"/>
+              <w:bottom w:sz="3.199999999999818" w:val="single" w:color="#000000"/>
+            </w:tcBorders>
+            <w:tcMar>
+              <w:start w:w="0" w:type="dxa"/>
+              <w:end w:w="0" w:type="dxa"/>
+            </w:tcMar>
+          </w:tcPr>
+          <w:p>
+            <w:pPr>
+              <w:autoSpaceDN w:val="0"/>
+              <w:autoSpaceDE w:val="0"/>
+              <w:widowControl/>
+              <w:spacing w:line="197" w:lineRule="auto" w:before="80" w:after="0"/>
+              <w:ind w:left="0" w:right="0" w:firstLine="0"/>
+              <w:jc w:val="center"/>
+            </w:pPr>
+            <w:r>
+              <w:rPr>
+                <w:rFonts w:ascii="Calibri" w:hAnsi="Calibri" w:eastAsia="Calibri"/>
+                <w:b w:val="0"/>
+                <w:i w:val="0"/>
+                <w:color w:val="000000"/>
+                <w:sz w:val="20"/>
+              </w:rPr>
+              <w:t xml:space="preserve">9 </w:t>
+            </w:r>
+          </w:p>
+        </w:tc>
+        <w:tc>
+          <w:tcPr>
+            <w:tcW w:type="dxa" w:w="9932"/>
+            <w:tcBorders>
+              <w:start w:sz="4.0" w:val="single" w:color="#000000"/>
+              <w:top w:sz="4.0" w:val="single" w:color="#000000"/>
+              <w:end w:sz="3.199999999999818" w:val="single" w:color="#000000"/>
+              <w:bottom w:sz="3.199999999999818" w:val="single" w:color="#000000"/>
+            </w:tcBorders>
+            <w:tcMar>
+              <w:start w:w="0" w:type="dxa"/>
+              <w:end w:w="0" w:type="dxa"/>
+            </w:tcMar>
+          </w:tcPr>
+          <w:p/>
+        </w:tc>
+      </w:tr>
+      <w:tr>
+        <w:trPr>
+          <w:trHeight w:hRule="exact" w:val="330"/>
+        </w:trPr>
+        <w:tc>
+          <w:tcPr>
+            <w:tcW w:type="dxa" w:w="634"/>
+            <w:tcBorders>
+              <w:start w:sz="4.0" w:val="single" w:color="#000000"/>
+              <w:top w:sz="3.199999999999818" w:val="single" w:color="#000000"/>
+              <w:end w:sz="4.0" w:val="single" w:color="#000000"/>
+              <w:bottom w:sz="4.0" w:val="single" w:color="#000000"/>
+            </w:tcBorders>
+            <w:tcMar>
+              <w:start w:w="0" w:type="dxa"/>
+              <w:end w:w="0" w:type="dxa"/>
+            </w:tcMar>
+          </w:tcPr>
+          <w:p>
+            <w:pPr>
+              <w:autoSpaceDN w:val="0"/>
+              <w:autoSpaceDE w:val="0"/>
+              <w:widowControl/>
+              <w:spacing w:line="197" w:lineRule="auto" w:before="82" w:after="0"/>
+              <w:ind w:left="0" w:right="0" w:firstLine="0"/>
+              <w:jc w:val="center"/>
+            </w:pPr>
+            <w:r>
+              <w:rPr>
+                <w:rFonts w:ascii="Calibri" w:hAnsi="Calibri" w:eastAsia="Calibri"/>
+                <w:b w:val="0"/>
+                <w:i w:val="0"/>
+                <w:color w:val="000000"/>
+                <w:sz w:val="20"/>
+              </w:rPr>
+              <w:t xml:space="preserve">10 </w:t>
+            </w:r>
+          </w:p>
+        </w:tc>
+        <w:tc>
+          <w:tcPr>
+            <w:tcW w:type="dxa" w:w="9932"/>
+            <w:tcBorders>
+              <w:start w:sz="4.0" w:val="single" w:color="#000000"/>
+              <w:top w:sz="3.199999999999818" w:val="single" w:color="#000000"/>
+              <w:end w:sz="3.199999999999818" w:val="single" w:color="#000000"/>
+              <w:bottom w:sz="4.0" w:val="single" w:color="#000000"/>
+            </w:tcBorders>
+            <w:tcMar>
+              <w:start w:w="0" w:type="dxa"/>
+              <w:end w:w="0" w:type="dxa"/>
+            </w:tcMar>
+          </w:tcPr>
+          <w:p/>
+        </w:tc>
+      </w:tr>
+    </w:tbl>
+    <w:p>
+      <w:pPr>
+        <w:autoSpaceDN w:val="0"/>
+        <w:autoSpaceDE w:val="0"/>
+        <w:widowControl/>
+        <w:spacing w:line="242" w:lineRule="exact" w:before="0" w:after="0"/>
+        <w:ind w:left="0" w:right="0"/>
+      </w:pPr>
+    </w:p>
+    <w:tbl>
+      <w:tblPr>
+        <w:tblW w:type="auto" w:w="0"/>
+        <w:tblLayout w:type="fixed"/>
+        <w:tblLook w:firstColumn="1" w:firstRow="1" w:lastColumn="0" w:lastRow="0" w:noHBand="0" w:noVBand="1" w:val="04A0"/>
+        <w:tblInd w:w="810.0" w:type="dxa"/>
+      </w:tblPr>
+      <w:tblGrid>
+        <w:gridCol w:w="4513"/>
+        <w:gridCol w:w="4513"/>
+      </w:tblGrid>
+      <w:tr>
+        <w:trPr>
+          <w:trHeight w:hRule="exact" w:val="354"/>
+        </w:trPr>
+        <w:tc>
+          <w:tcPr>
+            <w:tcW w:type="dxa" w:w="10566"/>
+            <w:gridSpan w:val="2"/>
+            <w:tcBorders>
+              <w:start w:sz="4.0" w:val="single" w:color="#000000"/>
+              <w:top w:sz="4.0" w:val="single" w:color="#000000"/>
+              <w:end w:sz="3.199999999999818" w:val="single" w:color="#000000"/>
+              <w:bottom w:sz="4.0" w:val="single" w:color="#000000"/>
+            </w:tcBorders>
+            <w:shd w:fill="c00000"/>
+            <w:tcMar>
+              <w:start w:w="0" w:type="dxa"/>
+              <w:end w:w="0" w:type="dxa"/>
+            </w:tcMar>
+            <w:tcMar>
+              <w:start w:w="0" w:type="dxa"/>
+              <w:end w:w="0" w:type="dxa"/>
+            </w:tcMar>
+          </w:tcPr>
+          <w:p>
+            <w:pPr>
+              <w:autoSpaceDN w:val="0"/>
+              <w:autoSpaceDE w:val="0"/>
+              <w:widowControl/>
+              <w:spacing w:line="194" w:lineRule="auto" w:before="94" w:after="0"/>
+              <w:ind w:left="100" w:right="0" w:firstLine="0"/>
+              <w:jc w:val="left"/>
+            </w:pPr>
+            <w:r>
+              <w:rPr>
+                <w:rFonts w:ascii="Calibri" w:hAnsi="Calibri" w:eastAsia="Calibri"/>
+                <w:b/>
+                <w:i w:val="0"/>
+                <w:color w:val="FFFFFF"/>
+                <w:sz w:val="20"/>
+              </w:rPr>
+              <w:t xml:space="preserve">Quality, Health, Safety and Environmental </w:t>
+            </w:r>
+          </w:p>
+        </w:tc>
+      </w:tr>
+      <w:tr>
+        <w:trPr>
+          <w:trHeight w:hRule="exact" w:val="330"/>
+        </w:trPr>
+        <w:tc>
+          <w:tcPr>
+            <w:tcW w:type="dxa" w:w="634"/>
+            <w:tcBorders>
+              <w:start w:sz="4.0" w:val="single" w:color="#000000"/>
+              <w:top w:sz="4.0" w:val="single" w:color="#000000"/>
+              <w:end w:sz="4.0" w:val="single" w:color="#000000"/>
+              <w:bottom w:sz="4.0" w:val="single" w:color="#000000"/>
+            </w:tcBorders>
+            <w:tcMar>
+              <w:start w:w="0" w:type="dxa"/>
+              <w:end w:w="0" w:type="dxa"/>
+            </w:tcMar>
+          </w:tcPr>
+          <w:p>
+            <w:pPr>
+              <w:autoSpaceDN w:val="0"/>
+              <w:autoSpaceDE w:val="0"/>
+              <w:widowControl/>
+              <w:spacing w:line="197" w:lineRule="auto" w:before="78" w:after="0"/>
+              <w:ind w:left="0" w:right="0" w:firstLine="0"/>
+              <w:jc w:val="center"/>
+            </w:pPr>
+            <w:r>
+              <w:rPr>
+                <w:rFonts w:ascii="Calibri" w:hAnsi="Calibri" w:eastAsia="Calibri"/>
+                <w:b w:val="0"/>
+                <w:i w:val="0"/>
+                <w:color w:val="000000"/>
+                <w:sz w:val="20"/>
+              </w:rPr>
+              <w:t xml:space="preserve">1 </w:t>
+            </w:r>
+          </w:p>
+        </w:tc>
+        <w:tc>
+          <w:tcPr>
+            <w:tcW w:type="dxa" w:w="9932"/>
+            <w:tcBorders>
+              <w:start w:sz="4.0" w:val="single" w:color="#000000"/>
+              <w:top w:sz="4.0" w:val="single" w:color="#000000"/>
+              <w:end w:sz="3.199999999999818" w:val="single" w:color="#000000"/>
+              <w:bottom w:sz="4.0" w:val="single" w:color="#000000"/>
+            </w:tcBorders>
+            <w:tcMar>
+              <w:start w:w="0" w:type="dxa"/>
+              <w:end w:w="0" w:type="dxa"/>
+            </w:tcMar>
+          </w:tcPr>
+          <w:p>
+            <w:pPr>
+              <w:autoSpaceDN w:val="0"/>
+              <w:autoSpaceDE w:val="0"/>
+              <w:widowControl/>
+              <w:spacing w:line="197" w:lineRule="auto" w:before="78" w:after="0"/>
+              <w:ind w:left="98" w:right="0" w:firstLine="0"/>
+              <w:jc w:val="left"/>
+            </w:pPr>
+            <w:r>
+              <w:rPr>
+                <w:rFonts w:ascii="Calibri" w:hAnsi="Calibri" w:eastAsia="Calibri"/>
+                <w:b w:val="0"/>
+                <w:i w:val="0"/>
+                <w:color w:val="000000"/>
+                <w:sz w:val="20"/>
+              </w:rPr>
+              <w:t xml:space="preserve">Responsible for the implementation of HQSE Policy within their area of control. </w:t>
+            </w:r>
+          </w:p>
+        </w:tc>
+      </w:tr>
+      <w:tr>
+        <w:trPr>
+          <w:trHeight w:hRule="exact" w:val="330"/>
+        </w:trPr>
+        <w:tc>
+          <w:tcPr>
+            <w:tcW w:type="dxa" w:w="634"/>
+            <w:tcBorders>
+              <w:start w:sz="4.0" w:val="single" w:color="#000000"/>
+              <w:top w:sz="4.0" w:val="single" w:color="#000000"/>
+              <w:end w:sz="4.0" w:val="single" w:color="#000000"/>
+              <w:bottom w:sz="4.0" w:val="single" w:color="#000000"/>
+            </w:tcBorders>
+            <w:tcMar>
+              <w:start w:w="0" w:type="dxa"/>
+              <w:end w:w="0" w:type="dxa"/>
+            </w:tcMar>
+          </w:tcPr>
+          <w:p>
+            <w:pPr>
+              <w:autoSpaceDN w:val="0"/>
+              <w:autoSpaceDE w:val="0"/>
+              <w:widowControl/>
+              <w:spacing w:line="194" w:lineRule="auto" w:before="80" w:after="0"/>
+              <w:ind w:left="0" w:right="0" w:firstLine="0"/>
+              <w:jc w:val="center"/>
+            </w:pPr>
+            <w:r>
+              <w:rPr>
+                <w:rFonts w:ascii="Calibri" w:hAnsi="Calibri" w:eastAsia="Calibri"/>
+                <w:b w:val="0"/>
+                <w:i w:val="0"/>
+                <w:color w:val="000000"/>
+                <w:sz w:val="20"/>
+              </w:rPr>
+              <w:t xml:space="preserve">2 </w:t>
+            </w:r>
+          </w:p>
+        </w:tc>
+        <w:tc>
+          <w:tcPr>
+            <w:tcW w:type="dxa" w:w="9932"/>
+            <w:tcBorders>
+              <w:start w:sz="4.0" w:val="single" w:color="#000000"/>
+              <w:top w:sz="4.0" w:val="single" w:color="#000000"/>
+              <w:end w:sz="3.199999999999818" w:val="single" w:color="#000000"/>
+              <w:bottom w:sz="4.0" w:val="single" w:color="#000000"/>
+            </w:tcBorders>
+            <w:tcMar>
+              <w:start w:w="0" w:type="dxa"/>
+              <w:end w:w="0" w:type="dxa"/>
+            </w:tcMar>
+          </w:tcPr>
+          <w:p>
+            <w:pPr>
+              <w:autoSpaceDN w:val="0"/>
+              <w:autoSpaceDE w:val="0"/>
+              <w:widowControl/>
+              <w:spacing w:line="194" w:lineRule="auto" w:before="80" w:after="0"/>
+              <w:ind w:left="98" w:right="0" w:firstLine="0"/>
+              <w:jc w:val="left"/>
+            </w:pPr>
+            <w:r>
+              <w:rPr>
+                <w:rFonts w:ascii="Calibri" w:hAnsi="Calibri" w:eastAsia="Calibri"/>
+                <w:b w:val="0"/>
+                <w:i w:val="0"/>
+                <w:color w:val="000000"/>
+                <w:sz w:val="20"/>
+              </w:rPr>
+              <w:t xml:space="preserve">To ensure all safety risks and environmental aspects in their area of responsibility are identified. </w:t>
+            </w:r>
+          </w:p>
+        </w:tc>
+      </w:tr>
+      <w:tr>
+        <w:trPr>
+          <w:trHeight w:hRule="exact" w:val="328"/>
+        </w:trPr>
+        <w:tc>
+          <w:tcPr>
+            <w:tcW w:type="dxa" w:w="634"/>
+            <w:tcBorders>
+              <w:start w:sz="4.0" w:val="single" w:color="#000000"/>
+              <w:top w:sz="4.0" w:val="single" w:color="#000000"/>
+              <w:end w:sz="4.0" w:val="single" w:color="#000000"/>
+              <w:bottom w:sz="4.0" w:val="single" w:color="#000000"/>
+            </w:tcBorders>
+            <w:tcMar>
+              <w:start w:w="0" w:type="dxa"/>
+              <w:end w:w="0" w:type="dxa"/>
+            </w:tcMar>
+          </w:tcPr>
+          <w:p>
+            <w:pPr>
+              <w:autoSpaceDN w:val="0"/>
+              <w:autoSpaceDE w:val="0"/>
+              <w:widowControl/>
+              <w:spacing w:line="197" w:lineRule="auto" w:before="78" w:after="0"/>
+              <w:ind w:left="0" w:right="0" w:firstLine="0"/>
+              <w:jc w:val="center"/>
+            </w:pPr>
+            <w:r>
+              <w:rPr>
+                <w:rFonts w:ascii="Calibri" w:hAnsi="Calibri" w:eastAsia="Calibri"/>
+                <w:b w:val="0"/>
+                <w:i w:val="0"/>
+                <w:color w:val="000000"/>
+                <w:sz w:val="20"/>
+              </w:rPr>
+              <w:t xml:space="preserve">3 </w:t>
+            </w:r>
+          </w:p>
+        </w:tc>
+        <w:tc>
+          <w:tcPr>
+            <w:tcW w:type="dxa" w:w="9932"/>
+            <w:tcBorders>
+              <w:start w:sz="4.0" w:val="single" w:color="#000000"/>
+              <w:top w:sz="4.0" w:val="single" w:color="#000000"/>
+              <w:end w:sz="3.199999999999818" w:val="single" w:color="#000000"/>
+              <w:bottom w:sz="4.0" w:val="single" w:color="#000000"/>
+            </w:tcBorders>
+            <w:tcMar>
+              <w:start w:w="0" w:type="dxa"/>
+              <w:end w:w="0" w:type="dxa"/>
+            </w:tcMar>
+          </w:tcPr>
+          <w:p>
+            <w:pPr>
+              <w:autoSpaceDN w:val="0"/>
+              <w:autoSpaceDE w:val="0"/>
+              <w:widowControl/>
+              <w:spacing w:line="197" w:lineRule="auto" w:before="78" w:after="0"/>
+              <w:ind w:left="98" w:right="0" w:firstLine="0"/>
+              <w:jc w:val="left"/>
+            </w:pPr>
+            <w:r>
+              <w:rPr>
+                <w:rFonts w:ascii="Calibri" w:hAnsi="Calibri" w:eastAsia="Calibri"/>
+                <w:b w:val="0"/>
+                <w:i w:val="0"/>
+                <w:color w:val="000000"/>
+                <w:sz w:val="20"/>
+              </w:rPr>
+              <w:t xml:space="preserve">Become familiar with and abide by applicable QHSE rules &amp; procedures. </w:t>
+            </w:r>
+          </w:p>
+        </w:tc>
+      </w:tr>
+      <w:tr>
+        <w:trPr>
+          <w:trHeight w:hRule="exact" w:val="332"/>
+        </w:trPr>
+        <w:tc>
+          <w:tcPr>
+            <w:tcW w:type="dxa" w:w="634"/>
+            <w:tcBorders>
+              <w:start w:sz="4.0" w:val="single" w:color="#000000"/>
+              <w:top w:sz="4.0" w:val="single" w:color="#000000"/>
+              <w:end w:sz="4.0" w:val="single" w:color="#000000"/>
+              <w:bottom w:sz="4.0" w:val="single" w:color="#000000"/>
+            </w:tcBorders>
+            <w:tcMar>
+              <w:start w:w="0" w:type="dxa"/>
+              <w:end w:w="0" w:type="dxa"/>
+            </w:tcMar>
+          </w:tcPr>
+          <w:p>
+            <w:pPr>
+              <w:autoSpaceDN w:val="0"/>
+              <w:autoSpaceDE w:val="0"/>
+              <w:widowControl/>
+              <w:spacing w:line="194" w:lineRule="auto" w:before="84" w:after="0"/>
+              <w:ind w:left="0" w:right="0" w:firstLine="0"/>
+              <w:jc w:val="center"/>
+            </w:pPr>
+            <w:r>
+              <w:rPr>
+                <w:rFonts w:ascii="Calibri" w:hAnsi="Calibri" w:eastAsia="Calibri"/>
+                <w:b w:val="0"/>
+                <w:i w:val="0"/>
+                <w:color w:val="000000"/>
+                <w:sz w:val="20"/>
+              </w:rPr>
+              <w:t xml:space="preserve">4 </w:t>
+            </w:r>
+          </w:p>
+        </w:tc>
+        <w:tc>
+          <w:tcPr>
+            <w:tcW w:type="dxa" w:w="9932"/>
+            <w:tcBorders>
+              <w:start w:sz="4.0" w:val="single" w:color="#000000"/>
+              <w:top w:sz="4.0" w:val="single" w:color="#000000"/>
+              <w:end w:sz="3.199999999999818" w:val="single" w:color="#000000"/>
+              <w:bottom w:sz="4.0" w:val="single" w:color="#000000"/>
+            </w:tcBorders>
+            <w:tcMar>
+              <w:start w:w="0" w:type="dxa"/>
+              <w:end w:w="0" w:type="dxa"/>
+            </w:tcMar>
+          </w:tcPr>
+          <w:p>
+            <w:pPr>
+              <w:autoSpaceDN w:val="0"/>
+              <w:autoSpaceDE w:val="0"/>
+              <w:widowControl/>
+              <w:spacing w:line="194" w:lineRule="auto" w:before="84" w:after="0"/>
+              <w:ind w:left="98" w:right="0" w:firstLine="0"/>
+              <w:jc w:val="left"/>
+            </w:pPr>
+            <w:r>
+              <w:rPr>
+                <w:rFonts w:ascii="Calibri" w:hAnsi="Calibri" w:eastAsia="Calibri"/>
+                <w:b w:val="0"/>
+                <w:i w:val="0"/>
+                <w:color w:val="000000"/>
+                <w:sz w:val="20"/>
+              </w:rPr>
+              <w:t xml:space="preserve">Enforce the QHSE rules &amp; procedures in the area of control. </w:t>
+            </w:r>
+          </w:p>
+        </w:tc>
+      </w:tr>
+      <w:tr>
+        <w:trPr>
+          <w:trHeight w:hRule="exact" w:val="328"/>
+        </w:trPr>
+        <w:tc>
+          <w:tcPr>
+            <w:tcW w:type="dxa" w:w="634"/>
+            <w:tcBorders>
+              <w:start w:sz="4.0" w:val="single" w:color="#000000"/>
+              <w:top w:sz="4.0" w:val="single" w:color="#000000"/>
+              <w:end w:sz="4.0" w:val="single" w:color="#000000"/>
+              <w:bottom w:sz="4.0" w:val="single" w:color="#000000"/>
+            </w:tcBorders>
+            <w:tcMar>
+              <w:start w:w="0" w:type="dxa"/>
+              <w:end w:w="0" w:type="dxa"/>
+            </w:tcMar>
+          </w:tcPr>
+          <w:p>
+            <w:pPr>
+              <w:autoSpaceDN w:val="0"/>
+              <w:autoSpaceDE w:val="0"/>
+              <w:widowControl/>
+              <w:spacing w:line="197" w:lineRule="auto" w:before="78" w:after="0"/>
+              <w:ind w:left="0" w:right="0" w:firstLine="0"/>
+              <w:jc w:val="center"/>
+            </w:pPr>
+            <w:r>
+              <w:rPr>
+                <w:rFonts w:ascii="Calibri" w:hAnsi="Calibri" w:eastAsia="Calibri"/>
+                <w:b w:val="0"/>
+                <w:i w:val="0"/>
+                <w:color w:val="000000"/>
+                <w:sz w:val="20"/>
+              </w:rPr>
+              <w:t xml:space="preserve">5 </w:t>
+            </w:r>
+          </w:p>
+        </w:tc>
+        <w:tc>
+          <w:tcPr>
+            <w:tcW w:type="dxa" w:w="9932"/>
+            <w:tcBorders>
+              <w:start w:sz="4.0" w:val="single" w:color="#000000"/>
+              <w:top w:sz="4.0" w:val="single" w:color="#000000"/>
+              <w:end w:sz="3.199999999999818" w:val="single" w:color="#000000"/>
+              <w:bottom w:sz="4.0" w:val="single" w:color="#000000"/>
+            </w:tcBorders>
+            <w:tcMar>
+              <w:start w:w="0" w:type="dxa"/>
+              <w:end w:w="0" w:type="dxa"/>
+            </w:tcMar>
+          </w:tcPr>
+          <w:p>
+            <w:pPr>
+              <w:autoSpaceDN w:val="0"/>
+              <w:autoSpaceDE w:val="0"/>
+              <w:widowControl/>
+              <w:spacing w:line="197" w:lineRule="auto" w:before="78" w:after="0"/>
+              <w:ind w:left="98" w:right="0" w:firstLine="0"/>
+              <w:jc w:val="left"/>
+            </w:pPr>
+            <w:r>
+              <w:rPr>
+                <w:rFonts w:ascii="Calibri" w:hAnsi="Calibri" w:eastAsia="Calibri"/>
+                <w:b w:val="0"/>
+                <w:i w:val="0"/>
+                <w:color w:val="000000"/>
+                <w:sz w:val="20"/>
+              </w:rPr>
+              <w:t xml:space="preserve">Perform regular Customer Satisfaction Surveys with customer </w:t>
+            </w:r>
+          </w:p>
+        </w:tc>
+      </w:tr>
+      <w:tr>
+        <w:trPr>
+          <w:trHeight w:hRule="exact" w:val="332"/>
+        </w:trPr>
+        <w:tc>
+          <w:tcPr>
+            <w:tcW w:type="dxa" w:w="634"/>
+            <w:tcBorders>
+              <w:start w:sz="4.0" w:val="single" w:color="#000000"/>
+              <w:top w:sz="4.0" w:val="single" w:color="#000000"/>
+              <w:end w:sz="4.0" w:val="single" w:color="#000000"/>
+              <w:bottom w:sz="4.0" w:val="single" w:color="#000000"/>
+            </w:tcBorders>
+            <w:tcMar>
+              <w:start w:w="0" w:type="dxa"/>
+              <w:end w:w="0" w:type="dxa"/>
+            </w:tcMar>
+          </w:tcPr>
+          <w:p>
+            <w:pPr>
+              <w:autoSpaceDN w:val="0"/>
+              <w:autoSpaceDE w:val="0"/>
+              <w:widowControl/>
+              <w:spacing w:line="194" w:lineRule="auto" w:before="84" w:after="0"/>
+              <w:ind w:left="0" w:right="0" w:firstLine="0"/>
+              <w:jc w:val="center"/>
+            </w:pPr>
+            <w:r>
+              <w:rPr>
+                <w:rFonts w:ascii="Calibri" w:hAnsi="Calibri" w:eastAsia="Calibri"/>
+                <w:b w:val="0"/>
+                <w:i w:val="0"/>
+                <w:color w:val="000000"/>
+                <w:sz w:val="20"/>
+              </w:rPr>
+              <w:t xml:space="preserve">6 </w:t>
+            </w:r>
+          </w:p>
+        </w:tc>
+        <w:tc>
+          <w:tcPr>
+            <w:tcW w:type="dxa" w:w="9932"/>
+            <w:tcBorders>
+              <w:start w:sz="4.0" w:val="single" w:color="#000000"/>
+              <w:top w:sz="4.0" w:val="single" w:color="#000000"/>
+              <w:end w:sz="3.199999999999818" w:val="single" w:color="#000000"/>
+              <w:bottom w:sz="4.0" w:val="single" w:color="#000000"/>
+            </w:tcBorders>
+            <w:tcMar>
+              <w:start w:w="0" w:type="dxa"/>
+              <w:end w:w="0" w:type="dxa"/>
+            </w:tcMar>
+          </w:tcPr>
+          <w:p>
+            <w:pPr>
+              <w:autoSpaceDN w:val="0"/>
+              <w:autoSpaceDE w:val="0"/>
+              <w:widowControl/>
+              <w:spacing w:line="194" w:lineRule="auto" w:before="84" w:after="0"/>
+              <w:ind w:left="98" w:right="0" w:firstLine="0"/>
+              <w:jc w:val="left"/>
+            </w:pPr>
+            <w:r>
+              <w:rPr>
+                <w:rFonts w:ascii="Calibri" w:hAnsi="Calibri" w:eastAsia="Calibri"/>
+                <w:b w:val="0"/>
+                <w:i w:val="0"/>
+                <w:color w:val="000000"/>
+                <w:sz w:val="20"/>
+              </w:rPr>
+              <w:t xml:space="preserve">Immediately report all accidents, incidents, occupational illness &amp; environmental </w:t>
+            </w:r>
+          </w:p>
+        </w:tc>
+      </w:tr>
+      <w:tr>
+        <w:trPr>
+          <w:trHeight w:hRule="exact" w:val="330"/>
+        </w:trPr>
+        <w:tc>
+          <w:tcPr>
+            <w:tcW w:type="dxa" w:w="634"/>
+            <w:tcBorders>
+              <w:start w:sz="4.0" w:val="single" w:color="#000000"/>
+              <w:top w:sz="4.0" w:val="single" w:color="#000000"/>
+              <w:end w:sz="4.0" w:val="single" w:color="#000000"/>
+              <w:bottom w:sz="3.199999999999818" w:val="single" w:color="#000000"/>
+            </w:tcBorders>
+            <w:tcMar>
+              <w:start w:w="0" w:type="dxa"/>
+              <w:end w:w="0" w:type="dxa"/>
+            </w:tcMar>
+          </w:tcPr>
+          <w:p>
+            <w:pPr>
+              <w:autoSpaceDN w:val="0"/>
+              <w:autoSpaceDE w:val="0"/>
+              <w:widowControl/>
+              <w:spacing w:line="197" w:lineRule="auto" w:before="78" w:after="0"/>
+              <w:ind w:left="0" w:right="0" w:firstLine="0"/>
+              <w:jc w:val="center"/>
+            </w:pPr>
+            <w:r>
+              <w:rPr>
+                <w:rFonts w:ascii="Calibri" w:hAnsi="Calibri" w:eastAsia="Calibri"/>
+                <w:b w:val="0"/>
+                <w:i w:val="0"/>
+                <w:color w:val="000000"/>
+                <w:sz w:val="20"/>
+              </w:rPr>
+              <w:t xml:space="preserve">7 </w:t>
+            </w:r>
+          </w:p>
+        </w:tc>
+        <w:tc>
+          <w:tcPr>
+            <w:tcW w:type="dxa" w:w="9932"/>
+            <w:tcBorders>
+              <w:start w:sz="4.0" w:val="single" w:color="#000000"/>
+              <w:top w:sz="4.0" w:val="single" w:color="#000000"/>
+              <w:end w:sz="3.199999999999818" w:val="single" w:color="#000000"/>
+              <w:bottom w:sz="3.199999999999818" w:val="single" w:color="#000000"/>
+            </w:tcBorders>
+            <w:tcMar>
+              <w:start w:w="0" w:type="dxa"/>
+              <w:end w:w="0" w:type="dxa"/>
+            </w:tcMar>
+          </w:tcPr>
+          <w:p>
+            <w:pPr>
+              <w:autoSpaceDN w:val="0"/>
+              <w:autoSpaceDE w:val="0"/>
+              <w:widowControl/>
+              <w:spacing w:line="197" w:lineRule="auto" w:before="78" w:after="0"/>
+              <w:ind w:left="98" w:right="0" w:firstLine="0"/>
+              <w:jc w:val="left"/>
+            </w:pPr>
+            <w:r>
+              <w:rPr>
+                <w:rFonts w:ascii="Calibri" w:hAnsi="Calibri" w:eastAsia="Calibri"/>
+                <w:b w:val="0"/>
+                <w:i w:val="0"/>
+                <w:color w:val="000000"/>
+                <w:sz w:val="20"/>
+              </w:rPr>
+              <w:t xml:space="preserve">incidents regardless of its severity to the line supervisor </w:t>
+            </w:r>
+          </w:p>
+        </w:tc>
+      </w:tr>
+      <w:tr>
+        <w:trPr>
+          <w:trHeight w:hRule="exact" w:val="498"/>
+        </w:trPr>
+        <w:tc>
+          <w:tcPr>
+            <w:tcW w:type="dxa" w:w="634"/>
+            <w:tcBorders>
+              <w:start w:sz="4.0" w:val="single" w:color="#000000"/>
+              <w:top w:sz="3.199999999999818" w:val="single" w:color="#000000"/>
+              <w:end w:sz="4.0" w:val="single" w:color="#000000"/>
+              <w:bottom w:sz="4.0" w:val="single" w:color="#000000"/>
+            </w:tcBorders>
+            <w:tcMar>
+              <w:start w:w="0" w:type="dxa"/>
+              <w:end w:w="0" w:type="dxa"/>
+            </w:tcMar>
+          </w:tcPr>
+          <w:p>
+            <w:pPr>
+              <w:autoSpaceDN w:val="0"/>
+              <w:autoSpaceDE w:val="0"/>
+              <w:widowControl/>
+              <w:spacing w:line="194" w:lineRule="auto" w:before="166" w:after="0"/>
+              <w:ind w:left="0" w:right="0" w:firstLine="0"/>
+              <w:jc w:val="center"/>
+            </w:pPr>
+            <w:r>
+              <w:rPr>
+                <w:rFonts w:ascii="Calibri" w:hAnsi="Calibri" w:eastAsia="Calibri"/>
+                <w:b w:val="0"/>
+                <w:i w:val="0"/>
+                <w:color w:val="000000"/>
+                <w:sz w:val="20"/>
+              </w:rPr>
+              <w:t xml:space="preserve">8 </w:t>
+            </w:r>
+          </w:p>
+        </w:tc>
+        <w:tc>
+          <w:tcPr>
+            <w:tcW w:type="dxa" w:w="9932"/>
+            <w:tcBorders>
+              <w:start w:sz="4.0" w:val="single" w:color="#000000"/>
+              <w:top w:sz="3.199999999999818" w:val="single" w:color="#000000"/>
+              <w:end w:sz="3.199999999999818" w:val="single" w:color="#000000"/>
+              <w:bottom w:sz="4.0" w:val="single" w:color="#000000"/>
+            </w:tcBorders>
+            <w:tcMar>
+              <w:start w:w="0" w:type="dxa"/>
+              <w:end w:w="0" w:type="dxa"/>
+            </w:tcMar>
+          </w:tcPr>
+          <w:p>
+            <w:pPr>
+              <w:autoSpaceDN w:val="0"/>
+              <w:autoSpaceDE w:val="0"/>
+              <w:widowControl/>
+              <w:spacing w:line="245" w:lineRule="auto" w:before="44" w:after="0"/>
+              <w:ind w:left="98" w:right="0" w:firstLine="0"/>
+              <w:jc w:val="left"/>
+            </w:pPr>
+            <w:r>
+              <w:rPr>
+                <w:rFonts w:ascii="Calibri" w:hAnsi="Calibri" w:eastAsia="Calibri"/>
+                <w:b w:val="0"/>
+                <w:i w:val="0"/>
+                <w:color w:val="000000"/>
+                <w:sz w:val="20"/>
+              </w:rPr>
+              <w:t xml:space="preserve">Effectively participate in incident investigations and ensure the proposed corrective / preventive actions are completed </w:t>
+            </w:r>
+            <w:r>
+              <w:rPr>
+                <w:rFonts w:ascii="Calibri" w:hAnsi="Calibri" w:eastAsia="Calibri"/>
+                <w:b w:val="0"/>
+                <w:i w:val="0"/>
+                <w:color w:val="000000"/>
+                <w:sz w:val="20"/>
+              </w:rPr>
+              <w:t xml:space="preserve">in time. </w:t>
+            </w:r>
+          </w:p>
+        </w:tc>
+      </w:tr>
+    </w:tbl>
+    <w:p>
+      <w:pPr>
+        <w:autoSpaceDN w:val="0"/>
+        <w:autoSpaceDE w:val="0"/>
+        <w:widowControl/>
+        <w:spacing w:line="244" w:lineRule="exact" w:before="0" w:after="0"/>
+        <w:ind w:left="0" w:right="0"/>
+      </w:pPr>
+    </w:p>
+    <w:tbl>
+      <w:tblPr>
+        <w:tblW w:type="auto" w:w="0"/>
+        <w:tblLayout w:type="fixed"/>
+        <w:tblLook w:firstColumn="1" w:firstRow="1" w:lastColumn="0" w:lastRow="0" w:noHBand="0" w:noVBand="1" w:val="04A0"/>
+        <w:tblInd w:w="810.0" w:type="dxa"/>
+      </w:tblPr>
+      <w:tblGrid>
+        <w:gridCol w:w="4513"/>
+        <w:gridCol w:w="4513"/>
+      </w:tblGrid>
+      <w:tr>
+        <w:trPr>
+          <w:trHeight w:hRule="exact" w:val="354"/>
+        </w:trPr>
+        <w:tc>
+          <w:tcPr>
+            <w:tcW w:type="dxa" w:w="10566"/>
+            <w:gridSpan w:val="2"/>
+            <w:tcBorders>
+              <w:start w:sz="4.0" w:val="single" w:color="#000000"/>
+              <w:top w:sz="4.0" w:val="single" w:color="#000000"/>
+              <w:end w:sz="3.199999999999818" w:val="single" w:color="#000000"/>
+              <w:bottom w:sz="4.0" w:val="single" w:color="#000000"/>
+            </w:tcBorders>
+            <w:shd w:fill="c00000"/>
+            <w:tcMar>
+              <w:start w:w="0" w:type="dxa"/>
+              <w:end w:w="0" w:type="dxa"/>
+            </w:tcMar>
+            <w:tcMar>
+              <w:start w:w="0" w:type="dxa"/>
+              <w:end w:w="0" w:type="dxa"/>
+            </w:tcMar>
+          </w:tcPr>
+          <w:p>
+            <w:pPr>
+              <w:autoSpaceDN w:val="0"/>
+              <w:autoSpaceDE w:val="0"/>
+              <w:widowControl/>
+              <w:spacing w:line="194" w:lineRule="auto" w:before="92" w:after="0"/>
+              <w:ind w:left="100" w:right="0" w:firstLine="0"/>
+              <w:jc w:val="left"/>
+            </w:pPr>
+            <w:r>
+              <w:rPr>
+                <w:rFonts w:ascii="Calibri" w:hAnsi="Calibri" w:eastAsia="Calibri"/>
+                <w:b/>
+                <w:i w:val="0"/>
+                <w:color w:val="FFFFFF"/>
+                <w:sz w:val="20"/>
+              </w:rPr>
+              <w:t xml:space="preserve">Key Performance Indicators (KPIs) </w:t>
+            </w:r>
+          </w:p>
+        </w:tc>
+      </w:tr>
+      <w:tr>
+        <w:trPr>
+          <w:trHeight w:hRule="exact" w:val="330"/>
+        </w:trPr>
+        <w:tc>
+          <w:tcPr>
+            <w:tcW w:type="dxa" w:w="634"/>
+            <w:tcBorders>
+              <w:start w:sz="4.0" w:val="single" w:color="#000000"/>
+              <w:top w:sz="4.0" w:val="single" w:color="#000000"/>
+              <w:end w:sz="4.0" w:val="single" w:color="#000000"/>
+              <w:bottom w:sz="4.0" w:val="single" w:color="#000000"/>
+            </w:tcBorders>
+            <w:tcMar>
+              <w:start w:w="0" w:type="dxa"/>
+              <w:end w:w="0" w:type="dxa"/>
+            </w:tcMar>
+          </w:tcPr>
+          <w:p>
+            <w:pPr>
+              <w:autoSpaceDN w:val="0"/>
+              <w:autoSpaceDE w:val="0"/>
+              <w:widowControl/>
+              <w:spacing w:line="197" w:lineRule="auto" w:before="78" w:after="0"/>
+              <w:ind w:left="0" w:right="0" w:firstLine="0"/>
+              <w:jc w:val="center"/>
+            </w:pPr>
+            <w:r>
+              <w:rPr>
+                <w:rFonts w:ascii="Calibri" w:hAnsi="Calibri" w:eastAsia="Calibri"/>
+                <w:b w:val="0"/>
+                <w:i w:val="0"/>
+                <w:color w:val="000000"/>
+                <w:sz w:val="20"/>
+              </w:rPr>
+              <w:t xml:space="preserve">1 </w:t>
+            </w:r>
+          </w:p>
+        </w:tc>
+        <w:tc>
+          <w:tcPr>
+            <w:tcW w:type="dxa" w:w="9932"/>
+            <w:tcBorders>
+              <w:start w:sz="4.0" w:val="single" w:color="#000000"/>
+              <w:top w:sz="4.0" w:val="single" w:color="#000000"/>
+              <w:end w:sz="3.199999999999818" w:val="single" w:color="#000000"/>
+              <w:bottom w:sz="4.0" w:val="single" w:color="#000000"/>
+            </w:tcBorders>
+            <w:tcMar>
+              <w:start w:w="0" w:type="dxa"/>
+              <w:end w:w="0" w:type="dxa"/>
+            </w:tcMar>
           </w:tcPr>
           <w:p>
             <w:r>
-              <w:rPr>
-                <w:sz w:val="20"/>
-              </w:rPr>
               <w:t>{{ kpis }}</w:t>
             </w:r>
           </w:p>
         </w:tc>
       </w:tr>
       <w:tr>
+        <w:trPr>
+          <w:trHeight w:hRule="exact" w:val="330"/>
+        </w:trPr>
         <w:tc>
           <w:tcPr>
-            <w:tcW w:type="dxa" w:w="4320"/>
+            <w:tcW w:type="dxa" w:w="634"/>
+            <w:tcBorders>
+              <w:start w:sz="4.0" w:val="single" w:color="#000000"/>
+              <w:top w:sz="4.0" w:val="single" w:color="#000000"/>
+              <w:end w:sz="4.0" w:val="single" w:color="#000000"/>
+              <w:bottom w:sz="4.0" w:val="single" w:color="#000000"/>
+            </w:tcBorders>
+            <w:tcMar>
+              <w:start w:w="0" w:type="dxa"/>
+              <w:end w:w="0" w:type="dxa"/>
+            </w:tcMar>
           </w:tcPr>
           <w:p>
+            <w:pPr>
+              <w:autoSpaceDN w:val="0"/>
+              <w:autoSpaceDE w:val="0"/>
+              <w:widowControl/>
+              <w:spacing w:line="194" w:lineRule="auto" w:before="80" w:after="0"/>
+              <w:ind w:left="0" w:right="0" w:firstLine="0"/>
+              <w:jc w:val="center"/>
+            </w:pPr>
             <w:r>
-              <w:t>Qualifications &amp; Experience / المؤهلات والخبرة</w:t>
+              <w:rPr>
+                <w:rFonts w:ascii="Calibri" w:hAnsi="Calibri" w:eastAsia="Calibri"/>
+                <w:b w:val="0"/>
+                <w:i w:val="0"/>
+                <w:color w:val="000000"/>
+                <w:sz w:val="20"/>
+              </w:rPr>
+              <w:t xml:space="preserve">2 </w:t>
             </w:r>
           </w:p>
         </w:tc>
         <w:tc>
           <w:tcPr>
-            <w:tcW w:type="dxa" w:w="4320"/>
+            <w:tcW w:type="dxa" w:w="9932"/>
+            <w:tcBorders>
+              <w:start w:sz="4.0" w:val="single" w:color="#000000"/>
+              <w:top w:sz="4.0" w:val="single" w:color="#000000"/>
+              <w:end w:sz="3.199999999999818" w:val="single" w:color="#000000"/>
+              <w:bottom w:sz="4.0" w:val="single" w:color="#000000"/>
+            </w:tcBorders>
+            <w:tcMar>
+              <w:start w:w="0" w:type="dxa"/>
+              <w:end w:w="0" w:type="dxa"/>
+            </w:tcMar>
+          </w:tcPr>
+          <w:p/>
+        </w:tc>
+      </w:tr>
+      <w:tr>
+        <w:trPr>
+          <w:trHeight w:hRule="exact" w:val="330"/>
+        </w:trPr>
+        <w:tc>
+          <w:tcPr>
+            <w:tcW w:type="dxa" w:w="634"/>
+            <w:tcBorders>
+              <w:start w:sz="4.0" w:val="single" w:color="#000000"/>
+              <w:top w:sz="4.0" w:val="single" w:color="#000000"/>
+              <w:end w:sz="4.0" w:val="single" w:color="#000000"/>
+              <w:bottom w:sz="4.0" w:val="single" w:color="#000000"/>
+            </w:tcBorders>
+            <w:tcMar>
+              <w:start w:w="0" w:type="dxa"/>
+              <w:end w:w="0" w:type="dxa"/>
+            </w:tcMar>
           </w:tcPr>
           <w:p>
+            <w:pPr>
+              <w:autoSpaceDN w:val="0"/>
+              <w:autoSpaceDE w:val="0"/>
+              <w:widowControl/>
+              <w:spacing w:line="197" w:lineRule="auto" w:before="78" w:after="0"/>
+              <w:ind w:left="0" w:right="0" w:firstLine="0"/>
+              <w:jc w:val="center"/>
+            </w:pPr>
             <w:r>
               <w:rPr>
+                <w:rFonts w:ascii="Calibri" w:hAnsi="Calibri" w:eastAsia="Calibri"/>
+                <w:b w:val="0"/>
+                <w:i w:val="0"/>
+                <w:color w:val="000000"/>
                 <w:sz w:val="20"/>
               </w:rPr>
-              <w:t>{{ qualifications_experience }}</w:t>
+              <w:t xml:space="preserve">3 </w:t>
+            </w:r>
+          </w:p>
+        </w:tc>
+        <w:tc>
+          <w:tcPr>
+            <w:tcW w:type="dxa" w:w="9932"/>
+            <w:tcBorders>
+              <w:start w:sz="4.0" w:val="single" w:color="#000000"/>
+              <w:top w:sz="4.0" w:val="single" w:color="#000000"/>
+              <w:end w:sz="3.199999999999818" w:val="single" w:color="#000000"/>
+              <w:bottom w:sz="4.0" w:val="single" w:color="#000000"/>
+            </w:tcBorders>
+            <w:tcMar>
+              <w:start w:w="0" w:type="dxa"/>
+              <w:end w:w="0" w:type="dxa"/>
+            </w:tcMar>
+          </w:tcPr>
+          <w:p/>
+        </w:tc>
+      </w:tr>
+      <w:tr>
+        <w:trPr>
+          <w:trHeight w:hRule="exact" w:val="330"/>
+        </w:trPr>
+        <w:tc>
+          <w:tcPr>
+            <w:tcW w:type="dxa" w:w="634"/>
+            <w:tcBorders>
+              <w:start w:sz="4.0" w:val="single" w:color="#000000"/>
+              <w:top w:sz="4.0" w:val="single" w:color="#000000"/>
+              <w:end w:sz="4.0" w:val="single" w:color="#000000"/>
+              <w:bottom w:sz="4.0" w:val="single" w:color="#000000"/>
+            </w:tcBorders>
+            <w:tcMar>
+              <w:start w:w="0" w:type="dxa"/>
+              <w:end w:w="0" w:type="dxa"/>
+            </w:tcMar>
+          </w:tcPr>
+          <w:p>
+            <w:pPr>
+              <w:autoSpaceDN w:val="0"/>
+              <w:autoSpaceDE w:val="0"/>
+              <w:widowControl/>
+              <w:spacing w:line="194" w:lineRule="auto" w:before="80" w:after="0"/>
+              <w:ind w:left="0" w:right="0" w:firstLine="0"/>
+              <w:jc w:val="center"/>
+            </w:pPr>
+            <w:r>
+              <w:rPr>
+                <w:rFonts w:ascii="Calibri" w:hAnsi="Calibri" w:eastAsia="Calibri"/>
+                <w:b w:val="0"/>
+                <w:i w:val="0"/>
+                <w:color w:val="000000"/>
+                <w:sz w:val="20"/>
+              </w:rPr>
+              <w:t xml:space="preserve">4 </w:t>
+            </w:r>
+          </w:p>
+        </w:tc>
+        <w:tc>
+          <w:tcPr>
+            <w:tcW w:type="dxa" w:w="9932"/>
+            <w:tcBorders>
+              <w:start w:sz="4.0" w:val="single" w:color="#000000"/>
+              <w:top w:sz="4.0" w:val="single" w:color="#000000"/>
+              <w:end w:sz="3.199999999999818" w:val="single" w:color="#000000"/>
+              <w:bottom w:sz="4.0" w:val="single" w:color="#000000"/>
+            </w:tcBorders>
+            <w:tcMar>
+              <w:start w:w="0" w:type="dxa"/>
+              <w:end w:w="0" w:type="dxa"/>
+            </w:tcMar>
+          </w:tcPr>
+          <w:p/>
+        </w:tc>
+      </w:tr>
+    </w:tbl>
+    <w:p>
+      <w:pPr>
+        <w:autoSpaceDN w:val="0"/>
+        <w:autoSpaceDE w:val="0"/>
+        <w:widowControl/>
+        <w:spacing w:line="240" w:lineRule="auto" w:before="1044" w:after="356"/>
+        <w:ind w:left="0" w:right="0" w:firstLine="0"/>
+        <w:jc w:val="left"/>
+      </w:pPr>
+      <w:r>
+        <w:drawing>
+          <wp:inline xmlns:a="http://schemas.openxmlformats.org/drawingml/2006/main" xmlns:pic="http://schemas.openxmlformats.org/drawingml/2006/picture">
+            <wp:extent cx="6616700" cy="203200"/>
+            <wp:docPr id="3" name="Picture 3"/>
+            <wp:cNvGraphicFramePr>
+              <a:graphicFrameLocks noChangeAspect="1"/>
+            </wp:cNvGraphicFramePr>
+            <a:graphic>
+              <a:graphicData uri="http://schemas.openxmlformats.org/drawingml/2006/picture">
+                <pic:pic>
+                  <pic:nvPicPr>
+                    <pic:cNvPr id="0" name="image.png"/>
+                    <pic:cNvPicPr/>
+                  </pic:nvPicPr>
+                  <pic:blipFill>
+                    <a:blip r:embed="rId11"/>
+                    <a:stretch>
+                      <a:fillRect/>
+                    </a:stretch>
+                  </pic:blipFill>
+                  <pic:spPr>
+                    <a:xfrm>
+                      <a:off x="0" y="0"/>
+                      <a:ext cx="6616700" cy="203200"/>
+                    </a:xfrm>
+                    <a:prstGeom prst="rect"/>
+                  </pic:spPr>
+                </pic:pic>
+              </a:graphicData>
+            </a:graphic>
+          </wp:inline>
+        </w:drawing>
+      </w:r>
+    </w:p>
+    <w:tbl>
+      <w:tblPr>
+        <w:tblW w:type="auto" w:w="0"/>
+        <w:tblLayout w:type="fixed"/>
+        <w:tblLook w:firstColumn="1" w:firstRow="1" w:lastColumn="0" w:lastRow="0" w:noHBand="0" w:noVBand="1" w:val="04A0"/>
+        <w:tblInd w:w="620.0" w:type="dxa"/>
+      </w:tblPr>
+      <w:tblGrid>
+        <w:gridCol w:w="1504"/>
+        <w:gridCol w:w="1504"/>
+        <w:gridCol w:w="1504"/>
+        <w:gridCol w:w="1504"/>
+        <w:gridCol w:w="1504"/>
+        <w:gridCol w:w="1504"/>
+      </w:tblGrid>
+      <w:tr>
+        <w:trPr>
+          <w:trHeight w:hRule="exact" w:val="292"/>
+        </w:trPr>
+        <w:tc>
+          <w:tcPr>
+            <w:tcW w:type="dxa" w:w="1080"/>
+            <w:vMerge w:val="restart"/>
+            <w:tcBorders/>
+            <w:tcMar>
+              <w:start w:w="0" w:type="dxa"/>
+              <w:end w:w="0" w:type="dxa"/>
+            </w:tcMar>
+            <w:tcMar>
+              <w:start w:w="0" w:type="dxa"/>
+              <w:end w:w="0" w:type="dxa"/>
+            </w:tcMar>
+          </w:tcPr>
+          <w:p>
+            <w:pPr>
+              <w:autoSpaceDN w:val="0"/>
+              <w:autoSpaceDE w:val="0"/>
+              <w:widowControl/>
+              <w:spacing w:line="240" w:lineRule="auto" w:before="110" w:after="0"/>
+              <w:ind w:left="0" w:right="40" w:firstLine="0"/>
+              <w:jc w:val="right"/>
+            </w:pPr>
+            <w:r>
+              <w:drawing>
+                <wp:inline xmlns:a="http://schemas.openxmlformats.org/drawingml/2006/main" xmlns:pic="http://schemas.openxmlformats.org/drawingml/2006/picture">
+                  <wp:extent cx="251459" cy="252730"/>
+                  <wp:docPr id="4" name="Picture 4"/>
+                  <wp:cNvGraphicFramePr>
+                    <a:graphicFrameLocks noChangeAspect="1"/>
+                  </wp:cNvGraphicFramePr>
+                  <a:graphic>
+                    <a:graphicData uri="http://schemas.openxmlformats.org/drawingml/2006/picture">
+                      <pic:pic>
+                        <pic:nvPicPr>
+                          <pic:cNvPr id="0" name="image.png"/>
+                          <pic:cNvPicPr/>
+                        </pic:nvPicPr>
+                        <pic:blipFill>
+                          <a:blip r:embed="rId12"/>
+                          <a:stretch>
+                            <a:fillRect/>
+                          </a:stretch>
+                        </pic:blipFill>
+                        <pic:spPr>
+                          <a:xfrm>
+                            <a:off x="0" y="0"/>
+                            <a:ext cx="251459" cy="252730"/>
+                          </a:xfrm>
+                          <a:prstGeom prst="rect"/>
+                        </pic:spPr>
+                      </pic:pic>
+                    </a:graphicData>
+                  </a:graphic>
+                </wp:inline>
+              </w:drawing>
+            </w:r>
+          </w:p>
+        </w:tc>
+        <w:tc>
+          <w:tcPr>
+            <w:tcW w:type="dxa" w:w="2460"/>
+            <w:vMerge w:val="restart"/>
+            <w:tcBorders/>
+            <w:tcMar>
+              <w:start w:w="0" w:type="dxa"/>
+              <w:end w:w="0" w:type="dxa"/>
+            </w:tcMar>
+            <w:tcMar>
+              <w:start w:w="0" w:type="dxa"/>
+              <w:end w:w="0" w:type="dxa"/>
+            </w:tcMar>
+          </w:tcPr>
+          <w:p>
+            <w:pPr>
+              <w:autoSpaceDN w:val="0"/>
+              <w:autoSpaceDE w:val="0"/>
+              <w:widowControl/>
+              <w:spacing w:line="197" w:lineRule="auto" w:before="248" w:after="0"/>
+              <w:ind w:left="48" w:right="0" w:firstLine="0"/>
+              <w:jc w:val="left"/>
+            </w:pPr>
+            <w:r>
+              <w:rPr>
+                <w:rFonts w:ascii="Calibri" w:hAnsi="Calibri" w:eastAsia="Calibri"/>
+                <w:b w:val="0"/>
+                <w:i w:val="0"/>
+                <w:color w:val="A09F9F"/>
+                <w:sz w:val="16"/>
+              </w:rPr>
+              <w:t>Abu Dhabi, United Arab Emirates</w:t>
+            </w:r>
+          </w:p>
+        </w:tc>
+        <w:tc>
+          <w:tcPr>
+            <w:tcW w:type="dxa" w:w="980"/>
+            <w:vMerge w:val="restart"/>
+            <w:tcBorders/>
+            <w:tcMar>
+              <w:start w:w="0" w:type="dxa"/>
+              <w:end w:w="0" w:type="dxa"/>
+            </w:tcMar>
+            <w:tcMar>
+              <w:start w:w="0" w:type="dxa"/>
+              <w:end w:w="0" w:type="dxa"/>
+            </w:tcMar>
+          </w:tcPr>
+          <w:p>
+            <w:pPr>
+              <w:autoSpaceDN w:val="0"/>
+              <w:autoSpaceDE w:val="0"/>
+              <w:widowControl/>
+              <w:spacing w:line="240" w:lineRule="auto" w:before="78" w:after="0"/>
+              <w:ind w:left="0" w:right="112" w:firstLine="0"/>
+              <w:jc w:val="right"/>
+            </w:pPr>
+            <w:r>
+              <w:drawing>
+                <wp:inline xmlns:a="http://schemas.openxmlformats.org/drawingml/2006/main" xmlns:pic="http://schemas.openxmlformats.org/drawingml/2006/picture">
+                  <wp:extent cx="251460" cy="252729"/>
+                  <wp:docPr id="5" name="Picture 5"/>
+                  <wp:cNvGraphicFramePr>
+                    <a:graphicFrameLocks noChangeAspect="1"/>
+                  </wp:cNvGraphicFramePr>
+                  <a:graphic>
+                    <a:graphicData uri="http://schemas.openxmlformats.org/drawingml/2006/picture">
+                      <pic:pic>
+                        <pic:nvPicPr>
+                          <pic:cNvPr id="0" name="image.png"/>
+                          <pic:cNvPicPr/>
+                        </pic:nvPicPr>
+                        <pic:blipFill>
+                          <a:blip r:embed="rId13"/>
+                          <a:stretch>
+                            <a:fillRect/>
+                          </a:stretch>
+                        </pic:blipFill>
+                        <pic:spPr>
+                          <a:xfrm>
+                            <a:off x="0" y="0"/>
+                            <a:ext cx="251460" cy="252729"/>
+                          </a:xfrm>
+                          <a:prstGeom prst="rect"/>
+                        </pic:spPr>
+                      </pic:pic>
+                    </a:graphicData>
+                  </a:graphic>
+                </wp:inline>
+              </w:drawing>
+            </w:r>
+          </w:p>
+        </w:tc>
+        <w:tc>
+          <w:tcPr>
+            <w:tcW w:type="dxa" w:w="2200"/>
+            <w:tcBorders/>
+            <w:tcMar>
+              <w:start w:w="0" w:type="dxa"/>
+              <w:end w:w="0" w:type="dxa"/>
+            </w:tcMar>
+          </w:tcPr>
+          <w:p>
+            <w:pPr>
+              <w:autoSpaceDN w:val="0"/>
+              <w:autoSpaceDE w:val="0"/>
+              <w:widowControl/>
+              <w:spacing w:line="175" w:lineRule="auto" w:before="48" w:after="0"/>
+              <w:ind w:left="136" w:right="0" w:firstLine="0"/>
+              <w:jc w:val="left"/>
+            </w:pPr>
+            <w:r>
+              <w:rPr>
+                <w:rFonts w:ascii="Myanmar Text" w:hAnsi="Myanmar Text" w:eastAsia="Myanmar Text"/>
+                <w:b w:val="0"/>
+                <w:i w:val="0"/>
+                <w:color w:val="A09F9F"/>
+                <w:sz w:val="18"/>
+              </w:rPr>
+              <w:hyperlink r:id="rId14" w:history="1">
+                <w:r>
+                  <w:rPr>
+                    <w:rStyle w:val="Hyperlink"/>
+                  </w:rPr>
+                  <w:t>info@gss-group.net</w:t>
+                </w:r>
+              </w:hyperlink>
+            </w:r>
+          </w:p>
+        </w:tc>
+        <w:tc>
+          <w:tcPr>
+            <w:tcW w:type="dxa" w:w="1120"/>
+            <w:vMerge w:val="restart"/>
+            <w:tcBorders/>
+            <w:tcMar>
+              <w:start w:w="0" w:type="dxa"/>
+              <w:end w:w="0" w:type="dxa"/>
+            </w:tcMar>
+            <w:tcMar>
+              <w:start w:w="0" w:type="dxa"/>
+              <w:end w:w="0" w:type="dxa"/>
+            </w:tcMar>
+          </w:tcPr>
+          <w:p>
+            <w:pPr>
+              <w:autoSpaceDN w:val="0"/>
+              <w:autoSpaceDE w:val="0"/>
+              <w:widowControl/>
+              <w:spacing w:line="240" w:lineRule="auto" w:before="92" w:after="0"/>
+              <w:ind w:left="0" w:right="76" w:firstLine="0"/>
+              <w:jc w:val="right"/>
+            </w:pPr>
+            <w:r>
+              <w:drawing>
+                <wp:inline xmlns:a="http://schemas.openxmlformats.org/drawingml/2006/main" xmlns:pic="http://schemas.openxmlformats.org/drawingml/2006/picture">
+                  <wp:extent cx="251460" cy="252729"/>
+                  <wp:docPr id="6" name="Picture 6"/>
+                  <wp:cNvGraphicFramePr>
+                    <a:graphicFrameLocks noChangeAspect="1"/>
+                  </wp:cNvGraphicFramePr>
+                  <a:graphic>
+                    <a:graphicData uri="http://schemas.openxmlformats.org/drawingml/2006/picture">
+                      <pic:pic>
+                        <pic:nvPicPr>
+                          <pic:cNvPr id="0" name="image.png"/>
+                          <pic:cNvPicPr/>
+                        </pic:nvPicPr>
+                        <pic:blipFill>
+                          <a:blip r:embed="rId15"/>
+                          <a:stretch>
+                            <a:fillRect/>
+                          </a:stretch>
+                        </pic:blipFill>
+                        <pic:spPr>
+                          <a:xfrm>
+                            <a:off x="0" y="0"/>
+                            <a:ext cx="251460" cy="252729"/>
+                          </a:xfrm>
+                          <a:prstGeom prst="rect"/>
+                        </pic:spPr>
+                      </pic:pic>
+                    </a:graphicData>
+                  </a:graphic>
+                </wp:inline>
+              </w:drawing>
+            </w:r>
+          </w:p>
+        </w:tc>
+        <w:tc>
+          <w:tcPr>
+            <w:tcW w:type="dxa" w:w="2600"/>
+            <w:tcBorders/>
+            <w:tcMar>
+              <w:start w:w="0" w:type="dxa"/>
+              <w:end w:w="0" w:type="dxa"/>
+            </w:tcMar>
+          </w:tcPr>
+          <w:p>
+            <w:pPr>
+              <w:autoSpaceDN w:val="0"/>
+              <w:autoSpaceDE w:val="0"/>
+              <w:widowControl/>
+              <w:spacing w:line="175" w:lineRule="auto" w:before="46" w:after="0"/>
+              <w:ind w:left="112" w:right="0" w:firstLine="0"/>
+              <w:jc w:val="left"/>
+            </w:pPr>
+            <w:r>
+              <w:rPr>
+                <w:rFonts w:ascii="Myanmar Text" w:hAnsi="Myanmar Text" w:eastAsia="Myanmar Text"/>
+                <w:b w:val="0"/>
+                <w:i w:val="0"/>
+                <w:color w:val="A09F9F"/>
+                <w:sz w:val="18"/>
+              </w:rPr>
+              <w:t>Phone: +9712 6666898</w:t>
             </w:r>
           </w:p>
         </w:tc>
       </w:tr>
       <w:tr>
+        <w:trPr>
+          <w:trHeight w:hRule="exact" w:val="220"/>
+        </w:trPr>
         <w:tc>
           <w:tcPr>
-            <w:tcW w:type="dxa" w:w="4320"/>
+            <w:tcW w:type="dxa" w:w="1504"/>
+            <w:vMerge/>
+            <w:tcBorders/>
+          </w:tcPr>
+          <w:p/>
+        </w:tc>
+        <w:tc>
+          <w:tcPr>
+            <w:tcW w:type="dxa" w:w="1504"/>
+            <w:vMerge/>
+            <w:tcBorders/>
+          </w:tcPr>
+          <w:p/>
+        </w:tc>
+        <w:tc>
+          <w:tcPr>
+            <w:tcW w:type="dxa" w:w="1504"/>
+            <w:vMerge/>
+            <w:tcBorders/>
+          </w:tcPr>
+          <w:p/>
+        </w:tc>
+        <w:tc>
+          <w:tcPr>
+            <w:tcW w:type="dxa" w:w="2200"/>
+            <w:tcBorders/>
+            <w:tcMar>
+              <w:start w:w="0" w:type="dxa"/>
+              <w:end w:w="0" w:type="dxa"/>
+            </w:tcMar>
           </w:tcPr>
           <w:p>
+            <w:pPr>
+              <w:autoSpaceDN w:val="0"/>
+              <w:autoSpaceDE w:val="0"/>
+              <w:widowControl/>
+              <w:spacing w:line="175" w:lineRule="auto" w:before="0" w:after="0"/>
+              <w:ind w:left="152" w:right="0" w:firstLine="0"/>
+              <w:jc w:val="left"/>
+            </w:pPr>
             <w:r>
-              <w:t>Specific Competencies / الكفاءات المحددة</w:t>
+              <w:rPr>
+                <w:rFonts w:ascii="Myanmar Text" w:hAnsi="Myanmar Text" w:eastAsia="Myanmar Text"/>
+                <w:b w:val="0"/>
+                <w:i w:val="0"/>
+                <w:color w:val="A09F9F"/>
+                <w:sz w:val="18"/>
+              </w:rPr>
+              <w:hyperlink r:id="rId16" w:history="1">
+                <w:r>
+                  <w:rPr>
+                    <w:rStyle w:val="Hyperlink"/>
+                  </w:rPr>
+                  <w:t>www.gss-group.net</w:t>
+                </w:r>
+              </w:hyperlink>
             </w:r>
           </w:p>
         </w:tc>
         <w:tc>
           <w:tcPr>
-            <w:tcW w:type="dxa" w:w="4320"/>
+            <w:tcW w:type="dxa" w:w="1504"/>
+            <w:vMerge/>
+            <w:tcBorders/>
+          </w:tcPr>
+          <w:p/>
+        </w:tc>
+        <w:tc>
+          <w:tcPr>
+            <w:tcW w:type="dxa" w:w="2600"/>
+            <w:tcBorders/>
+            <w:tcMar>
+              <w:start w:w="0" w:type="dxa"/>
+              <w:end w:w="0" w:type="dxa"/>
+            </w:tcMar>
+          </w:tcPr>
+          <w:p>
+            <w:pPr>
+              <w:autoSpaceDN w:val="0"/>
+              <w:autoSpaceDE w:val="0"/>
+              <w:widowControl/>
+              <w:spacing w:line="240" w:lineRule="auto" w:before="0" w:after="0"/>
+              <w:ind w:left="112" w:right="0" w:firstLine="0"/>
+              <w:jc w:val="left"/>
+            </w:pPr>
+            <w:r>
+              <w:rPr>
+                <w:rFonts w:ascii="Gill Sans MT" w:hAnsi="Gill Sans MT" w:eastAsia="Gill Sans MT"/>
+                <w:b w:val="0"/>
+                <w:i w:val="0"/>
+                <w:color w:val="A09F9F"/>
+                <w:sz w:val="19"/>
+              </w:rPr>
+              <w:t>Fax: +971 2 666 8980</w:t>
+            </w:r>
+          </w:p>
+        </w:tc>
+      </w:tr>
+    </w:tbl>
+    <w:p>
+      <w:pPr>
+        <w:autoSpaceDN w:val="0"/>
+        <w:autoSpaceDE w:val="0"/>
+        <w:widowControl/>
+        <w:spacing w:line="14" w:lineRule="exact" w:before="0" w:after="0"/>
+        <w:ind w:left="0" w:right="0"/>
+      </w:pPr>
+    </w:p>
+    <w:p>
+      <w:pPr>
+        <w:sectPr>
+          <w:pgSz w:w="11906" w:h="16838"/>
+          <w:pgMar w:top="300" w:right="0" w:bottom="0" w:left="0" w:header="720" w:footer="720" w:gutter="0"/>
+          <w:cols/>
+          <w:docGrid w:linePitch="360"/>
+        </w:sectPr>
+      </w:pPr>
+    </w:p>
+    <w:p>
+      <w:pPr>
+        <w:autoSpaceDN w:val="0"/>
+        <w:autoSpaceDE w:val="0"/>
+        <w:widowControl/>
+        <w:spacing w:line="220" w:lineRule="exact" w:before="0" w:after="100"/>
+        <w:ind w:left="0" w:right="0"/>
+      </w:pPr>
+      <w:r>
+        <w:drawing>
+          <wp:anchor xmlns:a="http://schemas.openxmlformats.org/drawingml/2006/main" xmlns:pic="http://schemas.openxmlformats.org/drawingml/2006/picture" distT="0" distB="0" distL="0" distR="0" simplePos="0" relativeHeight="0" behindDoc="1" locked="0" layoutInCell="1" allowOverlap="1">
+            <wp:simplePos x="0" y="0"/>
+            <wp:positionH relativeFrom="page">
+              <wp:posOffset>508000</wp:posOffset>
+            </wp:positionH>
+            <wp:positionV relativeFrom="page">
+              <wp:posOffset>1257300</wp:posOffset>
+            </wp:positionV>
+            <wp:extent cx="7048500" cy="1028700"/>
+            <wp:wrapNone/>
+            <wp:docPr id="12" name="Picture 12"/>
+            <wp:cNvGraphicFramePr>
+              <a:graphicFrameLocks noChangeAspect="1"/>
+            </wp:cNvGraphicFramePr>
+            <a:graphic>
+              <a:graphicData uri="http://schemas.openxmlformats.org/drawingml/2006/picture">
+                <pic:pic>
+                  <pic:nvPicPr>
+                    <pic:cNvPr id="0" name="image.png"/>
+                    <pic:cNvPicPr/>
+                  </pic:nvPicPr>
+                  <pic:blipFill>
+                    <a:blip r:embed="rId19"/>
+                    <a:stretch>
+                      <a:fillRect/>
+                    </a:stretch>
+                  </pic:blipFill>
+                  <pic:spPr>
+                    <a:xfrm>
+                      <a:off x="0" y="0"/>
+                      <a:ext cx="7048500" cy="1028700"/>
+                    </a:xfrm>
+                    <a:prstGeom prst="rect"/>
+                  </pic:spPr>
+                </pic:pic>
+              </a:graphicData>
+            </a:graphic>
+          </wp:anchor>
+        </w:drawing>
+      </w:r>
+    </w:p>
+    <w:p>
+      <w:pPr>
+        <w:autoSpaceDN w:val="0"/>
+        <w:autoSpaceDE w:val="0"/>
+        <w:widowControl/>
+        <w:spacing w:line="240" w:lineRule="auto" w:before="0" w:after="0"/>
+        <w:ind w:left="800" w:right="0" w:firstLine="0"/>
+        <w:jc w:val="left"/>
+      </w:pPr>
+      <w:r>
+        <w:drawing>
+          <wp:inline xmlns:a="http://schemas.openxmlformats.org/drawingml/2006/main" xmlns:pic="http://schemas.openxmlformats.org/drawingml/2006/picture">
+            <wp:extent cx="1727200" cy="558800"/>
+            <wp:docPr id="7" name="Picture 7"/>
+            <wp:cNvGraphicFramePr>
+              <a:graphicFrameLocks noChangeAspect="1"/>
+            </wp:cNvGraphicFramePr>
+            <a:graphic>
+              <a:graphicData uri="http://schemas.openxmlformats.org/drawingml/2006/picture">
+                <pic:pic>
+                  <pic:nvPicPr>
+                    <pic:cNvPr id="0" name="image.png"/>
+                    <pic:cNvPicPr/>
+                  </pic:nvPicPr>
+                  <pic:blipFill>
+                    <a:blip r:embed="rId17"/>
+                    <a:stretch>
+                      <a:fillRect/>
+                    </a:stretch>
+                  </pic:blipFill>
+                  <pic:spPr>
+                    <a:xfrm>
+                      <a:off x="0" y="0"/>
+                      <a:ext cx="1727200" cy="558800"/>
+                    </a:xfrm>
+                    <a:prstGeom prst="rect"/>
+                  </pic:spPr>
+                </pic:pic>
+              </a:graphicData>
+            </a:graphic>
+          </wp:inline>
+        </w:drawing>
+      </w:r>
+    </w:p>
+    <w:p>
+      <w:pPr>
+        <w:autoSpaceDN w:val="0"/>
+        <w:autoSpaceDE w:val="0"/>
+        <w:widowControl/>
+        <w:spacing w:line="295" w:lineRule="auto" w:before="822" w:after="296"/>
+        <w:ind w:left="1072" w:right="8064" w:hanging="156"/>
+        <w:jc w:val="left"/>
+      </w:pPr>
+      <w:r>
+        <w:rPr>
+          <w:rFonts w:ascii="Calibri" w:hAnsi="Calibri" w:eastAsia="Calibri"/>
+          <w:b/>
+          <w:i w:val="0"/>
+          <w:color w:val="FFFFFF"/>
+          <w:sz w:val="20"/>
+        </w:rPr>
+        <w:t xml:space="preserve">Qualifications &amp; Experience </w:t>
+      </w:r>
+      <w:r>
+        <w:br/>
+      </w:r>
+      <w:r>
+        <w:rPr>
+          <w:rFonts w:ascii="Calibri" w:hAnsi="Calibri" w:eastAsia="Calibri"/>
+          <w:b w:val="0"/>
+          <w:i w:val="0"/>
+          <w:color w:val="000000"/>
+          <w:sz w:val="20"/>
+        </w:rPr>
+        <w:t>1 {{ qualifications_experience }}</w:t>
+      </w:r>
+      <w:r>
+        <w:br/>
+      </w:r>
+      <w:r>
+        <w:rPr>
+          <w:rFonts w:ascii="Calibri" w:hAnsi="Calibri" w:eastAsia="Calibri"/>
+          <w:b w:val="0"/>
+          <w:i w:val="0"/>
+          <w:color w:val="000000"/>
+          <w:sz w:val="20"/>
+        </w:rPr>
+        <w:t xml:space="preserve">2 </w:t>
+      </w:r>
+      <w:r>
+        <w:br/>
+      </w:r>
+      <w:r>
+        <w:rPr>
+          <w:rFonts w:ascii="Calibri" w:hAnsi="Calibri" w:eastAsia="Calibri"/>
+          <w:b w:val="0"/>
+          <w:i w:val="0"/>
+          <w:color w:val="000000"/>
+          <w:sz w:val="20"/>
+        </w:rPr>
+        <w:t xml:space="preserve">3 </w:t>
+      </w:r>
+    </w:p>
+    <w:tbl>
+      <w:tblPr>
+        <w:tblW w:type="auto" w:w="0"/>
+        <w:tblLayout w:type="fixed"/>
+        <w:tblLook w:firstColumn="1" w:firstRow="1" w:lastColumn="0" w:lastRow="0" w:noHBand="0" w:noVBand="1" w:val="04A0"/>
+        <w:tblInd w:w="810.0" w:type="dxa"/>
+      </w:tblPr>
+      <w:tblGrid>
+        <w:gridCol w:w="4989"/>
+        <w:gridCol w:w="4989"/>
+      </w:tblGrid>
+      <w:tr>
+        <w:trPr>
+          <w:trHeight w:hRule="exact" w:val="354"/>
+        </w:trPr>
+        <w:tc>
+          <w:tcPr>
+            <w:tcW w:type="dxa" w:w="10566"/>
+            <w:gridSpan w:val="2"/>
+            <w:tcBorders>
+              <w:start w:sz="4.0" w:val="single" w:color="#000000"/>
+              <w:top w:sz="4.0" w:val="single" w:color="#000000"/>
+              <w:end w:sz="3.199999999999818" w:val="single" w:color="#000000"/>
+              <w:bottom w:sz="3.2000000000000455" w:val="single" w:color="#000000"/>
+            </w:tcBorders>
+            <w:shd w:fill="c00000"/>
+            <w:tcMar>
+              <w:start w:w="0" w:type="dxa"/>
+              <w:end w:w="0" w:type="dxa"/>
+            </w:tcMar>
+            <w:tcMar>
+              <w:start w:w="0" w:type="dxa"/>
+              <w:end w:w="0" w:type="dxa"/>
+            </w:tcMar>
+          </w:tcPr>
+          <w:p>
+            <w:pPr>
+              <w:autoSpaceDN w:val="0"/>
+              <w:autoSpaceDE w:val="0"/>
+              <w:widowControl/>
+              <w:spacing w:line="197" w:lineRule="auto" w:before="92" w:after="0"/>
+              <w:ind w:left="100" w:right="0" w:firstLine="0"/>
+              <w:jc w:val="left"/>
+            </w:pPr>
+            <w:r>
+              <w:rPr>
+                <w:rFonts w:ascii="Calibri" w:hAnsi="Calibri" w:eastAsia="Calibri"/>
+                <w:b/>
+                <w:i w:val="0"/>
+                <w:color w:val="FFFFFF"/>
+                <w:sz w:val="20"/>
+              </w:rPr>
+              <w:t xml:space="preserve">Specific Competencies </w:t>
+            </w:r>
+          </w:p>
+        </w:tc>
+      </w:tr>
+      <w:tr>
+        <w:trPr>
+          <w:trHeight w:hRule="exact" w:val="328"/>
+        </w:trPr>
+        <w:tc>
+          <w:tcPr>
+            <w:tcW w:type="dxa" w:w="634"/>
+            <w:tcBorders>
+              <w:start w:sz="4.0" w:val="single" w:color="#000000"/>
+              <w:top w:sz="3.2000000000000455" w:val="single" w:color="#000000"/>
+              <w:end w:sz="4.0" w:val="single" w:color="#000000"/>
+              <w:bottom w:sz="4.0" w:val="single" w:color="#000000"/>
+            </w:tcBorders>
+            <w:tcMar>
+              <w:start w:w="0" w:type="dxa"/>
+              <w:end w:w="0" w:type="dxa"/>
+            </w:tcMar>
+          </w:tcPr>
+          <w:p>
+            <w:pPr>
+              <w:autoSpaceDN w:val="0"/>
+              <w:autoSpaceDE w:val="0"/>
+              <w:widowControl/>
+              <w:spacing w:line="194" w:lineRule="auto" w:before="80" w:after="0"/>
+              <w:ind w:left="0" w:right="0" w:firstLine="0"/>
+              <w:jc w:val="center"/>
+            </w:pPr>
+            <w:r>
+              <w:rPr>
+                <w:rFonts w:ascii="Calibri" w:hAnsi="Calibri" w:eastAsia="Calibri"/>
+                <w:b w:val="0"/>
+                <w:i w:val="0"/>
+                <w:color w:val="000000"/>
+                <w:sz w:val="20"/>
+              </w:rPr>
+              <w:t xml:space="preserve">1 </w:t>
+            </w:r>
+          </w:p>
+        </w:tc>
+        <w:tc>
+          <w:tcPr>
+            <w:tcW w:type="dxa" w:w="9932"/>
+            <w:tcBorders>
+              <w:start w:sz="4.0" w:val="single" w:color="#000000"/>
+              <w:top w:sz="3.2000000000000455" w:val="single" w:color="#000000"/>
+              <w:end w:sz="3.199999999999818" w:val="single" w:color="#000000"/>
+              <w:bottom w:sz="4.0" w:val="single" w:color="#000000"/>
+            </w:tcBorders>
+            <w:tcMar>
+              <w:start w:w="0" w:type="dxa"/>
+              <w:end w:w="0" w:type="dxa"/>
+            </w:tcMar>
           </w:tcPr>
           <w:p>
             <w:r>
-              <w:rPr>
-                <w:sz w:val="20"/>
-              </w:rPr>
               <w:t>{{ specific_competencies }}</w:t>
             </w:r>
           </w:p>
         </w:tc>
       </w:tr>
+      <w:tr>
+        <w:trPr>
+          <w:trHeight w:hRule="exact" w:val="332"/>
+        </w:trPr>
+        <w:tc>
+          <w:tcPr>
+            <w:tcW w:type="dxa" w:w="634"/>
+            <w:tcBorders>
+              <w:start w:sz="4.0" w:val="single" w:color="#000000"/>
+              <w:top w:sz="4.0" w:val="single" w:color="#000000"/>
+              <w:end w:sz="4.0" w:val="single" w:color="#000000"/>
+              <w:bottom w:sz="4.0" w:val="single" w:color="#000000"/>
+            </w:tcBorders>
+            <w:tcMar>
+              <w:start w:w="0" w:type="dxa"/>
+              <w:end w:w="0" w:type="dxa"/>
+            </w:tcMar>
+          </w:tcPr>
+          <w:p>
+            <w:pPr>
+              <w:autoSpaceDN w:val="0"/>
+              <w:autoSpaceDE w:val="0"/>
+              <w:widowControl/>
+              <w:spacing w:line="197" w:lineRule="auto" w:before="80" w:after="0"/>
+              <w:ind w:left="0" w:right="0" w:firstLine="0"/>
+              <w:jc w:val="center"/>
+            </w:pPr>
+            <w:r>
+              <w:rPr>
+                <w:rFonts w:ascii="Calibri" w:hAnsi="Calibri" w:eastAsia="Calibri"/>
+                <w:b w:val="0"/>
+                <w:i w:val="0"/>
+                <w:color w:val="000000"/>
+                <w:sz w:val="20"/>
+              </w:rPr>
+              <w:t xml:space="preserve">2 </w:t>
+            </w:r>
+          </w:p>
+        </w:tc>
+        <w:tc>
+          <w:tcPr>
+            <w:tcW w:type="dxa" w:w="9932"/>
+            <w:tcBorders>
+              <w:start w:sz="4.0" w:val="single" w:color="#000000"/>
+              <w:top w:sz="4.0" w:val="single" w:color="#000000"/>
+              <w:end w:sz="3.199999999999818" w:val="single" w:color="#000000"/>
+              <w:bottom w:sz="4.0" w:val="single" w:color="#000000"/>
+            </w:tcBorders>
+            <w:tcMar>
+              <w:start w:w="0" w:type="dxa"/>
+              <w:end w:w="0" w:type="dxa"/>
+            </w:tcMar>
+          </w:tcPr>
+          <w:p/>
+        </w:tc>
+      </w:tr>
+      <w:tr>
+        <w:trPr>
+          <w:trHeight w:hRule="exact" w:val="330"/>
+        </w:trPr>
+        <w:tc>
+          <w:tcPr>
+            <w:tcW w:type="dxa" w:w="634"/>
+            <w:tcBorders>
+              <w:start w:sz="4.0" w:val="single" w:color="#000000"/>
+              <w:top w:sz="4.0" w:val="single" w:color="#000000"/>
+              <w:end w:sz="4.0" w:val="single" w:color="#000000"/>
+              <w:bottom w:sz="4.0" w:val="single" w:color="#000000"/>
+            </w:tcBorders>
+            <w:tcMar>
+              <w:start w:w="0" w:type="dxa"/>
+              <w:end w:w="0" w:type="dxa"/>
+            </w:tcMar>
+          </w:tcPr>
+          <w:p>
+            <w:pPr>
+              <w:autoSpaceDN w:val="0"/>
+              <w:autoSpaceDE w:val="0"/>
+              <w:widowControl/>
+              <w:spacing w:line="197" w:lineRule="auto" w:before="78" w:after="0"/>
+              <w:ind w:left="0" w:right="0" w:firstLine="0"/>
+              <w:jc w:val="center"/>
+            </w:pPr>
+            <w:r>
+              <w:rPr>
+                <w:rFonts w:ascii="Calibri" w:hAnsi="Calibri" w:eastAsia="Calibri"/>
+                <w:b w:val="0"/>
+                <w:i w:val="0"/>
+                <w:color w:val="000000"/>
+                <w:sz w:val="20"/>
+              </w:rPr>
+              <w:t xml:space="preserve">3 </w:t>
+            </w:r>
+          </w:p>
+        </w:tc>
+        <w:tc>
+          <w:tcPr>
+            <w:tcW w:type="dxa" w:w="9932"/>
+            <w:tcBorders>
+              <w:start w:sz="4.0" w:val="single" w:color="#000000"/>
+              <w:top w:sz="4.0" w:val="single" w:color="#000000"/>
+              <w:end w:sz="3.199999999999818" w:val="single" w:color="#000000"/>
+              <w:bottom w:sz="4.0" w:val="single" w:color="#000000"/>
+            </w:tcBorders>
+            <w:tcMar>
+              <w:start w:w="0" w:type="dxa"/>
+              <w:end w:w="0" w:type="dxa"/>
+            </w:tcMar>
+          </w:tcPr>
+          <w:p/>
+        </w:tc>
+      </w:tr>
+      <w:tr>
+        <w:trPr>
+          <w:trHeight w:hRule="exact" w:val="330"/>
+        </w:trPr>
+        <w:tc>
+          <w:tcPr>
+            <w:tcW w:type="dxa" w:w="634"/>
+            <w:tcBorders>
+              <w:start w:sz="4.0" w:val="single" w:color="#000000"/>
+              <w:top w:sz="4.0" w:val="single" w:color="#000000"/>
+              <w:end w:sz="4.0" w:val="single" w:color="#000000"/>
+              <w:bottom w:sz="4.0" w:val="single" w:color="#000000"/>
+            </w:tcBorders>
+            <w:tcMar>
+              <w:start w:w="0" w:type="dxa"/>
+              <w:end w:w="0" w:type="dxa"/>
+            </w:tcMar>
+          </w:tcPr>
+          <w:p>
+            <w:pPr>
+              <w:autoSpaceDN w:val="0"/>
+              <w:autoSpaceDE w:val="0"/>
+              <w:widowControl/>
+              <w:spacing w:line="194" w:lineRule="auto" w:before="82" w:after="0"/>
+              <w:ind w:left="0" w:right="0" w:firstLine="0"/>
+              <w:jc w:val="center"/>
+            </w:pPr>
+            <w:r>
+              <w:rPr>
+                <w:rFonts w:ascii="Calibri" w:hAnsi="Calibri" w:eastAsia="Calibri"/>
+                <w:b w:val="0"/>
+                <w:i w:val="0"/>
+                <w:color w:val="000000"/>
+                <w:sz w:val="20"/>
+              </w:rPr>
+              <w:t xml:space="preserve">4 </w:t>
+            </w:r>
+          </w:p>
+        </w:tc>
+        <w:tc>
+          <w:tcPr>
+            <w:tcW w:type="dxa" w:w="9932"/>
+            <w:tcBorders>
+              <w:start w:sz="4.0" w:val="single" w:color="#000000"/>
+              <w:top w:sz="4.0" w:val="single" w:color="#000000"/>
+              <w:end w:sz="3.199999999999818" w:val="single" w:color="#000000"/>
+              <w:bottom w:sz="4.0" w:val="single" w:color="#000000"/>
+            </w:tcBorders>
+            <w:tcMar>
+              <w:start w:w="0" w:type="dxa"/>
+              <w:end w:w="0" w:type="dxa"/>
+            </w:tcMar>
+          </w:tcPr>
+          <w:p/>
+        </w:tc>
+      </w:tr>
+      <w:tr>
+        <w:trPr>
+          <w:trHeight w:hRule="exact" w:val="330"/>
+        </w:trPr>
+        <w:tc>
+          <w:tcPr>
+            <w:tcW w:type="dxa" w:w="634"/>
+            <w:tcBorders>
+              <w:start w:sz="4.0" w:val="single" w:color="#000000"/>
+              <w:top w:sz="4.0" w:val="single" w:color="#000000"/>
+              <w:end w:sz="4.0" w:val="single" w:color="#000000"/>
+              <w:bottom w:sz="4.0" w:val="single" w:color="#000000"/>
+            </w:tcBorders>
+            <w:tcMar>
+              <w:start w:w="0" w:type="dxa"/>
+              <w:end w:w="0" w:type="dxa"/>
+            </w:tcMar>
+          </w:tcPr>
+          <w:p>
+            <w:pPr>
+              <w:autoSpaceDN w:val="0"/>
+              <w:autoSpaceDE w:val="0"/>
+              <w:widowControl/>
+              <w:spacing w:line="197" w:lineRule="auto" w:before="80" w:after="0"/>
+              <w:ind w:left="0" w:right="0" w:firstLine="0"/>
+              <w:jc w:val="center"/>
+            </w:pPr>
+            <w:r>
+              <w:rPr>
+                <w:rFonts w:ascii="Calibri" w:hAnsi="Calibri" w:eastAsia="Calibri"/>
+                <w:b w:val="0"/>
+                <w:i w:val="0"/>
+                <w:color w:val="000000"/>
+                <w:sz w:val="20"/>
+              </w:rPr>
+              <w:t xml:space="preserve">5 </w:t>
+            </w:r>
+          </w:p>
+        </w:tc>
+        <w:tc>
+          <w:tcPr>
+            <w:tcW w:type="dxa" w:w="9932"/>
+            <w:tcBorders>
+              <w:start w:sz="4.0" w:val="single" w:color="#000000"/>
+              <w:top w:sz="4.0" w:val="single" w:color="#000000"/>
+              <w:end w:sz="3.199999999999818" w:val="single" w:color="#000000"/>
+              <w:bottom w:sz="4.0" w:val="single" w:color="#000000"/>
+            </w:tcBorders>
+            <w:tcMar>
+              <w:start w:w="0" w:type="dxa"/>
+              <w:end w:w="0" w:type="dxa"/>
+            </w:tcMar>
+          </w:tcPr>
+          <w:p/>
+        </w:tc>
+      </w:tr>
+      <w:tr>
+        <w:trPr>
+          <w:trHeight w:hRule="exact" w:val="330"/>
+        </w:trPr>
+        <w:tc>
+          <w:tcPr>
+            <w:tcW w:type="dxa" w:w="634"/>
+            <w:tcBorders>
+              <w:start w:sz="4.0" w:val="single" w:color="#000000"/>
+              <w:top w:sz="4.0" w:val="single" w:color="#000000"/>
+              <w:end w:sz="4.0" w:val="single" w:color="#000000"/>
+              <w:bottom w:sz="4.0" w:val="single" w:color="#000000"/>
+            </w:tcBorders>
+            <w:tcMar>
+              <w:start w:w="0" w:type="dxa"/>
+              <w:end w:w="0" w:type="dxa"/>
+            </w:tcMar>
+          </w:tcPr>
+          <w:p>
+            <w:pPr>
+              <w:autoSpaceDN w:val="0"/>
+              <w:autoSpaceDE w:val="0"/>
+              <w:widowControl/>
+              <w:spacing w:line="194" w:lineRule="auto" w:before="82" w:after="0"/>
+              <w:ind w:left="0" w:right="0" w:firstLine="0"/>
+              <w:jc w:val="center"/>
+            </w:pPr>
+            <w:r>
+              <w:rPr>
+                <w:rFonts w:ascii="Calibri" w:hAnsi="Calibri" w:eastAsia="Calibri"/>
+                <w:b w:val="0"/>
+                <w:i w:val="0"/>
+                <w:color w:val="000000"/>
+                <w:sz w:val="20"/>
+              </w:rPr>
+              <w:t xml:space="preserve">6 </w:t>
+            </w:r>
+          </w:p>
+        </w:tc>
+        <w:tc>
+          <w:tcPr>
+            <w:tcW w:type="dxa" w:w="9932"/>
+            <w:tcBorders>
+              <w:start w:sz="4.0" w:val="single" w:color="#000000"/>
+              <w:top w:sz="4.0" w:val="single" w:color="#000000"/>
+              <w:end w:sz="3.199999999999818" w:val="single" w:color="#000000"/>
+              <w:bottom w:sz="4.0" w:val="single" w:color="#000000"/>
+            </w:tcBorders>
+            <w:tcMar>
+              <w:start w:w="0" w:type="dxa"/>
+              <w:end w:w="0" w:type="dxa"/>
+            </w:tcMar>
+          </w:tcPr>
+          <w:p/>
+        </w:tc>
+      </w:tr>
     </w:tbl>
+    <w:p>
+      <w:pPr>
+        <w:autoSpaceDN w:val="0"/>
+        <w:autoSpaceDE w:val="0"/>
+        <w:widowControl/>
+        <w:spacing w:line="244" w:lineRule="exact" w:before="0" w:after="0"/>
+        <w:ind w:left="0" w:right="0"/>
+      </w:pPr>
+    </w:p>
+    <w:tbl>
+      <w:tblPr>
+        <w:tblW w:type="auto" w:w="0"/>
+        <w:tblLayout w:type="fixed"/>
+        <w:tblLook w:firstColumn="1" w:firstRow="1" w:lastColumn="0" w:lastRow="0" w:noHBand="0" w:noVBand="1" w:val="04A0"/>
+        <w:tblInd w:w="810.0" w:type="dxa"/>
+      </w:tblPr>
+      <w:tblGrid>
+        <w:gridCol w:w="2494"/>
+        <w:gridCol w:w="2494"/>
+        <w:gridCol w:w="2494"/>
+        <w:gridCol w:w="2494"/>
+      </w:tblGrid>
+      <w:tr>
+        <w:trPr>
+          <w:trHeight w:hRule="exact" w:val="354"/>
+        </w:trPr>
+        <w:tc>
+          <w:tcPr>
+            <w:tcW w:type="dxa" w:w="10566"/>
+            <w:gridSpan w:val="4"/>
+            <w:tcBorders>
+              <w:start w:sz="4.0" w:val="single" w:color="#000000"/>
+              <w:top w:sz="4.0" w:val="single" w:color="#000000"/>
+              <w:end w:sz="3.199999999999818" w:val="single" w:color="#000000"/>
+              <w:bottom w:sz="3.199999999999818" w:val="single" w:color="#000000"/>
+            </w:tcBorders>
+            <w:shd w:fill="c00000"/>
+            <w:tcMar>
+              <w:start w:w="0" w:type="dxa"/>
+              <w:end w:w="0" w:type="dxa"/>
+            </w:tcMar>
+            <w:tcMar>
+              <w:start w:w="0" w:type="dxa"/>
+              <w:end w:w="0" w:type="dxa"/>
+            </w:tcMar>
+            <w:tcMar>
+              <w:start w:w="0" w:type="dxa"/>
+              <w:end w:w="0" w:type="dxa"/>
+            </w:tcMar>
+            <w:tcMar>
+              <w:start w:w="0" w:type="dxa"/>
+              <w:end w:w="0" w:type="dxa"/>
+            </w:tcMar>
+          </w:tcPr>
+          <w:p>
+            <w:pPr>
+              <w:autoSpaceDN w:val="0"/>
+              <w:autoSpaceDE w:val="0"/>
+              <w:widowControl/>
+              <w:spacing w:line="197" w:lineRule="auto" w:before="90" w:after="0"/>
+              <w:ind w:left="100" w:right="0" w:firstLine="0"/>
+              <w:jc w:val="left"/>
+            </w:pPr>
+            <w:r>
+              <w:rPr>
+                <w:rFonts w:ascii="Calibri" w:hAnsi="Calibri" w:eastAsia="Calibri"/>
+                <w:b/>
+                <w:i w:val="0"/>
+                <w:color w:val="FFFFFF"/>
+                <w:sz w:val="20"/>
+              </w:rPr>
+              <w:t xml:space="preserve">Core Competencies </w:t>
+            </w:r>
+          </w:p>
+        </w:tc>
+      </w:tr>
+      <w:tr>
+        <w:trPr>
+          <w:trHeight w:hRule="exact" w:val="332"/>
+        </w:trPr>
+        <w:tc>
+          <w:tcPr>
+            <w:tcW w:type="dxa" w:w="5402"/>
+            <w:tcBorders>
+              <w:start w:sz="4.0" w:val="single" w:color="#000000"/>
+              <w:top w:sz="3.199999999999818" w:val="single" w:color="#000000"/>
+              <w:end w:sz="4.0" w:val="single" w:color="#000000"/>
+              <w:bottom w:sz="4.0" w:val="single" w:color="#000000"/>
+            </w:tcBorders>
+            <w:shd w:fill="f1f2f1"/>
+            <w:tcMar>
+              <w:start w:w="0" w:type="dxa"/>
+              <w:end w:w="0" w:type="dxa"/>
+            </w:tcMar>
+          </w:tcPr>
+          <w:p>
+            <w:pPr>
+              <w:autoSpaceDN w:val="0"/>
+              <w:autoSpaceDE w:val="0"/>
+              <w:widowControl/>
+              <w:spacing w:line="194" w:lineRule="auto" w:before="82" w:after="0"/>
+              <w:ind w:left="100" w:right="0" w:firstLine="0"/>
+              <w:jc w:val="left"/>
+            </w:pPr>
+            <w:r>
+              <w:rPr>
+                <w:rFonts w:ascii="Calibri" w:hAnsi="Calibri" w:eastAsia="Calibri"/>
+                <w:b/>
+                <w:i w:val="0"/>
+                <w:color w:val="000000"/>
+                <w:sz w:val="20"/>
+              </w:rPr>
+              <w:t xml:space="preserve">Level </w:t>
+            </w:r>
+          </w:p>
+        </w:tc>
+        <w:tc>
+          <w:tcPr>
+            <w:tcW w:type="dxa" w:w="1720"/>
+            <w:tcBorders>
+              <w:start w:sz="4.0" w:val="single" w:color="#000000"/>
+              <w:top w:sz="3.199999999999818" w:val="single" w:color="#000000"/>
+              <w:end w:sz="4.0" w:val="single" w:color="#000000"/>
+              <w:bottom w:sz="4.0" w:val="single" w:color="#000000"/>
+            </w:tcBorders>
+            <w:shd w:fill="f1f2f1"/>
+            <w:tcMar>
+              <w:start w:w="0" w:type="dxa"/>
+              <w:end w:w="0" w:type="dxa"/>
+            </w:tcMar>
+          </w:tcPr>
+          <w:p>
+            <w:pPr>
+              <w:autoSpaceDN w:val="0"/>
+              <w:autoSpaceDE w:val="0"/>
+              <w:widowControl/>
+              <w:spacing w:line="194" w:lineRule="auto" w:before="82" w:after="0"/>
+              <w:ind w:left="0" w:right="0" w:firstLine="0"/>
+              <w:jc w:val="center"/>
+            </w:pPr>
+            <w:r>
+              <w:rPr>
+                <w:rFonts w:ascii="Calibri" w:hAnsi="Calibri" w:eastAsia="Calibri"/>
+                <w:b/>
+                <w:i w:val="0"/>
+                <w:color w:val="000000"/>
+                <w:sz w:val="20"/>
+              </w:rPr>
+              <w:t xml:space="preserve">1 </w:t>
+            </w:r>
+          </w:p>
+        </w:tc>
+        <w:tc>
+          <w:tcPr>
+            <w:tcW w:type="dxa" w:w="1724"/>
+            <w:tcBorders>
+              <w:start w:sz="4.0" w:val="single" w:color="#000000"/>
+              <w:top w:sz="3.199999999999818" w:val="single" w:color="#000000"/>
+              <w:end w:sz="4.0" w:val="single" w:color="#000000"/>
+              <w:bottom w:sz="4.0" w:val="single" w:color="#000000"/>
+            </w:tcBorders>
+            <w:shd w:fill="f1f2f1"/>
+            <w:tcMar>
+              <w:start w:w="0" w:type="dxa"/>
+              <w:end w:w="0" w:type="dxa"/>
+            </w:tcMar>
+          </w:tcPr>
+          <w:p>
+            <w:pPr>
+              <w:autoSpaceDN w:val="0"/>
+              <w:autoSpaceDE w:val="0"/>
+              <w:widowControl/>
+              <w:spacing w:line="194" w:lineRule="auto" w:before="82" w:after="0"/>
+              <w:ind w:left="0" w:right="0" w:firstLine="0"/>
+              <w:jc w:val="center"/>
+            </w:pPr>
+            <w:r>
+              <w:rPr>
+                <w:rFonts w:ascii="Calibri" w:hAnsi="Calibri" w:eastAsia="Calibri"/>
+                <w:b/>
+                <w:i w:val="0"/>
+                <w:color w:val="000000"/>
+                <w:sz w:val="20"/>
+              </w:rPr>
+              <w:t xml:space="preserve">2 </w:t>
+            </w:r>
+          </w:p>
+        </w:tc>
+        <w:tc>
+          <w:tcPr>
+            <w:tcW w:type="dxa" w:w="1720"/>
+            <w:tcBorders>
+              <w:start w:sz="4.0" w:val="single" w:color="#000000"/>
+              <w:top w:sz="3.199999999999818" w:val="single" w:color="#000000"/>
+              <w:end w:sz="3.199999999999818" w:val="single" w:color="#000000"/>
+              <w:bottom w:sz="4.0" w:val="single" w:color="#000000"/>
+            </w:tcBorders>
+            <w:shd w:fill="f1f2f1"/>
+            <w:tcMar>
+              <w:start w:w="0" w:type="dxa"/>
+              <w:end w:w="0" w:type="dxa"/>
+            </w:tcMar>
+          </w:tcPr>
+          <w:p>
+            <w:pPr>
+              <w:autoSpaceDN w:val="0"/>
+              <w:autoSpaceDE w:val="0"/>
+              <w:widowControl/>
+              <w:spacing w:line="194" w:lineRule="auto" w:before="82" w:after="0"/>
+              <w:ind w:left="0" w:right="0" w:firstLine="0"/>
+              <w:jc w:val="center"/>
+            </w:pPr>
+            <w:r>
+              <w:rPr>
+                <w:rFonts w:ascii="Calibri" w:hAnsi="Calibri" w:eastAsia="Calibri"/>
+                <w:b/>
+                <w:i w:val="0"/>
+                <w:color w:val="000000"/>
+                <w:sz w:val="20"/>
+              </w:rPr>
+              <w:t xml:space="preserve">3 </w:t>
+            </w:r>
+          </w:p>
+        </w:tc>
+      </w:tr>
+      <w:tr>
+        <w:trPr>
+          <w:trHeight w:hRule="exact" w:val="328"/>
+        </w:trPr>
+        <w:tc>
+          <w:tcPr>
+            <w:tcW w:type="dxa" w:w="5402"/>
+            <w:tcBorders>
+              <w:start w:sz="4.0" w:val="single" w:color="#000000"/>
+              <w:top w:sz="4.0" w:val="single" w:color="#000000"/>
+              <w:end w:sz="4.0" w:val="single" w:color="#000000"/>
+              <w:bottom w:sz="3.199999999999818" w:val="single" w:color="#000000"/>
+            </w:tcBorders>
+            <w:tcMar>
+              <w:start w:w="0" w:type="dxa"/>
+              <w:end w:w="0" w:type="dxa"/>
+            </w:tcMar>
+          </w:tcPr>
+          <w:p>
+            <w:pPr>
+              <w:autoSpaceDN w:val="0"/>
+              <w:autoSpaceDE w:val="0"/>
+              <w:widowControl/>
+              <w:spacing w:line="197" w:lineRule="auto" w:before="78" w:after="0"/>
+              <w:ind w:left="100" w:right="0" w:firstLine="0"/>
+              <w:jc w:val="left"/>
+            </w:pPr>
+            <w:r>
+              <w:rPr>
+                <w:rFonts w:ascii="Calibri" w:hAnsi="Calibri" w:eastAsia="Calibri"/>
+                <w:b w:val="0"/>
+                <w:i w:val="0"/>
+                <w:color w:val="000000"/>
+                <w:sz w:val="20"/>
+              </w:rPr>
+              <w:t xml:space="preserve">Ethical </w:t>
+            </w:r>
+          </w:p>
+        </w:tc>
+        <w:tc>
+          <w:tcPr>
+            <w:tcW w:type="dxa" w:w="1720"/>
+            <w:tcBorders>
+              <w:start w:sz="4.0" w:val="single" w:color="#000000"/>
+              <w:top w:sz="4.0" w:val="single" w:color="#000000"/>
+              <w:end w:sz="4.0" w:val="single" w:color="#000000"/>
+              <w:bottom w:sz="3.199999999999818" w:val="single" w:color="#000000"/>
+            </w:tcBorders>
+            <w:tcMar>
+              <w:start w:w="0" w:type="dxa"/>
+              <w:end w:w="0" w:type="dxa"/>
+            </w:tcMar>
+          </w:tcPr>
+          <w:p/>
+        </w:tc>
+        <w:tc>
+          <w:tcPr>
+            <w:tcW w:type="dxa" w:w="1724"/>
+            <w:tcBorders>
+              <w:start w:sz="4.0" w:val="single" w:color="#000000"/>
+              <w:top w:sz="4.0" w:val="single" w:color="#000000"/>
+              <w:end w:sz="4.0" w:val="single" w:color="#000000"/>
+              <w:bottom w:sz="3.199999999999818" w:val="single" w:color="#000000"/>
+            </w:tcBorders>
+            <w:tcMar>
+              <w:start w:w="0" w:type="dxa"/>
+              <w:end w:w="0" w:type="dxa"/>
+            </w:tcMar>
+          </w:tcPr>
+          <w:p/>
+        </w:tc>
+        <w:tc>
+          <w:tcPr>
+            <w:tcW w:type="dxa" w:w="1720"/>
+            <w:tcBorders>
+              <w:start w:sz="4.0" w:val="single" w:color="#000000"/>
+              <w:top w:sz="4.0" w:val="single" w:color="#000000"/>
+              <w:end w:sz="3.199999999999818" w:val="single" w:color="#000000"/>
+              <w:bottom w:sz="3.199999999999818" w:val="single" w:color="#000000"/>
+            </w:tcBorders>
+            <w:tcMar>
+              <w:start w:w="0" w:type="dxa"/>
+              <w:end w:w="0" w:type="dxa"/>
+            </w:tcMar>
+          </w:tcPr>
+          <w:p/>
+        </w:tc>
+      </w:tr>
+      <w:tr>
+        <w:trPr>
+          <w:trHeight w:hRule="exact" w:val="332"/>
+        </w:trPr>
+        <w:tc>
+          <w:tcPr>
+            <w:tcW w:type="dxa" w:w="5402"/>
+            <w:tcBorders>
+              <w:start w:sz="4.0" w:val="single" w:color="#000000"/>
+              <w:top w:sz="3.199999999999818" w:val="single" w:color="#000000"/>
+              <w:end w:sz="4.0" w:val="single" w:color="#000000"/>
+              <w:bottom w:sz="4.0" w:val="single" w:color="#000000"/>
+            </w:tcBorders>
+            <w:tcMar>
+              <w:start w:w="0" w:type="dxa"/>
+              <w:end w:w="0" w:type="dxa"/>
+            </w:tcMar>
+          </w:tcPr>
+          <w:p>
+            <w:pPr>
+              <w:autoSpaceDN w:val="0"/>
+              <w:autoSpaceDE w:val="0"/>
+              <w:widowControl/>
+              <w:spacing w:line="194" w:lineRule="auto" w:before="82" w:after="0"/>
+              <w:ind w:left="100" w:right="0" w:firstLine="0"/>
+              <w:jc w:val="left"/>
+            </w:pPr>
+            <w:r>
+              <w:rPr>
+                <w:rFonts w:ascii="Calibri" w:hAnsi="Calibri" w:eastAsia="Calibri"/>
+                <w:b w:val="0"/>
+                <w:i w:val="0"/>
+                <w:color w:val="000000"/>
+                <w:sz w:val="20"/>
+              </w:rPr>
+              <w:t xml:space="preserve">Professional </w:t>
+            </w:r>
+          </w:p>
+        </w:tc>
+        <w:tc>
+          <w:tcPr>
+            <w:tcW w:type="dxa" w:w="1720"/>
+            <w:tcBorders>
+              <w:start w:sz="4.0" w:val="single" w:color="#000000"/>
+              <w:top w:sz="3.199999999999818" w:val="single" w:color="#000000"/>
+              <w:end w:sz="4.0" w:val="single" w:color="#000000"/>
+              <w:bottom w:sz="4.0" w:val="single" w:color="#000000"/>
+            </w:tcBorders>
+            <w:tcMar>
+              <w:start w:w="0" w:type="dxa"/>
+              <w:end w:w="0" w:type="dxa"/>
+            </w:tcMar>
+          </w:tcPr>
+          <w:p/>
+        </w:tc>
+        <w:tc>
+          <w:tcPr>
+            <w:tcW w:type="dxa" w:w="1724"/>
+            <w:tcBorders>
+              <w:start w:sz="4.0" w:val="single" w:color="#000000"/>
+              <w:top w:sz="3.199999999999818" w:val="single" w:color="#000000"/>
+              <w:end w:sz="4.0" w:val="single" w:color="#000000"/>
+              <w:bottom w:sz="4.0" w:val="single" w:color="#000000"/>
+            </w:tcBorders>
+            <w:tcMar>
+              <w:start w:w="0" w:type="dxa"/>
+              <w:end w:w="0" w:type="dxa"/>
+            </w:tcMar>
+          </w:tcPr>
+          <w:p/>
+        </w:tc>
+        <w:tc>
+          <w:tcPr>
+            <w:tcW w:type="dxa" w:w="1720"/>
+            <w:tcBorders>
+              <w:start w:sz="4.0" w:val="single" w:color="#000000"/>
+              <w:top w:sz="3.199999999999818" w:val="single" w:color="#000000"/>
+              <w:end w:sz="3.199999999999818" w:val="single" w:color="#000000"/>
+              <w:bottom w:sz="4.0" w:val="single" w:color="#000000"/>
+            </w:tcBorders>
+            <w:tcMar>
+              <w:start w:w="0" w:type="dxa"/>
+              <w:end w:w="0" w:type="dxa"/>
+            </w:tcMar>
+          </w:tcPr>
+          <w:p/>
+        </w:tc>
+      </w:tr>
+      <w:tr>
+        <w:trPr>
+          <w:trHeight w:hRule="exact" w:val="330"/>
+        </w:trPr>
+        <w:tc>
+          <w:tcPr>
+            <w:tcW w:type="dxa" w:w="5402"/>
+            <w:tcBorders>
+              <w:start w:sz="4.0" w:val="single" w:color="#000000"/>
+              <w:top w:sz="4.0" w:val="single" w:color="#000000"/>
+              <w:end w:sz="4.0" w:val="single" w:color="#000000"/>
+              <w:bottom w:sz="4.0" w:val="single" w:color="#000000"/>
+            </w:tcBorders>
+            <w:tcMar>
+              <w:start w:w="0" w:type="dxa"/>
+              <w:end w:w="0" w:type="dxa"/>
+            </w:tcMar>
+          </w:tcPr>
+          <w:p>
+            <w:pPr>
+              <w:autoSpaceDN w:val="0"/>
+              <w:autoSpaceDE w:val="0"/>
+              <w:widowControl/>
+              <w:spacing w:line="197" w:lineRule="auto" w:before="78" w:after="0"/>
+              <w:ind w:left="100" w:right="0" w:firstLine="0"/>
+              <w:jc w:val="left"/>
+            </w:pPr>
+            <w:r>
+              <w:rPr>
+                <w:rFonts w:ascii="Calibri" w:hAnsi="Calibri" w:eastAsia="Calibri"/>
+                <w:b w:val="0"/>
+                <w:i w:val="0"/>
+                <w:color w:val="000000"/>
+                <w:sz w:val="20"/>
+              </w:rPr>
+              <w:t xml:space="preserve">Innovative </w:t>
+            </w:r>
+          </w:p>
+        </w:tc>
+        <w:tc>
+          <w:tcPr>
+            <w:tcW w:type="dxa" w:w="1720"/>
+            <w:tcBorders>
+              <w:start w:sz="4.0" w:val="single" w:color="#000000"/>
+              <w:top w:sz="4.0" w:val="single" w:color="#000000"/>
+              <w:end w:sz="4.0" w:val="single" w:color="#000000"/>
+              <w:bottom w:sz="4.0" w:val="single" w:color="#000000"/>
+            </w:tcBorders>
+            <w:tcMar>
+              <w:start w:w="0" w:type="dxa"/>
+              <w:end w:w="0" w:type="dxa"/>
+            </w:tcMar>
+          </w:tcPr>
+          <w:p/>
+        </w:tc>
+        <w:tc>
+          <w:tcPr>
+            <w:tcW w:type="dxa" w:w="1724"/>
+            <w:tcBorders>
+              <w:start w:sz="4.0" w:val="single" w:color="#000000"/>
+              <w:top w:sz="4.0" w:val="single" w:color="#000000"/>
+              <w:end w:sz="4.0" w:val="single" w:color="#000000"/>
+              <w:bottom w:sz="4.0" w:val="single" w:color="#000000"/>
+            </w:tcBorders>
+            <w:tcMar>
+              <w:start w:w="0" w:type="dxa"/>
+              <w:end w:w="0" w:type="dxa"/>
+            </w:tcMar>
+          </w:tcPr>
+          <w:p/>
+        </w:tc>
+        <w:tc>
+          <w:tcPr>
+            <w:tcW w:type="dxa" w:w="1720"/>
+            <w:tcBorders>
+              <w:start w:sz="4.0" w:val="single" w:color="#000000"/>
+              <w:top w:sz="4.0" w:val="single" w:color="#000000"/>
+              <w:end w:sz="3.199999999999818" w:val="single" w:color="#000000"/>
+              <w:bottom w:sz="4.0" w:val="single" w:color="#000000"/>
+            </w:tcBorders>
+            <w:tcMar>
+              <w:start w:w="0" w:type="dxa"/>
+              <w:end w:w="0" w:type="dxa"/>
+            </w:tcMar>
+          </w:tcPr>
+          <w:p/>
+        </w:tc>
+      </w:tr>
+      <w:tr>
+        <w:trPr>
+          <w:trHeight w:hRule="exact" w:val="330"/>
+        </w:trPr>
+        <w:tc>
+          <w:tcPr>
+            <w:tcW w:type="dxa" w:w="5402"/>
+            <w:tcBorders>
+              <w:start w:sz="4.0" w:val="single" w:color="#000000"/>
+              <w:top w:sz="4.0" w:val="single" w:color="#000000"/>
+              <w:end w:sz="4.0" w:val="single" w:color="#000000"/>
+              <w:bottom w:sz="4.0" w:val="single" w:color="#000000"/>
+            </w:tcBorders>
+            <w:tcMar>
+              <w:start w:w="0" w:type="dxa"/>
+              <w:end w:w="0" w:type="dxa"/>
+            </w:tcMar>
+          </w:tcPr>
+          <w:p>
+            <w:pPr>
+              <w:autoSpaceDN w:val="0"/>
+              <w:autoSpaceDE w:val="0"/>
+              <w:widowControl/>
+              <w:spacing w:line="197" w:lineRule="auto" w:before="80" w:after="0"/>
+              <w:ind w:left="100" w:right="0" w:firstLine="0"/>
+              <w:jc w:val="left"/>
+            </w:pPr>
+            <w:r>
+              <w:rPr>
+                <w:rFonts w:ascii="Calibri" w:hAnsi="Calibri" w:eastAsia="Calibri"/>
+                <w:b w:val="0"/>
+                <w:i w:val="0"/>
+                <w:color w:val="000000"/>
+                <w:sz w:val="20"/>
+              </w:rPr>
+              <w:t xml:space="preserve">Ambitious </w:t>
+            </w:r>
+          </w:p>
+        </w:tc>
+        <w:tc>
+          <w:tcPr>
+            <w:tcW w:type="dxa" w:w="1720"/>
+            <w:tcBorders>
+              <w:start w:sz="4.0" w:val="single" w:color="#000000"/>
+              <w:top w:sz="4.0" w:val="single" w:color="#000000"/>
+              <w:end w:sz="4.0" w:val="single" w:color="#000000"/>
+              <w:bottom w:sz="4.0" w:val="single" w:color="#000000"/>
+            </w:tcBorders>
+            <w:tcMar>
+              <w:start w:w="0" w:type="dxa"/>
+              <w:end w:w="0" w:type="dxa"/>
+            </w:tcMar>
+          </w:tcPr>
+          <w:p/>
+        </w:tc>
+        <w:tc>
+          <w:tcPr>
+            <w:tcW w:type="dxa" w:w="1724"/>
+            <w:tcBorders>
+              <w:start w:sz="4.0" w:val="single" w:color="#000000"/>
+              <w:top w:sz="4.0" w:val="single" w:color="#000000"/>
+              <w:end w:sz="4.0" w:val="single" w:color="#000000"/>
+              <w:bottom w:sz="4.0" w:val="single" w:color="#000000"/>
+            </w:tcBorders>
+            <w:tcMar>
+              <w:start w:w="0" w:type="dxa"/>
+              <w:end w:w="0" w:type="dxa"/>
+            </w:tcMar>
+          </w:tcPr>
+          <w:p/>
+        </w:tc>
+        <w:tc>
+          <w:tcPr>
+            <w:tcW w:type="dxa" w:w="1720"/>
+            <w:tcBorders>
+              <w:start w:sz="4.0" w:val="single" w:color="#000000"/>
+              <w:top w:sz="4.0" w:val="single" w:color="#000000"/>
+              <w:end w:sz="3.199999999999818" w:val="single" w:color="#000000"/>
+              <w:bottom w:sz="4.0" w:val="single" w:color="#000000"/>
+            </w:tcBorders>
+            <w:tcMar>
+              <w:start w:w="0" w:type="dxa"/>
+              <w:end w:w="0" w:type="dxa"/>
+            </w:tcMar>
+          </w:tcPr>
+          <w:p/>
+        </w:tc>
+      </w:tr>
+      <w:tr>
+        <w:trPr>
+          <w:trHeight w:hRule="exact" w:val="330"/>
+        </w:trPr>
+        <w:tc>
+          <w:tcPr>
+            <w:tcW w:type="dxa" w:w="5402"/>
+            <w:tcBorders>
+              <w:start w:sz="4.0" w:val="single" w:color="#000000"/>
+              <w:top w:sz="4.0" w:val="single" w:color="#000000"/>
+              <w:end w:sz="4.0" w:val="single" w:color="#000000"/>
+              <w:bottom w:sz="4.0" w:val="single" w:color="#000000"/>
+            </w:tcBorders>
+            <w:tcMar>
+              <w:start w:w="0" w:type="dxa"/>
+              <w:end w:w="0" w:type="dxa"/>
+            </w:tcMar>
+          </w:tcPr>
+          <w:p>
+            <w:pPr>
+              <w:autoSpaceDN w:val="0"/>
+              <w:autoSpaceDE w:val="0"/>
+              <w:widowControl/>
+              <w:spacing w:line="197" w:lineRule="auto" w:before="78" w:after="0"/>
+              <w:ind w:left="100" w:right="0" w:firstLine="0"/>
+              <w:jc w:val="left"/>
+            </w:pPr>
+            <w:r>
+              <w:rPr>
+                <w:rFonts w:ascii="Calibri" w:hAnsi="Calibri" w:eastAsia="Calibri"/>
+                <w:b w:val="0"/>
+                <w:i w:val="0"/>
+                <w:color w:val="000000"/>
+                <w:sz w:val="20"/>
+              </w:rPr>
+              <w:t xml:space="preserve">Empowerment </w:t>
+            </w:r>
+          </w:p>
+        </w:tc>
+        <w:tc>
+          <w:tcPr>
+            <w:tcW w:type="dxa" w:w="1720"/>
+            <w:tcBorders>
+              <w:start w:sz="4.0" w:val="single" w:color="#000000"/>
+              <w:top w:sz="4.0" w:val="single" w:color="#000000"/>
+              <w:end w:sz="4.0" w:val="single" w:color="#000000"/>
+              <w:bottom w:sz="4.0" w:val="single" w:color="#000000"/>
+            </w:tcBorders>
+            <w:tcMar>
+              <w:start w:w="0" w:type="dxa"/>
+              <w:end w:w="0" w:type="dxa"/>
+            </w:tcMar>
+          </w:tcPr>
+          <w:p/>
+        </w:tc>
+        <w:tc>
+          <w:tcPr>
+            <w:tcW w:type="dxa" w:w="1724"/>
+            <w:tcBorders>
+              <w:start w:sz="4.0" w:val="single" w:color="#000000"/>
+              <w:top w:sz="4.0" w:val="single" w:color="#000000"/>
+              <w:end w:sz="4.0" w:val="single" w:color="#000000"/>
+              <w:bottom w:sz="4.0" w:val="single" w:color="#000000"/>
+            </w:tcBorders>
+            <w:tcMar>
+              <w:start w:w="0" w:type="dxa"/>
+              <w:end w:w="0" w:type="dxa"/>
+            </w:tcMar>
+          </w:tcPr>
+          <w:p/>
+        </w:tc>
+        <w:tc>
+          <w:tcPr>
+            <w:tcW w:type="dxa" w:w="1720"/>
+            <w:tcBorders>
+              <w:start w:sz="4.0" w:val="single" w:color="#000000"/>
+              <w:top w:sz="4.0" w:val="single" w:color="#000000"/>
+              <w:end w:sz="3.199999999999818" w:val="single" w:color="#000000"/>
+              <w:bottom w:sz="4.0" w:val="single" w:color="#000000"/>
+            </w:tcBorders>
+            <w:tcMar>
+              <w:start w:w="0" w:type="dxa"/>
+              <w:end w:w="0" w:type="dxa"/>
+            </w:tcMar>
+          </w:tcPr>
+          <w:p/>
+        </w:tc>
+      </w:tr>
+      <w:tr>
+        <w:trPr>
+          <w:trHeight w:hRule="exact" w:val="330"/>
+        </w:trPr>
+        <w:tc>
+          <w:tcPr>
+            <w:tcW w:type="dxa" w:w="5402"/>
+            <w:tcBorders>
+              <w:start w:sz="4.0" w:val="single" w:color="#000000"/>
+              <w:top w:sz="4.0" w:val="single" w:color="#000000"/>
+              <w:end w:sz="4.0" w:val="single" w:color="#000000"/>
+              <w:bottom w:sz="4.0" w:val="single" w:color="#000000"/>
+            </w:tcBorders>
+            <w:tcMar>
+              <w:start w:w="0" w:type="dxa"/>
+              <w:end w:w="0" w:type="dxa"/>
+            </w:tcMar>
+          </w:tcPr>
+          <w:p>
+            <w:pPr>
+              <w:autoSpaceDN w:val="0"/>
+              <w:autoSpaceDE w:val="0"/>
+              <w:widowControl/>
+              <w:spacing w:line="197" w:lineRule="auto" w:before="80" w:after="0"/>
+              <w:ind w:left="100" w:right="0" w:firstLine="0"/>
+              <w:jc w:val="left"/>
+            </w:pPr>
+            <w:r>
+              <w:rPr>
+                <w:rFonts w:ascii="Calibri" w:hAnsi="Calibri" w:eastAsia="Calibri"/>
+                <w:b w:val="0"/>
+                <w:i w:val="0"/>
+                <w:color w:val="000000"/>
+                <w:sz w:val="20"/>
+              </w:rPr>
+              <w:t xml:space="preserve">Customer Focus </w:t>
+            </w:r>
+          </w:p>
+        </w:tc>
+        <w:tc>
+          <w:tcPr>
+            <w:tcW w:type="dxa" w:w="1720"/>
+            <w:tcBorders>
+              <w:start w:sz="4.0" w:val="single" w:color="#000000"/>
+              <w:top w:sz="4.0" w:val="single" w:color="#000000"/>
+              <w:end w:sz="4.0" w:val="single" w:color="#000000"/>
+              <w:bottom w:sz="4.0" w:val="single" w:color="#000000"/>
+            </w:tcBorders>
+            <w:tcMar>
+              <w:start w:w="0" w:type="dxa"/>
+              <w:end w:w="0" w:type="dxa"/>
+            </w:tcMar>
+          </w:tcPr>
+          <w:p/>
+        </w:tc>
+        <w:tc>
+          <w:tcPr>
+            <w:tcW w:type="dxa" w:w="1724"/>
+            <w:tcBorders>
+              <w:start w:sz="4.0" w:val="single" w:color="#000000"/>
+              <w:top w:sz="4.0" w:val="single" w:color="#000000"/>
+              <w:end w:sz="4.0" w:val="single" w:color="#000000"/>
+              <w:bottom w:sz="4.0" w:val="single" w:color="#000000"/>
+            </w:tcBorders>
+            <w:tcMar>
+              <w:start w:w="0" w:type="dxa"/>
+              <w:end w:w="0" w:type="dxa"/>
+            </w:tcMar>
+          </w:tcPr>
+          <w:p/>
+        </w:tc>
+        <w:tc>
+          <w:tcPr>
+            <w:tcW w:type="dxa" w:w="1720"/>
+            <w:tcBorders>
+              <w:start w:sz="4.0" w:val="single" w:color="#000000"/>
+              <w:top w:sz="4.0" w:val="single" w:color="#000000"/>
+              <w:end w:sz="3.199999999999818" w:val="single" w:color="#000000"/>
+              <w:bottom w:sz="4.0" w:val="single" w:color="#000000"/>
+            </w:tcBorders>
+            <w:tcMar>
+              <w:start w:w="0" w:type="dxa"/>
+              <w:end w:w="0" w:type="dxa"/>
+            </w:tcMar>
+          </w:tcPr>
+          <w:p/>
+        </w:tc>
+      </w:tr>
+    </w:tbl>
+    <w:p>
+      <w:pPr>
+        <w:autoSpaceDN w:val="0"/>
+        <w:autoSpaceDE w:val="0"/>
+        <w:widowControl/>
+        <w:spacing w:line="257" w:lineRule="auto" w:before="284" w:after="284"/>
+        <w:ind w:left="902" w:right="300" w:firstLine="0"/>
+        <w:jc w:val="both"/>
+      </w:pPr>
+      <w:r>
+        <w:rPr>
+          <w:rFonts w:ascii="Calibri" w:hAnsi="Calibri" w:eastAsia="Calibri"/>
+          <w:b w:val="0"/>
+          <w:i w:val="0"/>
+          <w:color w:val="000000"/>
+          <w:sz w:val="20"/>
+        </w:rPr>
+        <w:t xml:space="preserve">The statements in the Job Description are intended to reflect in general the duties and responsibilities of the position.  They </w:t>
+      </w:r>
+      <w:r>
+        <w:rPr>
+          <w:rFonts w:ascii="Calibri" w:hAnsi="Calibri" w:eastAsia="Calibri"/>
+          <w:b w:val="0"/>
+          <w:i w:val="0"/>
+          <w:color w:val="000000"/>
+          <w:sz w:val="20"/>
+        </w:rPr>
+        <w:t xml:space="preserve">are not intended to be interpreted as totally inclusive.  The job holder is expected to live and abide by the corporate vision and </w:t>
+      </w:r>
+      <w:r>
+        <w:rPr>
+          <w:rFonts w:ascii="Calibri" w:hAnsi="Calibri" w:eastAsia="Calibri"/>
+          <w:b w:val="0"/>
+          <w:i w:val="0"/>
+          <w:color w:val="000000"/>
+          <w:sz w:val="20"/>
+        </w:rPr>
+        <w:t xml:space="preserve">values of GSSG in addition to displaying the specific behaviours and core competencies which are required for the job holder </w:t>
+      </w:r>
+      <w:r>
+        <w:rPr>
+          <w:rFonts w:ascii="Calibri" w:hAnsi="Calibri" w:eastAsia="Calibri"/>
+          <w:b w:val="0"/>
+          <w:i w:val="0"/>
+          <w:color w:val="000000"/>
+          <w:sz w:val="20"/>
+        </w:rPr>
+        <w:t xml:space="preserve">to perform at a fully acceptable level. </w:t>
+      </w:r>
+    </w:p>
+    <w:tbl>
+      <w:tblPr>
+        <w:tblW w:type="auto" w:w="0"/>
+        <w:tblLayout w:type="fixed"/>
+        <w:tblLook w:firstColumn="1" w:firstRow="1" w:lastColumn="0" w:lastRow="0" w:noHBand="0" w:noVBand="1" w:val="04A0"/>
+        <w:tblInd w:w="810.0" w:type="dxa"/>
+      </w:tblPr>
+      <w:tblGrid>
+        <w:gridCol w:w="2494"/>
+        <w:gridCol w:w="2494"/>
+        <w:gridCol w:w="2494"/>
+        <w:gridCol w:w="2494"/>
+      </w:tblGrid>
+      <w:tr>
+        <w:trPr>
+          <w:trHeight w:hRule="exact" w:val="430"/>
+        </w:trPr>
+        <w:tc>
+          <w:tcPr>
+            <w:tcW w:type="dxa" w:w="2732"/>
+            <w:tcBorders>
+              <w:start w:sz="4.0" w:val="single" w:color="#000000"/>
+              <w:top w:sz="4.0" w:val="single" w:color="#000000"/>
+              <w:end w:sz="4.0" w:val="single" w:color="#000000"/>
+              <w:bottom w:sz="4.0" w:val="single" w:color="#000000"/>
+            </w:tcBorders>
+            <w:shd w:fill="c00000"/>
+            <w:tcMar>
+              <w:start w:w="0" w:type="dxa"/>
+              <w:end w:w="0" w:type="dxa"/>
+            </w:tcMar>
+          </w:tcPr>
+          <w:p/>
+        </w:tc>
+        <w:tc>
+          <w:tcPr>
+            <w:tcW w:type="dxa" w:w="2618"/>
+            <w:tcBorders>
+              <w:start w:sz="4.0" w:val="single" w:color="#000000"/>
+              <w:top w:sz="4.0" w:val="single" w:color="#000000"/>
+              <w:end w:sz="4.0" w:val="single" w:color="#000000"/>
+              <w:bottom w:sz="4.0" w:val="single" w:color="#000000"/>
+            </w:tcBorders>
+            <w:shd w:fill="c00000"/>
+            <w:tcMar>
+              <w:start w:w="0" w:type="dxa"/>
+              <w:end w:w="0" w:type="dxa"/>
+            </w:tcMar>
+          </w:tcPr>
+          <w:p>
+            <w:pPr>
+              <w:autoSpaceDN w:val="0"/>
+              <w:autoSpaceDE w:val="0"/>
+              <w:widowControl/>
+              <w:spacing w:line="194" w:lineRule="auto" w:before="130" w:after="0"/>
+              <w:ind w:left="0" w:right="0" w:firstLine="0"/>
+              <w:jc w:val="center"/>
+            </w:pPr>
+            <w:r>
+              <w:rPr>
+                <w:rFonts w:ascii="Calibri" w:hAnsi="Calibri" w:eastAsia="Calibri"/>
+                <w:b/>
+                <w:i w:val="0"/>
+                <w:color w:val="FFFFFF"/>
+                <w:sz w:val="20"/>
+              </w:rPr>
+              <w:t xml:space="preserve">Name </w:t>
+            </w:r>
+          </w:p>
+        </w:tc>
+        <w:tc>
+          <w:tcPr>
+            <w:tcW w:type="dxa" w:w="2616"/>
+            <w:tcBorders>
+              <w:start w:sz="4.0" w:val="single" w:color="#000000"/>
+              <w:top w:sz="4.0" w:val="single" w:color="#000000"/>
+              <w:end w:sz="3.199999999999818" w:val="single" w:color="#000000"/>
+              <w:bottom w:sz="4.0" w:val="single" w:color="#000000"/>
+            </w:tcBorders>
+            <w:shd w:fill="c00000"/>
+            <w:tcMar>
+              <w:start w:w="0" w:type="dxa"/>
+              <w:end w:w="0" w:type="dxa"/>
+            </w:tcMar>
+          </w:tcPr>
+          <w:p>
+            <w:pPr>
+              <w:autoSpaceDN w:val="0"/>
+              <w:autoSpaceDE w:val="0"/>
+              <w:widowControl/>
+              <w:spacing w:line="194" w:lineRule="auto" w:before="130" w:after="0"/>
+              <w:ind w:left="0" w:right="0" w:firstLine="0"/>
+              <w:jc w:val="center"/>
+            </w:pPr>
+            <w:r>
+              <w:rPr>
+                <w:rFonts w:ascii="Calibri" w:hAnsi="Calibri" w:eastAsia="Calibri"/>
+                <w:b/>
+                <w:i w:val="0"/>
+                <w:color w:val="FFFFFF"/>
+                <w:sz w:val="20"/>
+              </w:rPr>
+              <w:t xml:space="preserve">Signature </w:t>
+            </w:r>
+          </w:p>
+        </w:tc>
+        <w:tc>
+          <w:tcPr>
+            <w:tcW w:type="dxa" w:w="2616"/>
+            <w:tcBorders>
+              <w:start w:sz="3.199999999999818" w:val="single" w:color="#000000"/>
+              <w:top w:sz="4.0" w:val="single" w:color="#000000"/>
+              <w:end w:sz="4.0" w:val="single" w:color="#000000"/>
+              <w:bottom w:sz="4.0" w:val="single" w:color="#000000"/>
+            </w:tcBorders>
+            <w:shd w:fill="c00000"/>
+            <w:tcMar>
+              <w:start w:w="0" w:type="dxa"/>
+              <w:end w:w="0" w:type="dxa"/>
+            </w:tcMar>
+          </w:tcPr>
+          <w:p>
+            <w:pPr>
+              <w:autoSpaceDN w:val="0"/>
+              <w:autoSpaceDE w:val="0"/>
+              <w:widowControl/>
+              <w:spacing w:line="194" w:lineRule="auto" w:before="130" w:after="0"/>
+              <w:ind w:left="0" w:right="0" w:firstLine="0"/>
+              <w:jc w:val="center"/>
+            </w:pPr>
+            <w:r>
+              <w:rPr>
+                <w:rFonts w:ascii="Calibri" w:hAnsi="Calibri" w:eastAsia="Calibri"/>
+                <w:b/>
+                <w:i w:val="0"/>
+                <w:color w:val="FFFFFF"/>
+                <w:sz w:val="20"/>
+              </w:rPr>
+              <w:t xml:space="preserve">Date </w:t>
+            </w:r>
+          </w:p>
+        </w:tc>
+      </w:tr>
+      <w:tr>
+        <w:trPr>
+          <w:trHeight w:hRule="exact" w:val="956"/>
+        </w:trPr>
+        <w:tc>
+          <w:tcPr>
+            <w:tcW w:type="dxa" w:w="2732"/>
+            <w:tcBorders>
+              <w:start w:sz="4.0" w:val="single" w:color="#000000"/>
+              <w:top w:sz="4.0" w:val="single" w:color="#000000"/>
+              <w:end w:sz="3.8399999141693115" w:val="single" w:color="#000000"/>
+              <w:bottom w:sz="3.8399999141693115" w:val="single" w:color="#000000"/>
+            </w:tcBorders>
+            <w:shd w:fill="f1f2f1"/>
+            <w:tcMar>
+              <w:start w:w="0" w:type="dxa"/>
+              <w:end w:w="0" w:type="dxa"/>
+            </w:tcMar>
+          </w:tcPr>
+          <w:p>
+            <w:pPr>
+              <w:autoSpaceDN w:val="0"/>
+              <w:autoSpaceDE w:val="0"/>
+              <w:widowControl/>
+              <w:spacing w:line="194" w:lineRule="auto" w:before="394" w:after="0"/>
+              <w:ind w:left="100" w:right="0" w:firstLine="0"/>
+              <w:jc w:val="left"/>
+            </w:pPr>
+            <w:r>
+              <w:rPr>
+                <w:rFonts w:ascii="Calibri" w:hAnsi="Calibri" w:eastAsia="Calibri"/>
+                <w:b/>
+                <w:i w:val="0"/>
+                <w:color w:val="000000"/>
+                <w:sz w:val="20"/>
+              </w:rPr>
+              <w:t xml:space="preserve">Employee </w:t>
+            </w:r>
+          </w:p>
+        </w:tc>
+        <w:tc>
+          <w:tcPr>
+            <w:tcW w:type="dxa" w:w="2618"/>
+            <w:tcBorders>
+              <w:start w:sz="3.8399999141693115" w:val="single" w:color="#000000"/>
+              <w:top w:sz="4.0" w:val="single" w:color="#000000"/>
+              <w:end w:sz="3.8399999141693115" w:val="single" w:color="#000000"/>
+              <w:bottom w:sz="3.8399999141693115" w:val="single" w:color="#000000"/>
+            </w:tcBorders>
+            <w:tcMar>
+              <w:start w:w="0" w:type="dxa"/>
+              <w:end w:w="0" w:type="dxa"/>
+            </w:tcMar>
+          </w:tcPr>
+          <w:p/>
+        </w:tc>
+        <w:tc>
+          <w:tcPr>
+            <w:tcW w:type="dxa" w:w="2616"/>
+            <w:tcBorders>
+              <w:start w:sz="3.8399999141693115" w:val="single" w:color="#000000"/>
+              <w:top w:sz="4.0" w:val="single" w:color="#000000"/>
+              <w:end w:sz="3.8399999141693115" w:val="single" w:color="#000000"/>
+              <w:bottom w:sz="3.8399999141693115" w:val="single" w:color="#000000"/>
+            </w:tcBorders>
+            <w:tcMar>
+              <w:start w:w="0" w:type="dxa"/>
+              <w:end w:w="0" w:type="dxa"/>
+            </w:tcMar>
+          </w:tcPr>
+          <w:p/>
+        </w:tc>
+        <w:tc>
+          <w:tcPr>
+            <w:tcW w:type="dxa" w:w="2616"/>
+            <w:tcBorders>
+              <w:start w:sz="3.8399999141693115" w:val="single" w:color="#000000"/>
+              <w:top w:sz="4.0" w:val="single" w:color="#000000"/>
+              <w:end w:sz="4.0" w:val="single" w:color="#000000"/>
+              <w:bottom w:sz="3.8399999141693115" w:val="single" w:color="#000000"/>
+            </w:tcBorders>
+            <w:tcMar>
+              <w:start w:w="0" w:type="dxa"/>
+              <w:end w:w="0" w:type="dxa"/>
+            </w:tcMar>
+          </w:tcPr>
+          <w:p/>
+        </w:tc>
+      </w:tr>
+      <w:tr>
+        <w:trPr>
+          <w:trHeight w:hRule="exact" w:val="960"/>
+        </w:trPr>
+        <w:tc>
+          <w:tcPr>
+            <w:tcW w:type="dxa" w:w="2732"/>
+            <w:tcBorders>
+              <w:start w:sz="4.0" w:val="single" w:color="#000000"/>
+              <w:top w:sz="3.8399999141693115" w:val="single" w:color="#000000"/>
+              <w:end w:sz="3.8399999141693115" w:val="single" w:color="#000000"/>
+              <w:bottom w:sz="3.8399999141693115" w:val="single" w:color="#000000"/>
+            </w:tcBorders>
+            <w:shd w:fill="f1f2f1"/>
+            <w:tcMar>
+              <w:start w:w="0" w:type="dxa"/>
+              <w:end w:w="0" w:type="dxa"/>
+            </w:tcMar>
+          </w:tcPr>
+          <w:p>
+            <w:pPr>
+              <w:autoSpaceDN w:val="0"/>
+              <w:autoSpaceDE w:val="0"/>
+              <w:widowControl/>
+              <w:spacing w:line="194" w:lineRule="auto" w:before="398" w:after="0"/>
+              <w:ind w:left="100" w:right="0" w:firstLine="0"/>
+              <w:jc w:val="left"/>
+            </w:pPr>
+            <w:r>
+              <w:rPr>
+                <w:rFonts w:ascii="Calibri" w:hAnsi="Calibri" w:eastAsia="Calibri"/>
+                <w:b/>
+                <w:i w:val="0"/>
+                <w:color w:val="000000"/>
+                <w:sz w:val="20"/>
+              </w:rPr>
+              <w:t xml:space="preserve">Line Manager </w:t>
+            </w:r>
+          </w:p>
+        </w:tc>
+        <w:tc>
+          <w:tcPr>
+            <w:tcW w:type="dxa" w:w="2618"/>
+            <w:tcBorders>
+              <w:start w:sz="3.8399999141693115" w:val="single" w:color="#000000"/>
+              <w:top w:sz="3.8399999141693115" w:val="single" w:color="#000000"/>
+              <w:end w:sz="3.8399999141693115" w:val="single" w:color="#000000"/>
+              <w:bottom w:sz="3.8399999141693115" w:val="single" w:color="#000000"/>
+            </w:tcBorders>
+            <w:tcMar>
+              <w:start w:w="0" w:type="dxa"/>
+              <w:end w:w="0" w:type="dxa"/>
+            </w:tcMar>
+          </w:tcPr>
+          <w:p/>
+        </w:tc>
+        <w:tc>
+          <w:tcPr>
+            <w:tcW w:type="dxa" w:w="2616"/>
+            <w:tcBorders>
+              <w:start w:sz="3.8399999141693115" w:val="single" w:color="#000000"/>
+              <w:top w:sz="3.8399999141693115" w:val="single" w:color="#000000"/>
+              <w:end w:sz="3.8399999141693115" w:val="single" w:color="#000000"/>
+              <w:bottom w:sz="3.8399999141693115" w:val="single" w:color="#000000"/>
+            </w:tcBorders>
+            <w:tcMar>
+              <w:start w:w="0" w:type="dxa"/>
+              <w:end w:w="0" w:type="dxa"/>
+            </w:tcMar>
+          </w:tcPr>
+          <w:p/>
+        </w:tc>
+        <w:tc>
+          <w:tcPr>
+            <w:tcW w:type="dxa" w:w="2616"/>
+            <w:tcBorders>
+              <w:start w:sz="3.8399999141693115" w:val="single" w:color="#000000"/>
+              <w:top w:sz="3.8399999141693115" w:val="single" w:color="#000000"/>
+              <w:end w:sz="4.0" w:val="single" w:color="#000000"/>
+              <w:bottom w:sz="3.8399999141693115" w:val="single" w:color="#000000"/>
+            </w:tcBorders>
+            <w:tcMar>
+              <w:start w:w="0" w:type="dxa"/>
+              <w:end w:w="0" w:type="dxa"/>
+            </w:tcMar>
+          </w:tcPr>
+          <w:p/>
+        </w:tc>
+      </w:tr>
+      <w:tr>
+        <w:trPr>
+          <w:trHeight w:hRule="exact" w:val="958"/>
+        </w:trPr>
+        <w:tc>
+          <w:tcPr>
+            <w:tcW w:type="dxa" w:w="2732"/>
+            <w:tcBorders>
+              <w:start w:sz="4.0" w:val="single" w:color="#000000"/>
+              <w:top w:sz="3.8399999141693115" w:val="single" w:color="#000000"/>
+              <w:end w:sz="3.8399999141693115" w:val="single" w:color="#000000"/>
+              <w:bottom w:sz="4.0" w:val="single" w:color="#000000"/>
+            </w:tcBorders>
+            <w:shd w:fill="f1f2f1"/>
+            <w:tcMar>
+              <w:start w:w="0" w:type="dxa"/>
+              <w:end w:w="0" w:type="dxa"/>
+            </w:tcMar>
+          </w:tcPr>
+          <w:p>
+            <w:pPr>
+              <w:autoSpaceDN w:val="0"/>
+              <w:autoSpaceDE w:val="0"/>
+              <w:widowControl/>
+              <w:spacing w:line="245" w:lineRule="auto" w:before="272" w:after="0"/>
+              <w:ind w:left="100" w:right="1008" w:firstLine="0"/>
+              <w:jc w:val="left"/>
+            </w:pPr>
+            <w:r>
+              <w:rPr>
+                <w:rFonts w:ascii="Calibri" w:hAnsi="Calibri" w:eastAsia="Calibri"/>
+                <w:b/>
+                <w:i w:val="0"/>
+                <w:color w:val="000000"/>
+                <w:sz w:val="20"/>
+              </w:rPr>
+              <w:t xml:space="preserve">Human Resources </w:t>
+            </w:r>
+            <w:r>
+              <w:rPr>
+                <w:rFonts w:ascii="Calibri" w:hAnsi="Calibri" w:eastAsia="Calibri"/>
+                <w:b/>
+                <w:i w:val="0"/>
+                <w:color w:val="000000"/>
+                <w:sz w:val="20"/>
+              </w:rPr>
+              <w:t xml:space="preserve">Department </w:t>
+            </w:r>
+          </w:p>
+        </w:tc>
+        <w:tc>
+          <w:tcPr>
+            <w:tcW w:type="dxa" w:w="2618"/>
+            <w:tcBorders>
+              <w:start w:sz="3.8399999141693115" w:val="single" w:color="#000000"/>
+              <w:top w:sz="3.8399999141693115" w:val="single" w:color="#000000"/>
+              <w:end w:sz="3.8399999141693115" w:val="single" w:color="#000000"/>
+              <w:bottom w:sz="4.0" w:val="single" w:color="#000000"/>
+            </w:tcBorders>
+            <w:tcMar>
+              <w:start w:w="0" w:type="dxa"/>
+              <w:end w:w="0" w:type="dxa"/>
+            </w:tcMar>
+          </w:tcPr>
+          <w:p/>
+        </w:tc>
+        <w:tc>
+          <w:tcPr>
+            <w:tcW w:type="dxa" w:w="2616"/>
+            <w:tcBorders>
+              <w:start w:sz="3.8399999141693115" w:val="single" w:color="#000000"/>
+              <w:top w:sz="3.8399999141693115" w:val="single" w:color="#000000"/>
+              <w:end w:sz="3.8399999141693115" w:val="single" w:color="#000000"/>
+              <w:bottom w:sz="4.0" w:val="single" w:color="#000000"/>
+            </w:tcBorders>
+            <w:tcMar>
+              <w:start w:w="0" w:type="dxa"/>
+              <w:end w:w="0" w:type="dxa"/>
+            </w:tcMar>
+          </w:tcPr>
+          <w:p/>
+        </w:tc>
+        <w:tc>
+          <w:tcPr>
+            <w:tcW w:type="dxa" w:w="2616"/>
+            <w:tcBorders>
+              <w:start w:sz="3.8399999141693115" w:val="single" w:color="#000000"/>
+              <w:top w:sz="3.8399999141693115" w:val="single" w:color="#000000"/>
+              <w:end w:sz="4.0" w:val="single" w:color="#000000"/>
+              <w:bottom w:sz="4.0" w:val="single" w:color="#000000"/>
+            </w:tcBorders>
+            <w:tcMar>
+              <w:start w:w="0" w:type="dxa"/>
+              <w:end w:w="0" w:type="dxa"/>
+            </w:tcMar>
+          </w:tcPr>
+          <w:p/>
+        </w:tc>
+      </w:tr>
+    </w:tbl>
+    <w:p>
+      <w:pPr>
+        <w:autoSpaceDN w:val="0"/>
+        <w:autoSpaceDE w:val="0"/>
+        <w:widowControl/>
+        <w:spacing w:line="240" w:lineRule="auto" w:before="0" w:after="0"/>
+        <w:ind w:left="0" w:right="0" w:firstLine="0"/>
+        <w:jc w:val="left"/>
+      </w:pPr>
+      <w:r>
+        <w:drawing>
+          <wp:inline xmlns:a="http://schemas.openxmlformats.org/drawingml/2006/main" xmlns:pic="http://schemas.openxmlformats.org/drawingml/2006/picture">
+            <wp:extent cx="6616700" cy="203200"/>
+            <wp:docPr id="8" name="Picture 8"/>
+            <wp:cNvGraphicFramePr>
+              <a:graphicFrameLocks noChangeAspect="1"/>
+            </wp:cNvGraphicFramePr>
+            <a:graphic>
+              <a:graphicData uri="http://schemas.openxmlformats.org/drawingml/2006/picture">
+                <pic:pic>
+                  <pic:nvPicPr>
+                    <pic:cNvPr id="0" name="image.png"/>
+                    <pic:cNvPicPr/>
+                  </pic:nvPicPr>
+                  <pic:blipFill>
+                    <a:blip r:embed="rId18"/>
+                    <a:stretch>
+                      <a:fillRect/>
+                    </a:stretch>
+                  </pic:blipFill>
+                  <pic:spPr>
+                    <a:xfrm>
+                      <a:off x="0" y="0"/>
+                      <a:ext cx="6616700" cy="203200"/>
+                    </a:xfrm>
+                    <a:prstGeom prst="rect"/>
+                  </pic:spPr>
+                </pic:pic>
+              </a:graphicData>
+            </a:graphic>
+          </wp:inline>
+        </w:drawing>
+      </w:r>
+    </w:p>
+    <w:tbl>
+      <w:tblPr>
+        <w:tblW w:type="auto" w:w="0"/>
+        <w:tblLayout w:type="fixed"/>
+        <w:tblLook w:firstColumn="1" w:firstRow="1" w:lastColumn="0" w:lastRow="0" w:noHBand="0" w:noVBand="1" w:val="04A0"/>
+        <w:tblInd w:w="620.0" w:type="dxa"/>
+      </w:tblPr>
+      <w:tblGrid>
+        <w:gridCol w:w="1663"/>
+        <w:gridCol w:w="1663"/>
+        <w:gridCol w:w="1663"/>
+        <w:gridCol w:w="1663"/>
+        <w:gridCol w:w="1663"/>
+        <w:gridCol w:w="1663"/>
+      </w:tblGrid>
+      <w:tr>
+        <w:trPr>
+          <w:trHeight w:hRule="exact" w:val="292"/>
+        </w:trPr>
+        <w:tc>
+          <w:tcPr>
+            <w:tcW w:type="dxa" w:w="1080"/>
+            <w:vMerge w:val="restart"/>
+            <w:tcBorders/>
+            <w:tcMar>
+              <w:start w:w="0" w:type="dxa"/>
+              <w:end w:w="0" w:type="dxa"/>
+            </w:tcMar>
+            <w:tcMar>
+              <w:start w:w="0" w:type="dxa"/>
+              <w:end w:w="0" w:type="dxa"/>
+            </w:tcMar>
+          </w:tcPr>
+          <w:p>
+            <w:pPr>
+              <w:autoSpaceDN w:val="0"/>
+              <w:autoSpaceDE w:val="0"/>
+              <w:widowControl/>
+              <w:spacing w:line="240" w:lineRule="auto" w:before="110" w:after="0"/>
+              <w:ind w:left="0" w:right="40" w:firstLine="0"/>
+              <w:jc w:val="right"/>
+            </w:pPr>
+            <w:r>
+              <w:drawing>
+                <wp:inline xmlns:a="http://schemas.openxmlformats.org/drawingml/2006/main" xmlns:pic="http://schemas.openxmlformats.org/drawingml/2006/picture">
+                  <wp:extent cx="251459" cy="252730"/>
+                  <wp:docPr id="9" name="Picture 9"/>
+                  <wp:cNvGraphicFramePr>
+                    <a:graphicFrameLocks noChangeAspect="1"/>
+                  </wp:cNvGraphicFramePr>
+                  <a:graphic>
+                    <a:graphicData uri="http://schemas.openxmlformats.org/drawingml/2006/picture">
+                      <pic:pic>
+                        <pic:nvPicPr>
+                          <pic:cNvPr id="0" name="image.png"/>
+                          <pic:cNvPicPr/>
+                        </pic:nvPicPr>
+                        <pic:blipFill>
+                          <a:blip r:embed="rId12"/>
+                          <a:stretch>
+                            <a:fillRect/>
+                          </a:stretch>
+                        </pic:blipFill>
+                        <pic:spPr>
+                          <a:xfrm>
+                            <a:off x="0" y="0"/>
+                            <a:ext cx="251459" cy="252730"/>
+                          </a:xfrm>
+                          <a:prstGeom prst="rect"/>
+                        </pic:spPr>
+                      </pic:pic>
+                    </a:graphicData>
+                  </a:graphic>
+                </wp:inline>
+              </w:drawing>
+            </w:r>
+          </w:p>
+        </w:tc>
+        <w:tc>
+          <w:tcPr>
+            <w:tcW w:type="dxa" w:w="2460"/>
+            <w:vMerge w:val="restart"/>
+            <w:tcBorders/>
+            <w:tcMar>
+              <w:start w:w="0" w:type="dxa"/>
+              <w:end w:w="0" w:type="dxa"/>
+            </w:tcMar>
+            <w:tcMar>
+              <w:start w:w="0" w:type="dxa"/>
+              <w:end w:w="0" w:type="dxa"/>
+            </w:tcMar>
+          </w:tcPr>
+          <w:p>
+            <w:pPr>
+              <w:autoSpaceDN w:val="0"/>
+              <w:autoSpaceDE w:val="0"/>
+              <w:widowControl/>
+              <w:spacing w:line="197" w:lineRule="auto" w:before="248" w:after="0"/>
+              <w:ind w:left="48" w:right="0" w:firstLine="0"/>
+              <w:jc w:val="left"/>
+            </w:pPr>
+            <w:r>
+              <w:rPr>
+                <w:rFonts w:ascii="Calibri" w:hAnsi="Calibri" w:eastAsia="Calibri"/>
+                <w:b w:val="0"/>
+                <w:i w:val="0"/>
+                <w:color w:val="A09F9F"/>
+                <w:sz w:val="16"/>
+              </w:rPr>
+              <w:t>Abu Dhabi, United Arab Emirates</w:t>
+            </w:r>
+          </w:p>
+        </w:tc>
+        <w:tc>
+          <w:tcPr>
+            <w:tcW w:type="dxa" w:w="980"/>
+            <w:vMerge w:val="restart"/>
+            <w:tcBorders/>
+            <w:tcMar>
+              <w:start w:w="0" w:type="dxa"/>
+              <w:end w:w="0" w:type="dxa"/>
+            </w:tcMar>
+            <w:tcMar>
+              <w:start w:w="0" w:type="dxa"/>
+              <w:end w:w="0" w:type="dxa"/>
+            </w:tcMar>
+          </w:tcPr>
+          <w:p>
+            <w:pPr>
+              <w:autoSpaceDN w:val="0"/>
+              <w:autoSpaceDE w:val="0"/>
+              <w:widowControl/>
+              <w:spacing w:line="240" w:lineRule="auto" w:before="78" w:after="0"/>
+              <w:ind w:left="0" w:right="112" w:firstLine="0"/>
+              <w:jc w:val="right"/>
+            </w:pPr>
+            <w:r>
+              <w:drawing>
+                <wp:inline xmlns:a="http://schemas.openxmlformats.org/drawingml/2006/main" xmlns:pic="http://schemas.openxmlformats.org/drawingml/2006/picture">
+                  <wp:extent cx="251460" cy="252729"/>
+                  <wp:docPr id="10" name="Picture 10"/>
+                  <wp:cNvGraphicFramePr>
+                    <a:graphicFrameLocks noChangeAspect="1"/>
+                  </wp:cNvGraphicFramePr>
+                  <a:graphic>
+                    <a:graphicData uri="http://schemas.openxmlformats.org/drawingml/2006/picture">
+                      <pic:pic>
+                        <pic:nvPicPr>
+                          <pic:cNvPr id="0" name="image.png"/>
+                          <pic:cNvPicPr/>
+                        </pic:nvPicPr>
+                        <pic:blipFill>
+                          <a:blip r:embed="rId13"/>
+                          <a:stretch>
+                            <a:fillRect/>
+                          </a:stretch>
+                        </pic:blipFill>
+                        <pic:spPr>
+                          <a:xfrm>
+                            <a:off x="0" y="0"/>
+                            <a:ext cx="251460" cy="252729"/>
+                          </a:xfrm>
+                          <a:prstGeom prst="rect"/>
+                        </pic:spPr>
+                      </pic:pic>
+                    </a:graphicData>
+                  </a:graphic>
+                </wp:inline>
+              </w:drawing>
+            </w:r>
+          </w:p>
+        </w:tc>
+        <w:tc>
+          <w:tcPr>
+            <w:tcW w:type="dxa" w:w="2200"/>
+            <w:tcBorders/>
+            <w:tcMar>
+              <w:start w:w="0" w:type="dxa"/>
+              <w:end w:w="0" w:type="dxa"/>
+            </w:tcMar>
+          </w:tcPr>
+          <w:p>
+            <w:pPr>
+              <w:autoSpaceDN w:val="0"/>
+              <w:autoSpaceDE w:val="0"/>
+              <w:widowControl/>
+              <w:spacing w:line="175" w:lineRule="auto" w:before="48" w:after="0"/>
+              <w:ind w:left="136" w:right="0" w:firstLine="0"/>
+              <w:jc w:val="left"/>
+            </w:pPr>
+            <w:r>
+              <w:rPr>
+                <w:rFonts w:ascii="Myanmar Text" w:hAnsi="Myanmar Text" w:eastAsia="Myanmar Text"/>
+                <w:b w:val="0"/>
+                <w:i w:val="0"/>
+                <w:color w:val="A09F9F"/>
+                <w:sz w:val="18"/>
+              </w:rPr>
+              <w:hyperlink r:id="rId14" w:history="1">
+                <w:r>
+                  <w:rPr>
+                    <w:rStyle w:val="Hyperlink"/>
+                  </w:rPr>
+                  <w:t>info@gss-group.net</w:t>
+                </w:r>
+              </w:hyperlink>
+            </w:r>
+          </w:p>
+        </w:tc>
+        <w:tc>
+          <w:tcPr>
+            <w:tcW w:type="dxa" w:w="1120"/>
+            <w:vMerge w:val="restart"/>
+            <w:tcBorders/>
+            <w:tcMar>
+              <w:start w:w="0" w:type="dxa"/>
+              <w:end w:w="0" w:type="dxa"/>
+            </w:tcMar>
+            <w:tcMar>
+              <w:start w:w="0" w:type="dxa"/>
+              <w:end w:w="0" w:type="dxa"/>
+            </w:tcMar>
+          </w:tcPr>
+          <w:p>
+            <w:pPr>
+              <w:autoSpaceDN w:val="0"/>
+              <w:autoSpaceDE w:val="0"/>
+              <w:widowControl/>
+              <w:spacing w:line="240" w:lineRule="auto" w:before="92" w:after="0"/>
+              <w:ind w:left="0" w:right="76" w:firstLine="0"/>
+              <w:jc w:val="right"/>
+            </w:pPr>
+            <w:r>
+              <w:drawing>
+                <wp:inline xmlns:a="http://schemas.openxmlformats.org/drawingml/2006/main" xmlns:pic="http://schemas.openxmlformats.org/drawingml/2006/picture">
+                  <wp:extent cx="251460" cy="252729"/>
+                  <wp:docPr id="11" name="Picture 11"/>
+                  <wp:cNvGraphicFramePr>
+                    <a:graphicFrameLocks noChangeAspect="1"/>
+                  </wp:cNvGraphicFramePr>
+                  <a:graphic>
+                    <a:graphicData uri="http://schemas.openxmlformats.org/drawingml/2006/picture">
+                      <pic:pic>
+                        <pic:nvPicPr>
+                          <pic:cNvPr id="0" name="image.png"/>
+                          <pic:cNvPicPr/>
+                        </pic:nvPicPr>
+                        <pic:blipFill>
+                          <a:blip r:embed="rId15"/>
+                          <a:stretch>
+                            <a:fillRect/>
+                          </a:stretch>
+                        </pic:blipFill>
+                        <pic:spPr>
+                          <a:xfrm>
+                            <a:off x="0" y="0"/>
+                            <a:ext cx="251460" cy="252729"/>
+                          </a:xfrm>
+                          <a:prstGeom prst="rect"/>
+                        </pic:spPr>
+                      </pic:pic>
+                    </a:graphicData>
+                  </a:graphic>
+                </wp:inline>
+              </w:drawing>
+            </w:r>
+          </w:p>
+        </w:tc>
+        <w:tc>
+          <w:tcPr>
+            <w:tcW w:type="dxa" w:w="2360"/>
+            <w:tcBorders/>
+            <w:tcMar>
+              <w:start w:w="0" w:type="dxa"/>
+              <w:end w:w="0" w:type="dxa"/>
+            </w:tcMar>
+          </w:tcPr>
+          <w:p>
+            <w:pPr>
+              <w:autoSpaceDN w:val="0"/>
+              <w:autoSpaceDE w:val="0"/>
+              <w:widowControl/>
+              <w:spacing w:line="175" w:lineRule="auto" w:before="46" w:after="0"/>
+              <w:ind w:left="112" w:right="0" w:firstLine="0"/>
+              <w:jc w:val="left"/>
+            </w:pPr>
+            <w:r>
+              <w:rPr>
+                <w:rFonts w:ascii="Myanmar Text" w:hAnsi="Myanmar Text" w:eastAsia="Myanmar Text"/>
+                <w:b w:val="0"/>
+                <w:i w:val="0"/>
+                <w:color w:val="A09F9F"/>
+                <w:sz w:val="18"/>
+              </w:rPr>
+              <w:t>Phone: +9712 6666898</w:t>
+            </w:r>
+          </w:p>
+        </w:tc>
+      </w:tr>
+      <w:tr>
+        <w:trPr>
+          <w:trHeight w:hRule="exact" w:val="220"/>
+        </w:trPr>
+        <w:tc>
+          <w:tcPr>
+            <w:tcW w:type="dxa" w:w="1663"/>
+            <w:vMerge/>
+            <w:tcBorders/>
+          </w:tcPr>
+          <w:p/>
+        </w:tc>
+        <w:tc>
+          <w:tcPr>
+            <w:tcW w:type="dxa" w:w="1663"/>
+            <w:vMerge/>
+            <w:tcBorders/>
+          </w:tcPr>
+          <w:p/>
+        </w:tc>
+        <w:tc>
+          <w:tcPr>
+            <w:tcW w:type="dxa" w:w="1663"/>
+            <w:vMerge/>
+            <w:tcBorders/>
+          </w:tcPr>
+          <w:p/>
+        </w:tc>
+        <w:tc>
+          <w:tcPr>
+            <w:tcW w:type="dxa" w:w="2200"/>
+            <w:tcBorders/>
+            <w:tcMar>
+              <w:start w:w="0" w:type="dxa"/>
+              <w:end w:w="0" w:type="dxa"/>
+            </w:tcMar>
+          </w:tcPr>
+          <w:p>
+            <w:pPr>
+              <w:autoSpaceDN w:val="0"/>
+              <w:autoSpaceDE w:val="0"/>
+              <w:widowControl/>
+              <w:spacing w:line="175" w:lineRule="auto" w:before="0" w:after="0"/>
+              <w:ind w:left="152" w:right="0" w:firstLine="0"/>
+              <w:jc w:val="left"/>
+            </w:pPr>
+            <w:r>
+              <w:rPr>
+                <w:rFonts w:ascii="Myanmar Text" w:hAnsi="Myanmar Text" w:eastAsia="Myanmar Text"/>
+                <w:b w:val="0"/>
+                <w:i w:val="0"/>
+                <w:color w:val="A09F9F"/>
+                <w:sz w:val="18"/>
+              </w:rPr>
+              <w:hyperlink r:id="rId16" w:history="1">
+                <w:r>
+                  <w:rPr>
+                    <w:rStyle w:val="Hyperlink"/>
+                  </w:rPr>
+                  <w:t>www.gss-group.net</w:t>
+                </w:r>
+              </w:hyperlink>
+            </w:r>
+          </w:p>
+        </w:tc>
+        <w:tc>
+          <w:tcPr>
+            <w:tcW w:type="dxa" w:w="1663"/>
+            <w:vMerge/>
+            <w:tcBorders/>
+          </w:tcPr>
+          <w:p/>
+        </w:tc>
+        <w:tc>
+          <w:tcPr>
+            <w:tcW w:type="dxa" w:w="2360"/>
+            <w:tcBorders/>
+            <w:tcMar>
+              <w:start w:w="0" w:type="dxa"/>
+              <w:end w:w="0" w:type="dxa"/>
+            </w:tcMar>
+          </w:tcPr>
+          <w:p>
+            <w:pPr>
+              <w:autoSpaceDN w:val="0"/>
+              <w:autoSpaceDE w:val="0"/>
+              <w:widowControl/>
+              <w:spacing w:line="240" w:lineRule="auto" w:before="0" w:after="0"/>
+              <w:ind w:left="112" w:right="0" w:firstLine="0"/>
+              <w:jc w:val="left"/>
+            </w:pPr>
+            <w:r>
+              <w:rPr>
+                <w:rFonts w:ascii="Gill Sans MT" w:hAnsi="Gill Sans MT" w:eastAsia="Gill Sans MT"/>
+                <w:b w:val="0"/>
+                <w:i w:val="0"/>
+                <w:color w:val="A09F9F"/>
+                <w:sz w:val="19"/>
+              </w:rPr>
+              <w:t>Fax: +971 2 666 8980</w:t>
+            </w:r>
+          </w:p>
+        </w:tc>
+      </w:tr>
+    </w:tbl>
+    <w:p>
+      <w:pPr>
+        <w:autoSpaceDN w:val="0"/>
+        <w:autoSpaceDE w:val="0"/>
+        <w:widowControl/>
+        <w:spacing w:line="14" w:lineRule="exact" w:before="0" w:after="0"/>
+        <w:ind w:left="0" w:right="0"/>
+      </w:pPr>
+    </w:p>
     <w:sectPr>
-      <w:pgSz w:w="12240" w:h="15840"/>
-      <w:pgMar w:top="1440" w:right="1800" w:bottom="1440" w:left="1800" w:header="720" w:footer="720" w:gutter="0"/>
-      <w:cols w:space="720"/>
+      <w:pgSz w:w="11906" w:h="16838"/>
+      <w:pgMar w:top="320" w:right="488" w:bottom="226" w:left="0" w:header="720" w:footer="720" w:gutter="0"/>
+      <w:cols/>
       <w:docGrid w:linePitch="360"/>
     </w:sectPr>
   </w:body>
@@ -685,10 +5617,6 @@
     <w:name w:val="Normal"/>
     <w:qFormat/>
     <w:rsid w:val="00FC693F"/>
-    <w:rPr>
-      <w:rFonts w:ascii="Arial" w:hAnsi="Arial"/>
-      <w:sz w:val="20"/>
-    </w:rPr>
   </w:style>
   <w:style w:type="paragraph" w:styleId="Header">
     <w:name w:val="header"/>

--- a/backend/templates/GSSG-HR_300-010B_Employee_Job_Description.docx
+++ b/backend/templates/GSSG-HR_300-010B_Employee_Job_Description.docx
@@ -504,7 +504,7 @@
       </w:tblGrid>
       <w:tr>
         <w:trPr>
-          <w:trHeight w:hRule="exact" w:val="442"/>
+          <w:trHeight w:hRule="atLeast" w:val="442"/>
         </w:trPr>
         <w:tc>
           <w:tcPr>
@@ -621,7 +621,7 @@
       </w:tr>
       <w:tr>
         <w:trPr>
-          <w:trHeight w:hRule="exact" w:val="442"/>
+          <w:trHeight w:hRule="atLeast" w:val="442"/>
         </w:trPr>
         <w:tc>
           <w:tcPr>
@@ -738,7 +738,7 @@
       </w:tr>
       <w:tr>
         <w:trPr>
-          <w:trHeight w:hRule="exact" w:val="440"/>
+          <w:trHeight w:hRule="atLeast" w:val="440"/>
         </w:trPr>
         <w:tc>
           <w:tcPr>
@@ -916,7 +916,7 @@
       </w:tr>
       <w:tr>
         <w:trPr>
-          <w:trHeight w:hRule="exact" w:val="540"/>
+          <w:trHeight w:hRule="atLeast" w:val="540"/>
         </w:trPr>
         <w:tc>
           <w:tcPr>
@@ -1008,7 +1008,7 @@
       </w:tr>
       <w:tr>
         <w:trPr>
-          <w:trHeight w:hRule="exact" w:val="330"/>
+          <w:trHeight w:hRule="atLeast" w:val="330"/>
         </w:trPr>
         <w:tc>
           <w:tcPr>
@@ -2316,7 +2316,7 @@
       </w:tr>
       <w:tr>
         <w:trPr>
-          <w:trHeight w:hRule="exact" w:val="330"/>
+          <w:trHeight w:hRule="atLeast" w:val="330"/>
         </w:trPr>
         <w:tc>
           <w:tcPr>
@@ -3223,7 +3223,7 @@
       </w:tr>
       <w:tr>
         <w:trPr>
-          <w:trHeight w:hRule="exact" w:val="328"/>
+          <w:trHeight w:hRule="atLeast" w:val="328"/>
         </w:trPr>
         <w:tc>
           <w:tcPr>
@@ -5245,6 +5245,7 @@
       </w:pPr>
     </w:p>
     <w:sectPr>
+      <w:type w:val="continuous"/>
       <w:pgSz w:w="11906" w:h="16838"/>
       <w:pgMar w:top="320" w:right="488" w:bottom="226" w:left="0" w:header="720" w:footer="720" w:gutter="0"/>
       <w:cols/>

--- a/backend/templates/GSSG-HR_300-010B_Employee_Job_Description.docx
+++ b/backend/templates/GSSG-HR_300-010B_Employee_Job_Description.docx
@@ -555,8 +555,13 @@
               <w:start w:w="0" w:type="dxa"/>
               <w:end w:w="0" w:type="dxa"/>
             </w:tcMar>
+            <w:vAlign w:val="center"/>
           </w:tcPr>
           <w:p>
+            <w:pPr>
+              <w:spacing w:before="0" w:after="0" w:line="240" w:lineRule="auto"/>
+              <w:jc w:val="center"/>
+            </w:pPr>
             <w:r>
               <w:t>{{ name }}</w:t>
             </w:r>
@@ -611,8 +616,13 @@
               <w:start w:w="0" w:type="dxa"/>
               <w:end w:w="0" w:type="dxa"/>
             </w:tcMar>
+            <w:vAlign w:val="center"/>
           </w:tcPr>
           <w:p>
+            <w:pPr>
+              <w:spacing w:before="0" w:after="0" w:line="240" w:lineRule="auto"/>
+              <w:jc w:val="center"/>
+            </w:pPr>
             <w:r>
               <w:t>{{ employee_id }}</w:t>
             </w:r>
@@ -672,8 +682,13 @@
               <w:start w:w="0" w:type="dxa"/>
               <w:end w:w="0" w:type="dxa"/>
             </w:tcMar>
+            <w:vAlign w:val="center"/>
           </w:tcPr>
           <w:p>
+            <w:pPr>
+              <w:spacing w:before="0" w:after="0" w:line="240" w:lineRule="auto"/>
+              <w:jc w:val="center"/>
+            </w:pPr>
             <w:r>
               <w:t>{{ designation }}</w:t>
             </w:r>
@@ -728,8 +743,13 @@
               <w:start w:w="0" w:type="dxa"/>
               <w:end w:w="0" w:type="dxa"/>
             </w:tcMar>
+            <w:vAlign w:val="center"/>
           </w:tcPr>
           <w:p>
+            <w:pPr>
+              <w:spacing w:before="0" w:after="0" w:line="240" w:lineRule="auto"/>
+              <w:jc w:val="center"/>
+            </w:pPr>
             <w:r>
               <w:t>{{ location }}</w:t>
             </w:r>
@@ -789,8 +809,13 @@
               <w:start w:w="0" w:type="dxa"/>
               <w:end w:w="0" w:type="dxa"/>
             </w:tcMar>
+            <w:vAlign w:val="center"/>
           </w:tcPr>
           <w:p>
+            <w:pPr>
+              <w:spacing w:before="0" w:after="0" w:line="240" w:lineRule="auto"/>
+              <w:jc w:val="center"/>
+            </w:pPr>
             <w:r>
               <w:t>{{ department }}</w:t>
             </w:r>
@@ -845,8 +870,13 @@
               <w:start w:w="0" w:type="dxa"/>
               <w:end w:w="0" w:type="dxa"/>
             </w:tcMar>
+            <w:vAlign w:val="center"/>
           </w:tcPr>
           <w:p>
+            <w:pPr>
+              <w:spacing w:before="0" w:after="0" w:line="240" w:lineRule="auto"/>
+              <w:jc w:val="center"/>
+            </w:pPr>
             <w:r>
               <w:t>{{ reporting_line }}</w:t>
             </w:r>
@@ -931,8 +961,13 @@
               <w:start w:w="0" w:type="dxa"/>
               <w:end w:w="0" w:type="dxa"/>
             </w:tcMar>
+            <w:vAlign w:val="center"/>
           </w:tcPr>
           <w:p>
+            <w:pPr>
+              <w:spacing w:before="0" w:after="0" w:line="240" w:lineRule="auto"/>
+              <w:jc w:val="center"/>
+            </w:pPr>
             <w:r>
               <w:t>{{ job_summary }}</w:t>
             </w:r>
@@ -1058,8 +1093,13 @@
               <w:start w:w="0" w:type="dxa"/>
               <w:end w:w="0" w:type="dxa"/>
             </w:tcMar>
+            <w:vAlign w:val="center"/>
           </w:tcPr>
           <w:p>
+            <w:pPr>
+              <w:spacing w:before="0" w:after="0" w:line="240" w:lineRule="auto"/>
+              <w:jc w:val="center"/>
+            </w:pPr>
             <w:r>
               <w:t>{{ operational_kpas }}</w:t>
             </w:r>
@@ -2366,8 +2406,13 @@
               <w:start w:w="0" w:type="dxa"/>
               <w:end w:w="0" w:type="dxa"/>
             </w:tcMar>
+            <w:vAlign w:val="center"/>
           </w:tcPr>
           <w:p>
+            <w:pPr>
+              <w:spacing w:before="0" w:after="0" w:line="240" w:lineRule="auto"/>
+              <w:jc w:val="center"/>
+            </w:pPr>
             <w:r>
               <w:t>{{ kpis }}</w:t>
             </w:r>
@@ -2548,454 +2593,6 @@
         <w:autoSpaceDN w:val="0"/>
         <w:autoSpaceDE w:val="0"/>
         <w:widowControl/>
-        <w:spacing w:line="240" w:lineRule="auto" w:before="1044" w:after="356"/>
-        <w:ind w:left="0" w:right="0" w:firstLine="0"/>
-        <w:jc w:val="left"/>
-      </w:pPr>
-      <w:r>
-        <w:drawing>
-          <wp:inline xmlns:a="http://schemas.openxmlformats.org/drawingml/2006/main" xmlns:pic="http://schemas.openxmlformats.org/drawingml/2006/picture">
-            <wp:extent cx="6616700" cy="203200"/>
-            <wp:docPr id="3" name="Picture 3"/>
-            <wp:cNvGraphicFramePr>
-              <a:graphicFrameLocks noChangeAspect="1"/>
-            </wp:cNvGraphicFramePr>
-            <a:graphic>
-              <a:graphicData uri="http://schemas.openxmlformats.org/drawingml/2006/picture">
-                <pic:pic>
-                  <pic:nvPicPr>
-                    <pic:cNvPr id="0" name="image.png"/>
-                    <pic:cNvPicPr/>
-                  </pic:nvPicPr>
-                  <pic:blipFill>
-                    <a:blip r:embed="rId11"/>
-                    <a:stretch>
-                      <a:fillRect/>
-                    </a:stretch>
-                  </pic:blipFill>
-                  <pic:spPr>
-                    <a:xfrm>
-                      <a:off x="0" y="0"/>
-                      <a:ext cx="6616700" cy="203200"/>
-                    </a:xfrm>
-                    <a:prstGeom prst="rect"/>
-                  </pic:spPr>
-                </pic:pic>
-              </a:graphicData>
-            </a:graphic>
-          </wp:inline>
-        </w:drawing>
-      </w:r>
-    </w:p>
-    <w:tbl>
-      <w:tblPr>
-        <w:tblW w:type="auto" w:w="0"/>
-        <w:tblLayout w:type="fixed"/>
-        <w:tblLook w:firstColumn="1" w:firstRow="1" w:lastColumn="0" w:lastRow="0" w:noHBand="0" w:noVBand="1" w:val="04A0"/>
-        <w:tblInd w:w="620.0" w:type="dxa"/>
-      </w:tblPr>
-      <w:tblGrid>
-        <w:gridCol w:w="1504"/>
-        <w:gridCol w:w="1504"/>
-        <w:gridCol w:w="1504"/>
-        <w:gridCol w:w="1504"/>
-        <w:gridCol w:w="1504"/>
-        <w:gridCol w:w="1504"/>
-      </w:tblGrid>
-      <w:tr>
-        <w:trPr>
-          <w:trHeight w:hRule="exact" w:val="292"/>
-        </w:trPr>
-        <w:tc>
-          <w:tcPr>
-            <w:tcW w:type="dxa" w:w="1080"/>
-            <w:vMerge w:val="restart"/>
-            <w:tcBorders/>
-            <w:tcMar>
-              <w:start w:w="0" w:type="dxa"/>
-              <w:end w:w="0" w:type="dxa"/>
-            </w:tcMar>
-            <w:tcMar>
-              <w:start w:w="0" w:type="dxa"/>
-              <w:end w:w="0" w:type="dxa"/>
-            </w:tcMar>
-          </w:tcPr>
-          <w:p>
-            <w:pPr>
-              <w:autoSpaceDN w:val="0"/>
-              <w:autoSpaceDE w:val="0"/>
-              <w:widowControl/>
-              <w:spacing w:line="240" w:lineRule="auto" w:before="110" w:after="0"/>
-              <w:ind w:left="0" w:right="40" w:firstLine="0"/>
-              <w:jc w:val="right"/>
-            </w:pPr>
-            <w:r>
-              <w:drawing>
-                <wp:inline xmlns:a="http://schemas.openxmlformats.org/drawingml/2006/main" xmlns:pic="http://schemas.openxmlformats.org/drawingml/2006/picture">
-                  <wp:extent cx="251459" cy="252730"/>
-                  <wp:docPr id="4" name="Picture 4"/>
-                  <wp:cNvGraphicFramePr>
-                    <a:graphicFrameLocks noChangeAspect="1"/>
-                  </wp:cNvGraphicFramePr>
-                  <a:graphic>
-                    <a:graphicData uri="http://schemas.openxmlformats.org/drawingml/2006/picture">
-                      <pic:pic>
-                        <pic:nvPicPr>
-                          <pic:cNvPr id="0" name="image.png"/>
-                          <pic:cNvPicPr/>
-                        </pic:nvPicPr>
-                        <pic:blipFill>
-                          <a:blip r:embed="rId12"/>
-                          <a:stretch>
-                            <a:fillRect/>
-                          </a:stretch>
-                        </pic:blipFill>
-                        <pic:spPr>
-                          <a:xfrm>
-                            <a:off x="0" y="0"/>
-                            <a:ext cx="251459" cy="252730"/>
-                          </a:xfrm>
-                          <a:prstGeom prst="rect"/>
-                        </pic:spPr>
-                      </pic:pic>
-                    </a:graphicData>
-                  </a:graphic>
-                </wp:inline>
-              </w:drawing>
-            </w:r>
-          </w:p>
-        </w:tc>
-        <w:tc>
-          <w:tcPr>
-            <w:tcW w:type="dxa" w:w="2460"/>
-            <w:vMerge w:val="restart"/>
-            <w:tcBorders/>
-            <w:tcMar>
-              <w:start w:w="0" w:type="dxa"/>
-              <w:end w:w="0" w:type="dxa"/>
-            </w:tcMar>
-            <w:tcMar>
-              <w:start w:w="0" w:type="dxa"/>
-              <w:end w:w="0" w:type="dxa"/>
-            </w:tcMar>
-          </w:tcPr>
-          <w:p>
-            <w:pPr>
-              <w:autoSpaceDN w:val="0"/>
-              <w:autoSpaceDE w:val="0"/>
-              <w:widowControl/>
-              <w:spacing w:line="197" w:lineRule="auto" w:before="248" w:after="0"/>
-              <w:ind w:left="48" w:right="0" w:firstLine="0"/>
-              <w:jc w:val="left"/>
-            </w:pPr>
-            <w:r>
-              <w:rPr>
-                <w:rFonts w:ascii="Calibri" w:hAnsi="Calibri" w:eastAsia="Calibri"/>
-                <w:b w:val="0"/>
-                <w:i w:val="0"/>
-                <w:color w:val="A09F9F"/>
-                <w:sz w:val="16"/>
-              </w:rPr>
-              <w:t>Abu Dhabi, United Arab Emirates</w:t>
-            </w:r>
-          </w:p>
-        </w:tc>
-        <w:tc>
-          <w:tcPr>
-            <w:tcW w:type="dxa" w:w="980"/>
-            <w:vMerge w:val="restart"/>
-            <w:tcBorders/>
-            <w:tcMar>
-              <w:start w:w="0" w:type="dxa"/>
-              <w:end w:w="0" w:type="dxa"/>
-            </w:tcMar>
-            <w:tcMar>
-              <w:start w:w="0" w:type="dxa"/>
-              <w:end w:w="0" w:type="dxa"/>
-            </w:tcMar>
-          </w:tcPr>
-          <w:p>
-            <w:pPr>
-              <w:autoSpaceDN w:val="0"/>
-              <w:autoSpaceDE w:val="0"/>
-              <w:widowControl/>
-              <w:spacing w:line="240" w:lineRule="auto" w:before="78" w:after="0"/>
-              <w:ind w:left="0" w:right="112" w:firstLine="0"/>
-              <w:jc w:val="right"/>
-            </w:pPr>
-            <w:r>
-              <w:drawing>
-                <wp:inline xmlns:a="http://schemas.openxmlformats.org/drawingml/2006/main" xmlns:pic="http://schemas.openxmlformats.org/drawingml/2006/picture">
-                  <wp:extent cx="251460" cy="252729"/>
-                  <wp:docPr id="5" name="Picture 5"/>
-                  <wp:cNvGraphicFramePr>
-                    <a:graphicFrameLocks noChangeAspect="1"/>
-                  </wp:cNvGraphicFramePr>
-                  <a:graphic>
-                    <a:graphicData uri="http://schemas.openxmlformats.org/drawingml/2006/picture">
-                      <pic:pic>
-                        <pic:nvPicPr>
-                          <pic:cNvPr id="0" name="image.png"/>
-                          <pic:cNvPicPr/>
-                        </pic:nvPicPr>
-                        <pic:blipFill>
-                          <a:blip r:embed="rId13"/>
-                          <a:stretch>
-                            <a:fillRect/>
-                          </a:stretch>
-                        </pic:blipFill>
-                        <pic:spPr>
-                          <a:xfrm>
-                            <a:off x="0" y="0"/>
-                            <a:ext cx="251460" cy="252729"/>
-                          </a:xfrm>
-                          <a:prstGeom prst="rect"/>
-                        </pic:spPr>
-                      </pic:pic>
-                    </a:graphicData>
-                  </a:graphic>
-                </wp:inline>
-              </w:drawing>
-            </w:r>
-          </w:p>
-        </w:tc>
-        <w:tc>
-          <w:tcPr>
-            <w:tcW w:type="dxa" w:w="2200"/>
-            <w:tcBorders/>
-            <w:tcMar>
-              <w:start w:w="0" w:type="dxa"/>
-              <w:end w:w="0" w:type="dxa"/>
-            </w:tcMar>
-          </w:tcPr>
-          <w:p>
-            <w:pPr>
-              <w:autoSpaceDN w:val="0"/>
-              <w:autoSpaceDE w:val="0"/>
-              <w:widowControl/>
-              <w:spacing w:line="175" w:lineRule="auto" w:before="48" w:after="0"/>
-              <w:ind w:left="136" w:right="0" w:firstLine="0"/>
-              <w:jc w:val="left"/>
-            </w:pPr>
-            <w:r>
-              <w:rPr>
-                <w:rFonts w:ascii="Myanmar Text" w:hAnsi="Myanmar Text" w:eastAsia="Myanmar Text"/>
-                <w:b w:val="0"/>
-                <w:i w:val="0"/>
-                <w:color w:val="A09F9F"/>
-                <w:sz w:val="18"/>
-              </w:rPr>
-              <w:hyperlink r:id="rId14" w:history="1">
-                <w:r>
-                  <w:rPr>
-                    <w:rStyle w:val="Hyperlink"/>
-                  </w:rPr>
-                  <w:t>info@gss-group.net</w:t>
-                </w:r>
-              </w:hyperlink>
-            </w:r>
-          </w:p>
-        </w:tc>
-        <w:tc>
-          <w:tcPr>
-            <w:tcW w:type="dxa" w:w="1120"/>
-            <w:vMerge w:val="restart"/>
-            <w:tcBorders/>
-            <w:tcMar>
-              <w:start w:w="0" w:type="dxa"/>
-              <w:end w:w="0" w:type="dxa"/>
-            </w:tcMar>
-            <w:tcMar>
-              <w:start w:w="0" w:type="dxa"/>
-              <w:end w:w="0" w:type="dxa"/>
-            </w:tcMar>
-          </w:tcPr>
-          <w:p>
-            <w:pPr>
-              <w:autoSpaceDN w:val="0"/>
-              <w:autoSpaceDE w:val="0"/>
-              <w:widowControl/>
-              <w:spacing w:line="240" w:lineRule="auto" w:before="92" w:after="0"/>
-              <w:ind w:left="0" w:right="76" w:firstLine="0"/>
-              <w:jc w:val="right"/>
-            </w:pPr>
-            <w:r>
-              <w:drawing>
-                <wp:inline xmlns:a="http://schemas.openxmlformats.org/drawingml/2006/main" xmlns:pic="http://schemas.openxmlformats.org/drawingml/2006/picture">
-                  <wp:extent cx="251460" cy="252729"/>
-                  <wp:docPr id="6" name="Picture 6"/>
-                  <wp:cNvGraphicFramePr>
-                    <a:graphicFrameLocks noChangeAspect="1"/>
-                  </wp:cNvGraphicFramePr>
-                  <a:graphic>
-                    <a:graphicData uri="http://schemas.openxmlformats.org/drawingml/2006/picture">
-                      <pic:pic>
-                        <pic:nvPicPr>
-                          <pic:cNvPr id="0" name="image.png"/>
-                          <pic:cNvPicPr/>
-                        </pic:nvPicPr>
-                        <pic:blipFill>
-                          <a:blip r:embed="rId15"/>
-                          <a:stretch>
-                            <a:fillRect/>
-                          </a:stretch>
-                        </pic:blipFill>
-                        <pic:spPr>
-                          <a:xfrm>
-                            <a:off x="0" y="0"/>
-                            <a:ext cx="251460" cy="252729"/>
-                          </a:xfrm>
-                          <a:prstGeom prst="rect"/>
-                        </pic:spPr>
-                      </pic:pic>
-                    </a:graphicData>
-                  </a:graphic>
-                </wp:inline>
-              </w:drawing>
-            </w:r>
-          </w:p>
-        </w:tc>
-        <w:tc>
-          <w:tcPr>
-            <w:tcW w:type="dxa" w:w="2600"/>
-            <w:tcBorders/>
-            <w:tcMar>
-              <w:start w:w="0" w:type="dxa"/>
-              <w:end w:w="0" w:type="dxa"/>
-            </w:tcMar>
-          </w:tcPr>
-          <w:p>
-            <w:pPr>
-              <w:autoSpaceDN w:val="0"/>
-              <w:autoSpaceDE w:val="0"/>
-              <w:widowControl/>
-              <w:spacing w:line="175" w:lineRule="auto" w:before="46" w:after="0"/>
-              <w:ind w:left="112" w:right="0" w:firstLine="0"/>
-              <w:jc w:val="left"/>
-            </w:pPr>
-            <w:r>
-              <w:rPr>
-                <w:rFonts w:ascii="Myanmar Text" w:hAnsi="Myanmar Text" w:eastAsia="Myanmar Text"/>
-                <w:b w:val="0"/>
-                <w:i w:val="0"/>
-                <w:color w:val="A09F9F"/>
-                <w:sz w:val="18"/>
-              </w:rPr>
-              <w:t>Phone: +9712 6666898</w:t>
-            </w:r>
-          </w:p>
-        </w:tc>
-      </w:tr>
-      <w:tr>
-        <w:trPr>
-          <w:trHeight w:hRule="exact" w:val="220"/>
-        </w:trPr>
-        <w:tc>
-          <w:tcPr>
-            <w:tcW w:type="dxa" w:w="1504"/>
-            <w:vMerge/>
-            <w:tcBorders/>
-          </w:tcPr>
-          <w:p/>
-        </w:tc>
-        <w:tc>
-          <w:tcPr>
-            <w:tcW w:type="dxa" w:w="1504"/>
-            <w:vMerge/>
-            <w:tcBorders/>
-          </w:tcPr>
-          <w:p/>
-        </w:tc>
-        <w:tc>
-          <w:tcPr>
-            <w:tcW w:type="dxa" w:w="1504"/>
-            <w:vMerge/>
-            <w:tcBorders/>
-          </w:tcPr>
-          <w:p/>
-        </w:tc>
-        <w:tc>
-          <w:tcPr>
-            <w:tcW w:type="dxa" w:w="2200"/>
-            <w:tcBorders/>
-            <w:tcMar>
-              <w:start w:w="0" w:type="dxa"/>
-              <w:end w:w="0" w:type="dxa"/>
-            </w:tcMar>
-          </w:tcPr>
-          <w:p>
-            <w:pPr>
-              <w:autoSpaceDN w:val="0"/>
-              <w:autoSpaceDE w:val="0"/>
-              <w:widowControl/>
-              <w:spacing w:line="175" w:lineRule="auto" w:before="0" w:after="0"/>
-              <w:ind w:left="152" w:right="0" w:firstLine="0"/>
-              <w:jc w:val="left"/>
-            </w:pPr>
-            <w:r>
-              <w:rPr>
-                <w:rFonts w:ascii="Myanmar Text" w:hAnsi="Myanmar Text" w:eastAsia="Myanmar Text"/>
-                <w:b w:val="0"/>
-                <w:i w:val="0"/>
-                <w:color w:val="A09F9F"/>
-                <w:sz w:val="18"/>
-              </w:rPr>
-              <w:hyperlink r:id="rId16" w:history="1">
-                <w:r>
-                  <w:rPr>
-                    <w:rStyle w:val="Hyperlink"/>
-                  </w:rPr>
-                  <w:t>www.gss-group.net</w:t>
-                </w:r>
-              </w:hyperlink>
-            </w:r>
-          </w:p>
-        </w:tc>
-        <w:tc>
-          <w:tcPr>
-            <w:tcW w:type="dxa" w:w="1504"/>
-            <w:vMerge/>
-            <w:tcBorders/>
-          </w:tcPr>
-          <w:p/>
-        </w:tc>
-        <w:tc>
-          <w:tcPr>
-            <w:tcW w:type="dxa" w:w="2600"/>
-            <w:tcBorders/>
-            <w:tcMar>
-              <w:start w:w="0" w:type="dxa"/>
-              <w:end w:w="0" w:type="dxa"/>
-            </w:tcMar>
-          </w:tcPr>
-          <w:p>
-            <w:pPr>
-              <w:autoSpaceDN w:val="0"/>
-              <w:autoSpaceDE w:val="0"/>
-              <w:widowControl/>
-              <w:spacing w:line="240" w:lineRule="auto" w:before="0" w:after="0"/>
-              <w:ind w:left="112" w:right="0" w:firstLine="0"/>
-              <w:jc w:val="left"/>
-            </w:pPr>
-            <w:r>
-              <w:rPr>
-                <w:rFonts w:ascii="Gill Sans MT" w:hAnsi="Gill Sans MT" w:eastAsia="Gill Sans MT"/>
-                <w:b w:val="0"/>
-                <w:i w:val="0"/>
-                <w:color w:val="A09F9F"/>
-                <w:sz w:val="19"/>
-              </w:rPr>
-              <w:t>Fax: +971 2 666 8980</w:t>
-            </w:r>
-          </w:p>
-        </w:tc>
-      </w:tr>
-    </w:tbl>
-    <w:p>
-      <w:pPr>
-        <w:autoSpaceDN w:val="0"/>
-        <w:autoSpaceDE w:val="0"/>
-        <w:widowControl/>
         <w:spacing w:line="14" w:lineRule="exact" w:before="0" w:after="0"/>
         <w:ind w:left="0" w:right="0"/>
       </w:pPr>
@@ -3003,8 +2600,9 @@
     <w:p>
       <w:pPr>
         <w:sectPr>
+          <w:footerReference w:type="default" r:id="rIdFtr1"/>
           <w:pgSz w:w="11906" w:h="16838"/>
-          <w:pgMar w:top="300" w:right="0" w:bottom="0" w:left="0" w:header="720" w:footer="720" w:gutter="0"/>
+          <w:pgMar w:top="300" w:right="0" w:bottom="1440" w:left="0" w:header="720" w:footer="200" w:gutter="0"/>
           <w:cols/>
           <w:docGrid w:linePitch="360"/>
         </w:sectPr>
@@ -3273,8 +2871,13 @@
               <w:start w:w="0" w:type="dxa"/>
               <w:end w:w="0" w:type="dxa"/>
             </w:tcMar>
+            <w:vAlign w:val="center"/>
           </w:tcPr>
           <w:p>
+            <w:pPr>
+              <w:spacing w:before="0" w:after="0" w:line="240" w:lineRule="auto"/>
+              <w:jc w:val="center"/>
+            </w:pPr>
             <w:r>
               <w:t>{{ specific_competencies }}</w:t>
             </w:r>
@@ -4792,467 +4395,477 @@
         <w:autoSpaceDN w:val="0"/>
         <w:autoSpaceDE w:val="0"/>
         <w:widowControl/>
-        <w:spacing w:line="240" w:lineRule="auto" w:before="0" w:after="0"/>
-        <w:ind w:left="0" w:right="0" w:firstLine="0"/>
-        <w:jc w:val="left"/>
-      </w:pPr>
-      <w:r>
-        <w:drawing>
-          <wp:inline xmlns:a="http://schemas.openxmlformats.org/drawingml/2006/main" xmlns:pic="http://schemas.openxmlformats.org/drawingml/2006/picture">
-            <wp:extent cx="6616700" cy="203200"/>
-            <wp:docPr id="8" name="Picture 8"/>
-            <wp:cNvGraphicFramePr>
-              <a:graphicFrameLocks noChangeAspect="1"/>
-            </wp:cNvGraphicFramePr>
-            <a:graphic>
-              <a:graphicData uri="http://schemas.openxmlformats.org/drawingml/2006/picture">
-                <pic:pic>
-                  <pic:nvPicPr>
-                    <pic:cNvPr id="0" name="image.png"/>
-                    <pic:cNvPicPr/>
-                  </pic:nvPicPr>
-                  <pic:blipFill>
-                    <a:blip r:embed="rId18"/>
-                    <a:stretch>
-                      <a:fillRect/>
-                    </a:stretch>
-                  </pic:blipFill>
-                  <pic:spPr>
-                    <a:xfrm>
-                      <a:off x="0" y="0"/>
-                      <a:ext cx="6616700" cy="203200"/>
-                    </a:xfrm>
-                    <a:prstGeom prst="rect"/>
-                  </pic:spPr>
-                </pic:pic>
-              </a:graphicData>
-            </a:graphic>
-          </wp:inline>
-        </w:drawing>
-      </w:r>
-    </w:p>
-    <w:tbl>
-      <w:tblPr>
-        <w:tblW w:type="auto" w:w="0"/>
-        <w:tblLayout w:type="fixed"/>
-        <w:tblLook w:firstColumn="1" w:firstRow="1" w:lastColumn="0" w:lastRow="0" w:noHBand="0" w:noVBand="1" w:val="04A0"/>
-        <w:tblInd w:w="620.0" w:type="dxa"/>
-      </w:tblPr>
-      <w:tblGrid>
-        <w:gridCol w:w="1663"/>
-        <w:gridCol w:w="1663"/>
-        <w:gridCol w:w="1663"/>
-        <w:gridCol w:w="1663"/>
-        <w:gridCol w:w="1663"/>
-        <w:gridCol w:w="1663"/>
-      </w:tblGrid>
-      <w:tr>
-        <w:trPr>
-          <w:trHeight w:hRule="exact" w:val="292"/>
-        </w:trPr>
-        <w:tc>
-          <w:tcPr>
-            <w:tcW w:type="dxa" w:w="1080"/>
-            <w:vMerge w:val="restart"/>
-            <w:tcBorders/>
-            <w:tcMar>
-              <w:start w:w="0" w:type="dxa"/>
-              <w:end w:w="0" w:type="dxa"/>
-            </w:tcMar>
-            <w:tcMar>
-              <w:start w:w="0" w:type="dxa"/>
-              <w:end w:w="0" w:type="dxa"/>
-            </w:tcMar>
-          </w:tcPr>
-          <w:p>
-            <w:pPr>
-              <w:autoSpaceDN w:val="0"/>
-              <w:autoSpaceDE w:val="0"/>
-              <w:widowControl/>
-              <w:spacing w:line="240" w:lineRule="auto" w:before="110" w:after="0"/>
-              <w:ind w:left="0" w:right="40" w:firstLine="0"/>
-              <w:jc w:val="right"/>
-            </w:pPr>
-            <w:r>
-              <w:drawing>
-                <wp:inline xmlns:a="http://schemas.openxmlformats.org/drawingml/2006/main" xmlns:pic="http://schemas.openxmlformats.org/drawingml/2006/picture">
-                  <wp:extent cx="251459" cy="252730"/>
-                  <wp:docPr id="9" name="Picture 9"/>
-                  <wp:cNvGraphicFramePr>
-                    <a:graphicFrameLocks noChangeAspect="1"/>
-                  </wp:cNvGraphicFramePr>
-                  <a:graphic>
-                    <a:graphicData uri="http://schemas.openxmlformats.org/drawingml/2006/picture">
-                      <pic:pic>
-                        <pic:nvPicPr>
-                          <pic:cNvPr id="0" name="image.png"/>
-                          <pic:cNvPicPr/>
-                        </pic:nvPicPr>
-                        <pic:blipFill>
-                          <a:blip r:embed="rId12"/>
-                          <a:stretch>
-                            <a:fillRect/>
-                          </a:stretch>
-                        </pic:blipFill>
-                        <pic:spPr>
-                          <a:xfrm>
-                            <a:off x="0" y="0"/>
-                            <a:ext cx="251459" cy="252730"/>
-                          </a:xfrm>
-                          <a:prstGeom prst="rect"/>
-                        </pic:spPr>
-                      </pic:pic>
-                    </a:graphicData>
-                  </a:graphic>
-                </wp:inline>
-              </w:drawing>
-            </w:r>
-          </w:p>
-        </w:tc>
-        <w:tc>
-          <w:tcPr>
-            <w:tcW w:type="dxa" w:w="2460"/>
-            <w:vMerge w:val="restart"/>
-            <w:tcBorders/>
-            <w:tcMar>
-              <w:start w:w="0" w:type="dxa"/>
-              <w:end w:w="0" w:type="dxa"/>
-            </w:tcMar>
-            <w:tcMar>
-              <w:start w:w="0" w:type="dxa"/>
-              <w:end w:w="0" w:type="dxa"/>
-            </w:tcMar>
-          </w:tcPr>
-          <w:p>
-            <w:pPr>
-              <w:autoSpaceDN w:val="0"/>
-              <w:autoSpaceDE w:val="0"/>
-              <w:widowControl/>
-              <w:spacing w:line="197" w:lineRule="auto" w:before="248" w:after="0"/>
-              <w:ind w:left="48" w:right="0" w:firstLine="0"/>
-              <w:jc w:val="left"/>
-            </w:pPr>
-            <w:r>
-              <w:rPr>
-                <w:rFonts w:ascii="Calibri" w:hAnsi="Calibri" w:eastAsia="Calibri"/>
-                <w:b w:val="0"/>
-                <w:i w:val="0"/>
-                <w:color w:val="A09F9F"/>
-                <w:sz w:val="16"/>
-              </w:rPr>
-              <w:t>Abu Dhabi, United Arab Emirates</w:t>
-            </w:r>
-          </w:p>
-        </w:tc>
-        <w:tc>
-          <w:tcPr>
-            <w:tcW w:type="dxa" w:w="980"/>
-            <w:vMerge w:val="restart"/>
-            <w:tcBorders/>
-            <w:tcMar>
-              <w:start w:w="0" w:type="dxa"/>
-              <w:end w:w="0" w:type="dxa"/>
-            </w:tcMar>
-            <w:tcMar>
-              <w:start w:w="0" w:type="dxa"/>
-              <w:end w:w="0" w:type="dxa"/>
-            </w:tcMar>
-          </w:tcPr>
-          <w:p>
-            <w:pPr>
-              <w:autoSpaceDN w:val="0"/>
-              <w:autoSpaceDE w:val="0"/>
-              <w:widowControl/>
-              <w:spacing w:line="240" w:lineRule="auto" w:before="78" w:after="0"/>
-              <w:ind w:left="0" w:right="112" w:firstLine="0"/>
-              <w:jc w:val="right"/>
-            </w:pPr>
-            <w:r>
-              <w:drawing>
-                <wp:inline xmlns:a="http://schemas.openxmlformats.org/drawingml/2006/main" xmlns:pic="http://schemas.openxmlformats.org/drawingml/2006/picture">
-                  <wp:extent cx="251460" cy="252729"/>
-                  <wp:docPr id="10" name="Picture 10"/>
-                  <wp:cNvGraphicFramePr>
-                    <a:graphicFrameLocks noChangeAspect="1"/>
-                  </wp:cNvGraphicFramePr>
-                  <a:graphic>
-                    <a:graphicData uri="http://schemas.openxmlformats.org/drawingml/2006/picture">
-                      <pic:pic>
-                        <pic:nvPicPr>
-                          <pic:cNvPr id="0" name="image.png"/>
-                          <pic:cNvPicPr/>
-                        </pic:nvPicPr>
-                        <pic:blipFill>
-                          <a:blip r:embed="rId13"/>
-                          <a:stretch>
-                            <a:fillRect/>
-                          </a:stretch>
-                        </pic:blipFill>
-                        <pic:spPr>
-                          <a:xfrm>
-                            <a:off x="0" y="0"/>
-                            <a:ext cx="251460" cy="252729"/>
-                          </a:xfrm>
-                          <a:prstGeom prst="rect"/>
-                        </pic:spPr>
-                      </pic:pic>
-                    </a:graphicData>
-                  </a:graphic>
-                </wp:inline>
-              </w:drawing>
-            </w:r>
-          </w:p>
-        </w:tc>
-        <w:tc>
-          <w:tcPr>
-            <w:tcW w:type="dxa" w:w="2200"/>
-            <w:tcBorders/>
-            <w:tcMar>
-              <w:start w:w="0" w:type="dxa"/>
-              <w:end w:w="0" w:type="dxa"/>
-            </w:tcMar>
-          </w:tcPr>
-          <w:p>
-            <w:pPr>
-              <w:autoSpaceDN w:val="0"/>
-              <w:autoSpaceDE w:val="0"/>
-              <w:widowControl/>
-              <w:spacing w:line="175" w:lineRule="auto" w:before="48" w:after="0"/>
-              <w:ind w:left="136" w:right="0" w:firstLine="0"/>
-              <w:jc w:val="left"/>
-            </w:pPr>
-            <w:r>
-              <w:rPr>
-                <w:rFonts w:ascii="Myanmar Text" w:hAnsi="Myanmar Text" w:eastAsia="Myanmar Text"/>
-                <w:b w:val="0"/>
-                <w:i w:val="0"/>
-                <w:color w:val="A09F9F"/>
-                <w:sz w:val="18"/>
-              </w:rPr>
-              <w:hyperlink r:id="rId14" w:history="1">
-                <w:r>
-                  <w:rPr>
-                    <w:rStyle w:val="Hyperlink"/>
-                  </w:rPr>
-                  <w:t>info@gss-group.net</w:t>
-                </w:r>
-              </w:hyperlink>
-            </w:r>
-          </w:p>
-        </w:tc>
-        <w:tc>
-          <w:tcPr>
-            <w:tcW w:type="dxa" w:w="1120"/>
-            <w:vMerge w:val="restart"/>
-            <w:tcBorders/>
-            <w:tcMar>
-              <w:start w:w="0" w:type="dxa"/>
-              <w:end w:w="0" w:type="dxa"/>
-            </w:tcMar>
-            <w:tcMar>
-              <w:start w:w="0" w:type="dxa"/>
-              <w:end w:w="0" w:type="dxa"/>
-            </w:tcMar>
-          </w:tcPr>
-          <w:p>
-            <w:pPr>
-              <w:autoSpaceDN w:val="0"/>
-              <w:autoSpaceDE w:val="0"/>
-              <w:widowControl/>
-              <w:spacing w:line="240" w:lineRule="auto" w:before="92" w:after="0"/>
-              <w:ind w:left="0" w:right="76" w:firstLine="0"/>
-              <w:jc w:val="right"/>
-            </w:pPr>
-            <w:r>
-              <w:drawing>
-                <wp:inline xmlns:a="http://schemas.openxmlformats.org/drawingml/2006/main" xmlns:pic="http://schemas.openxmlformats.org/drawingml/2006/picture">
-                  <wp:extent cx="251460" cy="252729"/>
-                  <wp:docPr id="11" name="Picture 11"/>
-                  <wp:cNvGraphicFramePr>
-                    <a:graphicFrameLocks noChangeAspect="1"/>
-                  </wp:cNvGraphicFramePr>
-                  <a:graphic>
-                    <a:graphicData uri="http://schemas.openxmlformats.org/drawingml/2006/picture">
-                      <pic:pic>
-                        <pic:nvPicPr>
-                          <pic:cNvPr id="0" name="image.png"/>
-                          <pic:cNvPicPr/>
-                        </pic:nvPicPr>
-                        <pic:blipFill>
-                          <a:blip r:embed="rId15"/>
-                          <a:stretch>
-                            <a:fillRect/>
-                          </a:stretch>
-                        </pic:blipFill>
-                        <pic:spPr>
-                          <a:xfrm>
-                            <a:off x="0" y="0"/>
-                            <a:ext cx="251460" cy="252729"/>
-                          </a:xfrm>
-                          <a:prstGeom prst="rect"/>
-                        </pic:spPr>
-                      </pic:pic>
-                    </a:graphicData>
-                  </a:graphic>
-                </wp:inline>
-              </w:drawing>
-            </w:r>
-          </w:p>
-        </w:tc>
-        <w:tc>
-          <w:tcPr>
-            <w:tcW w:type="dxa" w:w="2360"/>
-            <w:tcBorders/>
-            <w:tcMar>
-              <w:start w:w="0" w:type="dxa"/>
-              <w:end w:w="0" w:type="dxa"/>
-            </w:tcMar>
-          </w:tcPr>
-          <w:p>
-            <w:pPr>
-              <w:autoSpaceDN w:val="0"/>
-              <w:autoSpaceDE w:val="0"/>
-              <w:widowControl/>
-              <w:spacing w:line="175" w:lineRule="auto" w:before="46" w:after="0"/>
-              <w:ind w:left="112" w:right="0" w:firstLine="0"/>
-              <w:jc w:val="left"/>
-            </w:pPr>
-            <w:r>
-              <w:rPr>
-                <w:rFonts w:ascii="Myanmar Text" w:hAnsi="Myanmar Text" w:eastAsia="Myanmar Text"/>
-                <w:b w:val="0"/>
-                <w:i w:val="0"/>
-                <w:color w:val="A09F9F"/>
-                <w:sz w:val="18"/>
-              </w:rPr>
-              <w:t>Phone: +9712 6666898</w:t>
-            </w:r>
-          </w:p>
-        </w:tc>
-      </w:tr>
-      <w:tr>
-        <w:trPr>
-          <w:trHeight w:hRule="exact" w:val="220"/>
-        </w:trPr>
-        <w:tc>
-          <w:tcPr>
-            <w:tcW w:type="dxa" w:w="1663"/>
-            <w:vMerge/>
-            <w:tcBorders/>
-          </w:tcPr>
-          <w:p/>
-        </w:tc>
-        <w:tc>
-          <w:tcPr>
-            <w:tcW w:type="dxa" w:w="1663"/>
-            <w:vMerge/>
-            <w:tcBorders/>
-          </w:tcPr>
-          <w:p/>
-        </w:tc>
-        <w:tc>
-          <w:tcPr>
-            <w:tcW w:type="dxa" w:w="1663"/>
-            <w:vMerge/>
-            <w:tcBorders/>
-          </w:tcPr>
-          <w:p/>
-        </w:tc>
-        <w:tc>
-          <w:tcPr>
-            <w:tcW w:type="dxa" w:w="2200"/>
-            <w:tcBorders/>
-            <w:tcMar>
-              <w:start w:w="0" w:type="dxa"/>
-              <w:end w:w="0" w:type="dxa"/>
-            </w:tcMar>
-          </w:tcPr>
-          <w:p>
-            <w:pPr>
-              <w:autoSpaceDN w:val="0"/>
-              <w:autoSpaceDE w:val="0"/>
-              <w:widowControl/>
-              <w:spacing w:line="175" w:lineRule="auto" w:before="0" w:after="0"/>
-              <w:ind w:left="152" w:right="0" w:firstLine="0"/>
-              <w:jc w:val="left"/>
-            </w:pPr>
-            <w:r>
-              <w:rPr>
-                <w:rFonts w:ascii="Myanmar Text" w:hAnsi="Myanmar Text" w:eastAsia="Myanmar Text"/>
-                <w:b w:val="0"/>
-                <w:i w:val="0"/>
-                <w:color w:val="A09F9F"/>
-                <w:sz w:val="18"/>
-              </w:rPr>
-              <w:hyperlink r:id="rId16" w:history="1">
-                <w:r>
-                  <w:rPr>
-                    <w:rStyle w:val="Hyperlink"/>
-                  </w:rPr>
-                  <w:t>www.gss-group.net</w:t>
-                </w:r>
-              </w:hyperlink>
-            </w:r>
-          </w:p>
-        </w:tc>
-        <w:tc>
-          <w:tcPr>
-            <w:tcW w:type="dxa" w:w="1663"/>
-            <w:vMerge/>
-            <w:tcBorders/>
-          </w:tcPr>
-          <w:p/>
-        </w:tc>
-        <w:tc>
-          <w:tcPr>
-            <w:tcW w:type="dxa" w:w="2360"/>
-            <w:tcBorders/>
-            <w:tcMar>
-              <w:start w:w="0" w:type="dxa"/>
-              <w:end w:w="0" w:type="dxa"/>
-            </w:tcMar>
-          </w:tcPr>
-          <w:p>
-            <w:pPr>
-              <w:autoSpaceDN w:val="0"/>
-              <w:autoSpaceDE w:val="0"/>
-              <w:widowControl/>
-              <w:spacing w:line="240" w:lineRule="auto" w:before="0" w:after="0"/>
-              <w:ind w:left="112" w:right="0" w:firstLine="0"/>
-              <w:jc w:val="left"/>
-            </w:pPr>
-            <w:r>
-              <w:rPr>
-                <w:rFonts w:ascii="Gill Sans MT" w:hAnsi="Gill Sans MT" w:eastAsia="Gill Sans MT"/>
-                <w:b w:val="0"/>
-                <w:i w:val="0"/>
-                <w:color w:val="A09F9F"/>
-                <w:sz w:val="19"/>
-              </w:rPr>
-              <w:t>Fax: +971 2 666 8980</w:t>
-            </w:r>
-          </w:p>
-        </w:tc>
-      </w:tr>
-    </w:tbl>
-    <w:p>
-      <w:pPr>
-        <w:autoSpaceDN w:val="0"/>
-        <w:autoSpaceDE w:val="0"/>
-        <w:widowControl/>
         <w:spacing w:line="14" w:lineRule="exact" w:before="0" w:after="0"/>
         <w:ind w:left="0" w:right="0"/>
       </w:pPr>
     </w:p>
     <w:sectPr>
-      <w:type w:val="continuous"/>
+      <w:footerReference w:type="default" r:id="rIdFtr1"/>
       <w:pgSz w:w="11906" w:h="16838"/>
-      <w:pgMar w:top="320" w:right="488" w:bottom="226" w:left="0" w:header="720" w:footer="720" w:gutter="0"/>
+      <w:pgMar w:top="320" w:right="488" w:bottom="1440" w:left="0" w:header="720" w:footer="200" w:gutter="0"/>
       <w:cols/>
       <w:docGrid w:linePitch="360"/>
     </w:sectPr>
   </w:body>
 </w:document>
+</file>
+
+<file path=word/footer1.xml><?xml version="1.0" encoding="utf-8"?>
+<w:ftr xmlns:wpc="http://schemas.microsoft.com/office/word/2010/wordprocessingCanvas" xmlns:mo="http://schemas.microsoft.com/office/mac/office/2008/main" xmlns:mc="http://schemas.openxmlformats.org/markup-compatibility/2006" xmlns:mv="urn:schemas-microsoft-com:mac:vml" xmlns:o="urn:schemas-microsoft-com:office:office" xmlns:r="http://schemas.openxmlformats.org/officeDocument/2006/relationships" xmlns:m="http://schemas.openxmlformats.org/officeDocument/2006/math" xmlns:v="urn:schemas-microsoft-com:vml" xmlns:wp14="http://schemas.microsoft.com/office/word/2010/wordprocessingDrawing" xmlns:wp="http://schemas.openxmlformats.org/drawingml/2006/wordprocessingDrawing" xmlns:w10="urn:schemas-microsoft-com:office:word" xmlns:w="http://schemas.openxmlformats.org/wordprocessingml/2006/main" xmlns:w14="http://schemas.microsoft.com/office/word/2010/wordml" xmlns:wpg="http://schemas.microsoft.com/office/word/2010/wordprocessingGroup" xmlns:wpi="http://schemas.microsoft.com/office/word/2010/wordprocessingInk" xmlns:wne="http://schemas.microsoft.com/office/word/2006/wordml" xmlns:wps="http://schemas.microsoft.com/office/word/2010/wordprocessingShape">
+  <w:p>
+    <w:pPr>
+      <w:autoSpaceDN w:val="0"/>
+      <w:autoSpaceDE w:val="0"/>
+      <w:widowControl/>
+      <w:spacing w:line="240" w:lineRule="auto" w:before="0" w:after="120"/>
+      <w:ind w:left="0" w:right="0" w:firstLine="0"/>
+      <w:jc w:val="left"/>
+    </w:pPr>
+    <w:r>
+      <w:drawing>
+        <wp:inline xmlns:a="http://schemas.openxmlformats.org/drawingml/2006/main" xmlns:pic="http://schemas.openxmlformats.org/drawingml/2006/picture">
+          <wp:extent cx="6616700" cy="203200"/>
+          <wp:docPr id="3" name="Picture 3"/>
+          <wp:cNvGraphicFramePr>
+            <a:graphicFrameLocks noChangeAspect="1"/>
+          </wp:cNvGraphicFramePr>
+          <a:graphic>
+            <a:graphicData uri="http://schemas.openxmlformats.org/drawingml/2006/picture">
+              <pic:pic>
+                <pic:nvPicPr>
+                  <pic:cNvPr id="0" name="image.png"/>
+                  <pic:cNvPicPr/>
+                </pic:nvPicPr>
+                <pic:blipFill>
+                  <a:blip r:embed="rId11"/>
+                  <a:stretch>
+                    <a:fillRect/>
+                  </a:stretch>
+                </pic:blipFill>
+                <pic:spPr>
+                  <a:xfrm>
+                    <a:off x="0" y="0"/>
+                    <a:ext cx="6616700" cy="203200"/>
+                  </a:xfrm>
+                  <a:prstGeom prst="rect"/>
+                </pic:spPr>
+              </pic:pic>
+            </a:graphicData>
+          </a:graphic>
+        </wp:inline>
+      </w:drawing>
+    </w:r>
+  </w:p>
+  <w:tbl>
+    <w:tblPr>
+      <w:tblW w:type="auto" w:w="0"/>
+      <w:tblLayout w:type="fixed"/>
+      <w:tblLook w:firstColumn="1" w:firstRow="1" w:lastColumn="0" w:lastRow="0" w:noHBand="0" w:noVBand="1" w:val="04A0"/>
+      <w:tblInd w:w="620.0" w:type="dxa"/>
+    </w:tblPr>
+    <w:tblGrid>
+      <w:gridCol w:w="1504"/>
+      <w:gridCol w:w="1504"/>
+      <w:gridCol w:w="1504"/>
+      <w:gridCol w:w="1504"/>
+      <w:gridCol w:w="1504"/>
+      <w:gridCol w:w="1504"/>
+    </w:tblGrid>
+    <w:tr>
+      <w:trPr>
+        <w:trHeight w:hRule="exact" w:val="292"/>
+      </w:trPr>
+      <w:tc>
+        <w:tcPr>
+          <w:tcW w:type="dxa" w:w="1080"/>
+          <w:vMerge w:val="restart"/>
+          <w:tcBorders/>
+          <w:tcMar>
+            <w:start w:w="0" w:type="dxa"/>
+            <w:end w:w="0" w:type="dxa"/>
+          </w:tcMar>
+          <w:tcMar>
+            <w:start w:w="0" w:type="dxa"/>
+            <w:end w:w="0" w:type="dxa"/>
+          </w:tcMar>
+        </w:tcPr>
+        <w:p>
+          <w:pPr>
+            <w:autoSpaceDN w:val="0"/>
+            <w:autoSpaceDE w:val="0"/>
+            <w:widowControl/>
+            <w:spacing w:line="240" w:lineRule="auto" w:before="110" w:after="0"/>
+            <w:ind w:left="0" w:right="40" w:firstLine="0"/>
+            <w:jc w:val="right"/>
+          </w:pPr>
+          <w:r>
+            <w:drawing>
+              <wp:inline xmlns:a="http://schemas.openxmlformats.org/drawingml/2006/main" xmlns:pic="http://schemas.openxmlformats.org/drawingml/2006/picture">
+                <wp:extent cx="251459" cy="252730"/>
+                <wp:docPr id="4" name="Picture 4"/>
+                <wp:cNvGraphicFramePr>
+                  <a:graphicFrameLocks noChangeAspect="1"/>
+                </wp:cNvGraphicFramePr>
+                <a:graphic>
+                  <a:graphicData uri="http://schemas.openxmlformats.org/drawingml/2006/picture">
+                    <pic:pic>
+                      <pic:nvPicPr>
+                        <pic:cNvPr id="0" name="image.png"/>
+                        <pic:cNvPicPr/>
+                      </pic:nvPicPr>
+                      <pic:blipFill>
+                        <a:blip r:embed="rId12"/>
+                        <a:stretch>
+                          <a:fillRect/>
+                        </a:stretch>
+                      </pic:blipFill>
+                      <pic:spPr>
+                        <a:xfrm>
+                          <a:off x="0" y="0"/>
+                          <a:ext cx="251459" cy="252730"/>
+                        </a:xfrm>
+                        <a:prstGeom prst="rect"/>
+                      </pic:spPr>
+                    </pic:pic>
+                  </a:graphicData>
+                </a:graphic>
+              </wp:inline>
+            </w:drawing>
+          </w:r>
+        </w:p>
+      </w:tc>
+      <w:tc>
+        <w:tcPr>
+          <w:tcW w:type="dxa" w:w="2460"/>
+          <w:vMerge w:val="restart"/>
+          <w:tcBorders/>
+          <w:tcMar>
+            <w:start w:w="0" w:type="dxa"/>
+            <w:end w:w="0" w:type="dxa"/>
+          </w:tcMar>
+          <w:tcMar>
+            <w:start w:w="0" w:type="dxa"/>
+            <w:end w:w="0" w:type="dxa"/>
+          </w:tcMar>
+        </w:tcPr>
+        <w:p>
+          <w:pPr>
+            <w:autoSpaceDN w:val="0"/>
+            <w:autoSpaceDE w:val="0"/>
+            <w:widowControl/>
+            <w:spacing w:line="197" w:lineRule="auto" w:before="248" w:after="0"/>
+            <w:ind w:left="48" w:right="0" w:firstLine="0"/>
+            <w:jc w:val="left"/>
+          </w:pPr>
+          <w:r>
+            <w:rPr>
+              <w:rFonts w:ascii="Calibri" w:hAnsi="Calibri" w:eastAsia="Calibri"/>
+              <w:b w:val="0"/>
+              <w:i w:val="0"/>
+              <w:color w:val="A09F9F"/>
+              <w:sz w:val="16"/>
+            </w:rPr>
+            <w:t>Abu Dhabi, United Arab Emirates</w:t>
+          </w:r>
+        </w:p>
+      </w:tc>
+      <w:tc>
+        <w:tcPr>
+          <w:tcW w:type="dxa" w:w="980"/>
+          <w:vMerge w:val="restart"/>
+          <w:tcBorders/>
+          <w:tcMar>
+            <w:start w:w="0" w:type="dxa"/>
+            <w:end w:w="0" w:type="dxa"/>
+          </w:tcMar>
+          <w:tcMar>
+            <w:start w:w="0" w:type="dxa"/>
+            <w:end w:w="0" w:type="dxa"/>
+          </w:tcMar>
+        </w:tcPr>
+        <w:p>
+          <w:pPr>
+            <w:autoSpaceDN w:val="0"/>
+            <w:autoSpaceDE w:val="0"/>
+            <w:widowControl/>
+            <w:spacing w:line="240" w:lineRule="auto" w:before="78" w:after="0"/>
+            <w:ind w:left="0" w:right="112" w:firstLine="0"/>
+            <w:jc w:val="right"/>
+          </w:pPr>
+          <w:r>
+            <w:drawing>
+              <wp:inline xmlns:a="http://schemas.openxmlformats.org/drawingml/2006/main" xmlns:pic="http://schemas.openxmlformats.org/drawingml/2006/picture">
+                <wp:extent cx="251460" cy="252729"/>
+                <wp:docPr id="5" name="Picture 5"/>
+                <wp:cNvGraphicFramePr>
+                  <a:graphicFrameLocks noChangeAspect="1"/>
+                </wp:cNvGraphicFramePr>
+                <a:graphic>
+                  <a:graphicData uri="http://schemas.openxmlformats.org/drawingml/2006/picture">
+                    <pic:pic>
+                      <pic:nvPicPr>
+                        <pic:cNvPr id="0" name="image.png"/>
+                        <pic:cNvPicPr/>
+                      </pic:nvPicPr>
+                      <pic:blipFill>
+                        <a:blip r:embed="rId13"/>
+                        <a:stretch>
+                          <a:fillRect/>
+                        </a:stretch>
+                      </pic:blipFill>
+                      <pic:spPr>
+                        <a:xfrm>
+                          <a:off x="0" y="0"/>
+                          <a:ext cx="251460" cy="252729"/>
+                        </a:xfrm>
+                        <a:prstGeom prst="rect"/>
+                      </pic:spPr>
+                    </pic:pic>
+                  </a:graphicData>
+                </a:graphic>
+              </wp:inline>
+            </w:drawing>
+          </w:r>
+        </w:p>
+      </w:tc>
+      <w:tc>
+        <w:tcPr>
+          <w:tcW w:type="dxa" w:w="2200"/>
+          <w:tcBorders/>
+          <w:tcMar>
+            <w:start w:w="0" w:type="dxa"/>
+            <w:end w:w="0" w:type="dxa"/>
+          </w:tcMar>
+        </w:tcPr>
+        <w:p>
+          <w:pPr>
+            <w:autoSpaceDN w:val="0"/>
+            <w:autoSpaceDE w:val="0"/>
+            <w:widowControl/>
+            <w:spacing w:line="175" w:lineRule="auto" w:before="48" w:after="0"/>
+            <w:ind w:left="136" w:right="0" w:firstLine="0"/>
+            <w:jc w:val="left"/>
+          </w:pPr>
+          <w:r>
+            <w:rPr>
+              <w:rFonts w:ascii="Myanmar Text" w:hAnsi="Myanmar Text" w:eastAsia="Myanmar Text"/>
+              <w:b w:val="0"/>
+              <w:i w:val="0"/>
+              <w:color w:val="A09F9F"/>
+              <w:sz w:val="18"/>
+            </w:rPr>
+            <w:hyperlink r:id="rId14" w:history="1">
+              <w:r>
+                <w:rPr>
+                  <w:rStyle w:val="Hyperlink"/>
+                </w:rPr>
+                <w:t>info@gss-group.net</w:t>
+              </w:r>
+            </w:hyperlink>
+          </w:r>
+        </w:p>
+      </w:tc>
+      <w:tc>
+        <w:tcPr>
+          <w:tcW w:type="dxa" w:w="1120"/>
+          <w:vMerge w:val="restart"/>
+          <w:tcBorders/>
+          <w:tcMar>
+            <w:start w:w="0" w:type="dxa"/>
+            <w:end w:w="0" w:type="dxa"/>
+          </w:tcMar>
+          <w:tcMar>
+            <w:start w:w="0" w:type="dxa"/>
+            <w:end w:w="0" w:type="dxa"/>
+          </w:tcMar>
+        </w:tcPr>
+        <w:p>
+          <w:pPr>
+            <w:autoSpaceDN w:val="0"/>
+            <w:autoSpaceDE w:val="0"/>
+            <w:widowControl/>
+            <w:spacing w:line="240" w:lineRule="auto" w:before="92" w:after="0"/>
+            <w:ind w:left="0" w:right="76" w:firstLine="0"/>
+            <w:jc w:val="right"/>
+          </w:pPr>
+          <w:r>
+            <w:drawing>
+              <wp:inline xmlns:a="http://schemas.openxmlformats.org/drawingml/2006/main" xmlns:pic="http://schemas.openxmlformats.org/drawingml/2006/picture">
+                <wp:extent cx="251460" cy="252729"/>
+                <wp:docPr id="6" name="Picture 6"/>
+                <wp:cNvGraphicFramePr>
+                  <a:graphicFrameLocks noChangeAspect="1"/>
+                </wp:cNvGraphicFramePr>
+                <a:graphic>
+                  <a:graphicData uri="http://schemas.openxmlformats.org/drawingml/2006/picture">
+                    <pic:pic>
+                      <pic:nvPicPr>
+                        <pic:cNvPr id="0" name="image.png"/>
+                        <pic:cNvPicPr/>
+                      </pic:nvPicPr>
+                      <pic:blipFill>
+                        <a:blip r:embed="rId15"/>
+                        <a:stretch>
+                          <a:fillRect/>
+                        </a:stretch>
+                      </pic:blipFill>
+                      <pic:spPr>
+                        <a:xfrm>
+                          <a:off x="0" y="0"/>
+                          <a:ext cx="251460" cy="252729"/>
+                        </a:xfrm>
+                        <a:prstGeom prst="rect"/>
+                      </pic:spPr>
+                    </pic:pic>
+                  </a:graphicData>
+                </a:graphic>
+              </wp:inline>
+            </w:drawing>
+          </w:r>
+        </w:p>
+      </w:tc>
+      <w:tc>
+        <w:tcPr>
+          <w:tcW w:type="dxa" w:w="2600"/>
+          <w:tcBorders/>
+          <w:tcMar>
+            <w:start w:w="0" w:type="dxa"/>
+            <w:end w:w="0" w:type="dxa"/>
+          </w:tcMar>
+        </w:tcPr>
+        <w:p>
+          <w:pPr>
+            <w:autoSpaceDN w:val="0"/>
+            <w:autoSpaceDE w:val="0"/>
+            <w:widowControl/>
+            <w:spacing w:line="175" w:lineRule="auto" w:before="46" w:after="0"/>
+            <w:ind w:left="112" w:right="0" w:firstLine="0"/>
+            <w:jc w:val="left"/>
+          </w:pPr>
+          <w:r>
+            <w:rPr>
+              <w:rFonts w:ascii="Myanmar Text" w:hAnsi="Myanmar Text" w:eastAsia="Myanmar Text"/>
+              <w:b w:val="0"/>
+              <w:i w:val="0"/>
+              <w:color w:val="A09F9F"/>
+              <w:sz w:val="18"/>
+            </w:rPr>
+            <w:t>Phone: +9712 6666898</w:t>
+          </w:r>
+        </w:p>
+      </w:tc>
+    </w:tr>
+    <w:tr>
+      <w:trPr>
+        <w:trHeight w:hRule="exact" w:val="220"/>
+      </w:trPr>
+      <w:tc>
+        <w:tcPr>
+          <w:tcW w:type="dxa" w:w="1504"/>
+          <w:vMerge/>
+          <w:tcBorders/>
+        </w:tcPr>
+        <w:p/>
+      </w:tc>
+      <w:tc>
+        <w:tcPr>
+          <w:tcW w:type="dxa" w:w="1504"/>
+          <w:vMerge/>
+          <w:tcBorders/>
+        </w:tcPr>
+        <w:p/>
+      </w:tc>
+      <w:tc>
+        <w:tcPr>
+          <w:tcW w:type="dxa" w:w="1504"/>
+          <w:vMerge/>
+          <w:tcBorders/>
+        </w:tcPr>
+        <w:p/>
+      </w:tc>
+      <w:tc>
+        <w:tcPr>
+          <w:tcW w:type="dxa" w:w="2200"/>
+          <w:tcBorders/>
+          <w:tcMar>
+            <w:start w:w="0" w:type="dxa"/>
+            <w:end w:w="0" w:type="dxa"/>
+          </w:tcMar>
+        </w:tcPr>
+        <w:p>
+          <w:pPr>
+            <w:autoSpaceDN w:val="0"/>
+            <w:autoSpaceDE w:val="0"/>
+            <w:widowControl/>
+            <w:spacing w:line="175" w:lineRule="auto" w:before="0" w:after="0"/>
+            <w:ind w:left="152" w:right="0" w:firstLine="0"/>
+            <w:jc w:val="left"/>
+          </w:pPr>
+          <w:r>
+            <w:rPr>
+              <w:rFonts w:ascii="Myanmar Text" w:hAnsi="Myanmar Text" w:eastAsia="Myanmar Text"/>
+              <w:b w:val="0"/>
+              <w:i w:val="0"/>
+              <w:color w:val="A09F9F"/>
+              <w:sz w:val="18"/>
+            </w:rPr>
+            <w:hyperlink r:id="rId16" w:history="1">
+              <w:r>
+                <w:rPr>
+                  <w:rStyle w:val="Hyperlink"/>
+                </w:rPr>
+                <w:t>www.gss-group.net</w:t>
+              </w:r>
+            </w:hyperlink>
+          </w:r>
+        </w:p>
+      </w:tc>
+      <w:tc>
+        <w:tcPr>
+          <w:tcW w:type="dxa" w:w="1504"/>
+          <w:vMerge/>
+          <w:tcBorders/>
+        </w:tcPr>
+        <w:p/>
+      </w:tc>
+      <w:tc>
+        <w:tcPr>
+          <w:tcW w:type="dxa" w:w="2600"/>
+          <w:tcBorders/>
+          <w:tcMar>
+            <w:start w:w="0" w:type="dxa"/>
+            <w:end w:w="0" w:type="dxa"/>
+          </w:tcMar>
+        </w:tcPr>
+        <w:p>
+          <w:pPr>
+            <w:autoSpaceDN w:val="0"/>
+            <w:autoSpaceDE w:val="0"/>
+            <w:widowControl/>
+            <w:spacing w:line="240" w:lineRule="auto" w:before="0" w:after="0"/>
+            <w:ind w:left="112" w:right="0" w:firstLine="0"/>
+            <w:jc w:val="left"/>
+          </w:pPr>
+          <w:r>
+            <w:rPr>
+              <w:rFonts w:ascii="Gill Sans MT" w:hAnsi="Gill Sans MT" w:eastAsia="Gill Sans MT"/>
+              <w:b w:val="0"/>
+              <w:i w:val="0"/>
+              <w:color w:val="A09F9F"/>
+              <w:sz w:val="19"/>
+            </w:rPr>
+            <w:t>Fax: +971 2 666 8980</w:t>
+          </w:r>
+        </w:p>
+      </w:tc>
+    </w:tr>
+  </w:tbl>
+  <w:p>
+    <w:pPr>
+      <w:spacing w:before="0" w:after="0" w:line="14" w:lineRule="exact"/>
+    </w:pPr>
+  </w:p>
+</w:ftr>
 </file>
 
 <file path=word/numbering.xml><?xml version="1.0" encoding="utf-8"?>
